--- a/Project6/说明文档.docx
+++ b/Project6/说明文档.docx
@@ -2,9 +2,4944 @@
 <file path=word/document.xml><?xml version="1.0" encoding="utf-8"?>
 <w:document xmlns:wpc="http://schemas.microsoft.com/office/word/2010/wordprocessingCanvas" xmlns:cx="http://schemas.microsoft.com/office/drawing/2014/chartex" xmlns:cx1="http://schemas.microsoft.com/office/drawing/2015/9/8/chartex" xmlns:cx2="http://schemas.microsoft.com/office/drawing/2015/10/21/chartex" xmlns:cx3="http://schemas.microsoft.com/office/drawing/2016/5/9/chartex" xmlns:cx4="http://schemas.microsoft.com/office/drawing/2016/5/10/chartex" xmlns:cx5="http://schemas.microsoft.com/office/drawing/2016/5/11/chartex" xmlns:cx6="http://schemas.microsoft.com/office/drawing/2016/5/12/chartex" xmlns:cx7="http://schemas.microsoft.com/office/drawing/2016/5/13/chartex" xmlns:cx8="http://schemas.microsoft.com/office/drawing/2016/5/14/chartex" xmlns:mc="http://schemas.openxmlformats.org/markup-compatibility/2006" xmlns:aink="http://schemas.microsoft.com/office/drawing/2016/ink" xmlns:am3d="http://schemas.microsoft.com/office/drawing/2017/model3d" xmlns:o="urn:schemas-microsoft-com:office:office" xmlns:oel="http://schemas.microsoft.com/office/2019/extlst" xmlns:r="http://schemas.openxmlformats.org/officeDocument/2006/relationships" xmlns:m="http://schemas.openxmlformats.org/officeDocument/2006/math" xmlns:v="urn:schemas-microsoft-com:vml" xmlns:wp14="http://schemas.microsoft.com/office/word/2010/wordprocessingDrawing" xmlns:wp="http://schemas.openxmlformats.org/drawingml/2006/wordprocessingDrawing" xmlns:w10="urn:schemas-microsoft-com:office:word" xmlns:w="http://schemas.openxmlformats.org/wordprocessingml/2006/main" xmlns:w14="http://schemas.microsoft.com/office/word/2010/wordml" xmlns:w15="http://schemas.microsoft.com/office/word/2012/wordml" xmlns:w16cex="http://schemas.microsoft.com/office/word/2018/wordml/cex" xmlns:w16cid="http://schemas.microsoft.com/office/word/2016/wordml/cid" xmlns:w16="http://schemas.microsoft.com/office/word/2018/wordml" xmlns:w16du="http://schemas.microsoft.com/office/word/2023/wordml/word16du" xmlns:w16sdtdh="http://schemas.microsoft.com/office/word/2020/wordml/sdtdatahash" xmlns:w16sdtfl="http://schemas.microsoft.com/office/word/2024/wordml/sdtformatlock" xmlns:w16se="http://schemas.microsoft.com/office/word/2015/wordml/symex" xmlns:wpg="http://schemas.microsoft.com/office/word/2010/wordprocessingGroup" xmlns:wpi="http://schemas.microsoft.com/office/word/2010/wordprocessingInk" xmlns:wne="http://schemas.microsoft.com/office/word/2006/wordml" xmlns:wps="http://schemas.microsoft.com/office/word/2010/wordprocessingShape" mc:Ignorable="w14 w15 w16se w16cid w16 w16cex w16sdtdh w16sdtfl w16du wp14">
   <w:body>
+    <w:p>
+      <w:r>
+        <w:t>以下是对论文</w:t>
+      </w:r>
+      <w:r>
+        <w:t xml:space="preserve"> Section 3.1 (Figure 2) </w:t>
+      </w:r>
+      <w:r>
+        <w:t>中</w:t>
+      </w:r>
+      <w:r>
+        <w:t xml:space="preserve"> DDH-based Private Intersection-Sum </w:t>
+      </w:r>
+      <w:r>
+        <w:t>协议的数学推导与表示，结合提供的代码实现进行分析：</w:t>
+      </w:r>
+    </w:p>
+    <w:p>
+      <w:pPr>
+        <w:rPr>
+          <w:b/>
+          <w:bCs/>
+        </w:rPr>
+      </w:pPr>
+      <w:r>
+        <w:rPr>
+          <w:b/>
+          <w:bCs/>
+        </w:rPr>
+        <w:t>协议数学表示</w:t>
+      </w:r>
+    </w:p>
+    <w:p>
+      <w:r>
+        <w:t>设两方为</w:t>
+      </w:r>
+      <w:r>
+        <w:t> </w:t>
+      </w:r>
+      <m:oMath>
+        <m:sSub>
+          <m:sSubPr>
+            <m:ctrlPr>
+              <w:rPr>
+                <w:rFonts w:ascii="Cambria Math" w:hAnsi="Cambria Math" w:cs="Cambria Math"/>
+                <w:i/>
+                <w:iCs/>
+              </w:rPr>
+            </m:ctrlPr>
+          </m:sSubPr>
+          <m:e>
+            <m:r>
+              <w:rPr>
+                <w:rFonts w:ascii="Cambria Math" w:hAnsi="Cambria Math"/>
+              </w:rPr>
+              <m:t>P</m:t>
+            </m:r>
+            <m:ctrlPr>
+              <w:rPr>
+                <w:rFonts w:ascii="Cambria Math" w:hAnsi="Cambria Math"/>
+                <w:i/>
+                <w:iCs/>
+              </w:rPr>
+            </m:ctrlPr>
+          </m:e>
+          <m:sub>
+            <m:r>
+              <w:rPr>
+                <w:rFonts w:ascii="Cambria Math" w:hAnsi="Cambria Math"/>
+              </w:rPr>
+              <m:t>1</m:t>
+            </m:r>
+          </m:sub>
+        </m:sSub>
+        <m:r>
+          <w:rPr>
+            <w:rFonts w:ascii="Cambria Math" w:hAnsi="Cambria Math"/>
+          </w:rPr>
+          <m:t>​</m:t>
+        </m:r>
+        <m:r>
+          <w:rPr>
+            <w:rFonts w:ascii="Cambria Math" w:hAnsi="Cambria Math"/>
+          </w:rPr>
+          <m:t> </m:t>
+        </m:r>
+      </m:oMath>
+      <w:r>
+        <w:t>和</w:t>
+      </w:r>
+      <w:r>
+        <w:t> </w:t>
+      </w:r>
+      <m:oMath>
+        <m:sSub>
+          <m:sSubPr>
+            <m:ctrlPr>
+              <w:rPr>
+                <w:rFonts w:ascii="Cambria Math" w:hAnsi="Cambria Math"/>
+                <w:i/>
+              </w:rPr>
+            </m:ctrlPr>
+          </m:sSubPr>
+          <m:e>
+            <m:r>
+              <w:rPr>
+                <w:rFonts w:ascii="Cambria Math" w:hAnsi="Cambria Math"/>
+              </w:rPr>
+              <m:t>P</m:t>
+            </m:r>
+          </m:e>
+          <m:sub>
+            <m:r>
+              <w:rPr>
+                <w:rFonts w:ascii="Cambria Math" w:hAnsi="Cambria Math"/>
+              </w:rPr>
+              <m:t>2</m:t>
+            </m:r>
+          </m:sub>
+        </m:sSub>
+      </m:oMath>
+      <w:r>
+        <w:t>​</w:t>
+      </w:r>
+      <w:r>
+        <w:t>：</w:t>
+      </w:r>
+    </w:p>
+    <w:p>
+      <w:pPr>
+        <w:numPr>
+          <w:ilvl w:val="0"/>
+          <w:numId w:val="10"/>
+        </w:numPr>
+      </w:pPr>
+      <m:oMath>
+        <m:sSub>
+          <m:sSubPr>
+            <m:ctrlPr>
+              <w:rPr>
+                <w:rFonts w:ascii="Cambria Math" w:hAnsi="Cambria Math"/>
+                <w:i/>
+                <w:iCs/>
+              </w:rPr>
+            </m:ctrlPr>
+          </m:sSubPr>
+          <m:e>
+            <m:r>
+              <w:rPr>
+                <w:rFonts w:ascii="Cambria Math" w:hAnsi="Cambria Math"/>
+              </w:rPr>
+              <m:t>P</m:t>
+            </m:r>
+          </m:e>
+          <m:sub>
+            <m:r>
+              <w:rPr>
+                <w:rFonts w:ascii="Cambria Math" w:hAnsi="Cambria Math"/>
+              </w:rPr>
+              <m:t>1</m:t>
+            </m:r>
+          </m:sub>
+        </m:sSub>
+        <m:r>
+          <w:rPr>
+            <w:rFonts w:ascii="Cambria Math" w:hAnsi="Cambria Math"/>
+          </w:rPr>
+          <m:t>​</m:t>
+        </m:r>
+      </m:oMath>
+      <w:r>
+        <w:t> </w:t>
+      </w:r>
+      <w:r>
+        <w:t>持有标识集合</w:t>
+      </w:r>
+      <w:r>
+        <w:t> </w:t>
+      </w:r>
+      <m:oMath>
+        <m:r>
+          <w:rPr>
+            <w:rFonts w:ascii="Cambria Math" w:hAnsi="Cambria Math"/>
+          </w:rPr>
+          <m:t>V=</m:t>
+        </m:r>
+        <m:sSubSup>
+          <m:sSubSupPr>
+            <m:ctrlPr>
+              <w:rPr>
+                <w:rFonts w:ascii="Cambria Math" w:hAnsi="Cambria Math"/>
+                <w:i/>
+              </w:rPr>
+            </m:ctrlPr>
+          </m:sSubSupPr>
+          <m:e>
+            <m:d>
+              <m:dPr>
+                <m:begChr m:val="{"/>
+                <m:endChr m:val="}"/>
+                <m:ctrlPr>
+                  <w:rPr>
+                    <w:rFonts w:ascii="Cambria Math" w:hAnsi="Cambria Math"/>
+                    <w:i/>
+                  </w:rPr>
+                </m:ctrlPr>
+              </m:dPr>
+              <m:e>
+                <m:sSub>
+                  <m:sSubPr>
+                    <m:ctrlPr>
+                      <w:rPr>
+                        <w:rFonts w:ascii="Cambria Math" w:hAnsi="Cambria Math"/>
+                        <w:i/>
+                      </w:rPr>
+                    </m:ctrlPr>
+                  </m:sSubPr>
+                  <m:e>
+                    <m:r>
+                      <w:rPr>
+                        <w:rFonts w:ascii="Cambria Math" w:hAnsi="Cambria Math"/>
+                      </w:rPr>
+                      <m:t>v</m:t>
+                    </m:r>
+                  </m:e>
+                  <m:sub>
+                    <m:r>
+                      <w:rPr>
+                        <w:rFonts w:ascii="Cambria Math" w:hAnsi="Cambria Math"/>
+                      </w:rPr>
+                      <m:t>i</m:t>
+                    </m:r>
+                  </m:sub>
+                </m:sSub>
+              </m:e>
+            </m:d>
+          </m:e>
+          <m:sub>
+            <m:r>
+              <w:rPr>
+                <w:rFonts w:ascii="Cambria Math" w:hAnsi="Cambria Math"/>
+              </w:rPr>
+              <m:t>i=1</m:t>
+            </m:r>
+          </m:sub>
+          <m:sup>
+            <m:sSub>
+              <m:sSubPr>
+                <m:ctrlPr>
+                  <w:rPr>
+                    <w:rFonts w:ascii="Cambria Math" w:hAnsi="Cambria Math"/>
+                    <w:i/>
+                  </w:rPr>
+                </m:ctrlPr>
+              </m:sSubPr>
+              <m:e>
+                <m:r>
+                  <w:rPr>
+                    <w:rFonts w:ascii="Cambria Math" w:hAnsi="Cambria Math"/>
+                  </w:rPr>
+                  <m:t>m</m:t>
+                </m:r>
+              </m:e>
+              <m:sub>
+                <m:r>
+                  <w:rPr>
+                    <w:rFonts w:ascii="Cambria Math" w:hAnsi="Cambria Math"/>
+                  </w:rPr>
+                  <m:t>1</m:t>
+                </m:r>
+              </m:sub>
+            </m:sSub>
+          </m:sup>
+        </m:sSubSup>
+      </m:oMath>
+    </w:p>
+    <w:p>
+      <w:pPr>
+        <w:numPr>
+          <w:ilvl w:val="0"/>
+          <w:numId w:val="10"/>
+        </w:numPr>
+      </w:pPr>
+      <m:oMath>
+        <m:sSub>
+          <m:sSubPr>
+            <m:ctrlPr>
+              <w:rPr>
+                <w:rFonts w:ascii="Cambria Math" w:hAnsi="Cambria Math"/>
+                <w:i/>
+              </w:rPr>
+            </m:ctrlPr>
+          </m:sSubPr>
+          <m:e>
+            <m:r>
+              <w:rPr>
+                <w:rFonts w:ascii="Cambria Math" w:hAnsi="Cambria Math"/>
+              </w:rPr>
+              <m:t>P</m:t>
+            </m:r>
+          </m:e>
+          <m:sub>
+            <m:r>
+              <w:rPr>
+                <w:rFonts w:ascii="Cambria Math" w:hAnsi="Cambria Math"/>
+              </w:rPr>
+              <m:t>2</m:t>
+            </m:r>
+          </m:sub>
+        </m:sSub>
+      </m:oMath>
+      <w:r>
+        <w:t> </w:t>
+      </w:r>
+      <w:r>
+        <w:t>持有键值对集合</w:t>
+      </w:r>
+      <m:oMath>
+        <m:r>
+          <w:rPr>
+            <w:rFonts w:ascii="Cambria Math" w:hAnsi="Cambria Math"/>
+          </w:rPr>
+          <m:t> </m:t>
+        </m:r>
+        <m:r>
+          <w:rPr>
+            <w:rFonts w:ascii="Cambria Math" w:hAnsi="Cambria Math"/>
+          </w:rPr>
+          <m:t>W=</m:t>
+        </m:r>
+        <m:sSubSup>
+          <m:sSubSupPr>
+            <m:ctrlPr>
+              <w:rPr>
+                <w:rFonts w:ascii="Cambria Math" w:hAnsi="Cambria Math"/>
+                <w:i/>
+              </w:rPr>
+            </m:ctrlPr>
+          </m:sSubSupPr>
+          <m:e>
+            <m:r>
+              <w:rPr>
+                <w:rFonts w:ascii="Cambria Math" w:hAnsi="Cambria Math"/>
+              </w:rPr>
+              <m:t>{(</m:t>
+            </m:r>
+            <m:sSub>
+              <m:sSubPr>
+                <m:ctrlPr>
+                  <w:rPr>
+                    <w:rFonts w:ascii="Cambria Math" w:hAnsi="Cambria Math"/>
+                    <w:i/>
+                    <w:iCs/>
+                  </w:rPr>
+                </m:ctrlPr>
+              </m:sSubPr>
+              <m:e>
+                <m:r>
+                  <w:rPr>
+                    <w:rFonts w:ascii="Cambria Math" w:hAnsi="Cambria Math"/>
+                  </w:rPr>
+                  <m:t>w</m:t>
+                </m:r>
+                <m:ctrlPr>
+                  <w:rPr>
+                    <w:rFonts w:ascii="Cambria Math" w:hAnsi="Cambria Math"/>
+                    <w:i/>
+                  </w:rPr>
+                </m:ctrlPr>
+              </m:e>
+              <m:sub>
+                <m:r>
+                  <w:rPr>
+                    <w:rFonts w:ascii="Cambria Math" w:hAnsi="Cambria Math"/>
+                  </w:rPr>
+                  <m:t>j</m:t>
+                </m:r>
+              </m:sub>
+            </m:sSub>
+            <m:r>
+              <w:rPr>
+                <w:rFonts w:ascii="Cambria Math" w:hAnsi="Cambria Math"/>
+              </w:rPr>
+              <m:t>​</m:t>
+            </m:r>
+            <m:r>
+              <m:rPr>
+                <m:sty m:val="bi"/>
+              </m:rPr>
+              <w:rPr>
+                <w:rFonts w:ascii="Cambria Math" w:hAnsi="Cambria Math"/>
+              </w:rPr>
+              <m:t>,</m:t>
+            </m:r>
+            <m:sSub>
+              <m:sSubPr>
+                <m:ctrlPr>
+                  <w:rPr>
+                    <w:rFonts w:ascii="Cambria Math" w:hAnsi="Cambria Math"/>
+                    <w:i/>
+                    <w:iCs/>
+                  </w:rPr>
+                </m:ctrlPr>
+              </m:sSubPr>
+              <m:e>
+                <m:r>
+                  <w:rPr>
+                    <w:rFonts w:ascii="Cambria Math" w:hAnsi="Cambria Math"/>
+                  </w:rPr>
+                  <m:t>t</m:t>
+                </m:r>
+                <m:ctrlPr>
+                  <w:rPr>
+                    <w:rFonts w:ascii="Cambria Math" w:hAnsi="Cambria Math"/>
+                    <w:b/>
+                    <w:bCs/>
+                    <w:i/>
+                  </w:rPr>
+                </m:ctrlPr>
+              </m:e>
+              <m:sub>
+                <m:r>
+                  <w:rPr>
+                    <w:rFonts w:ascii="Cambria Math" w:hAnsi="Cambria Math"/>
+                  </w:rPr>
+                  <m:t>j</m:t>
+                </m:r>
+              </m:sub>
+            </m:sSub>
+            <m:r>
+              <w:rPr>
+                <w:rFonts w:ascii="Cambria Math" w:hAnsi="Cambria Math"/>
+              </w:rPr>
+              <m:t>​)}</m:t>
+            </m:r>
+          </m:e>
+          <m:sub>
+            <m:r>
+              <w:rPr>
+                <w:rFonts w:ascii="Cambria Math" w:hAnsi="Cambria Math"/>
+              </w:rPr>
+              <m:t>j=1</m:t>
+            </m:r>
+          </m:sub>
+          <m:sup>
+            <m:sSub>
+              <m:sSubPr>
+                <m:ctrlPr>
+                  <w:rPr>
+                    <w:rFonts w:ascii="Cambria Math" w:hAnsi="Cambria Math"/>
+                    <w:i/>
+                  </w:rPr>
+                </m:ctrlPr>
+              </m:sSubPr>
+              <m:e>
+                <m:r>
+                  <w:rPr>
+                    <w:rFonts w:ascii="Cambria Math" w:hAnsi="Cambria Math"/>
+                  </w:rPr>
+                  <m:t>m</m:t>
+                </m:r>
+              </m:e>
+              <m:sub>
+                <m:r>
+                  <w:rPr>
+                    <w:rFonts w:ascii="Cambria Math" w:hAnsi="Cambria Math"/>
+                  </w:rPr>
+                  <m:t>2</m:t>
+                </m:r>
+              </m:sub>
+            </m:sSub>
+          </m:sup>
+        </m:sSubSup>
+        <m:r>
+          <w:rPr>
+            <w:rFonts w:ascii="Cambria Math" w:hAnsi="Cambria Math"/>
+          </w:rPr>
+          <m:t>​​</m:t>
+        </m:r>
+      </m:oMath>
+    </w:p>
+    <w:p>
+      <w:pPr>
+        <w:rPr>
+          <w:b/>
+          <w:bCs/>
+        </w:rPr>
+      </w:pPr>
+      <w:r>
+        <w:rPr>
+          <w:b/>
+          <w:bCs/>
+        </w:rPr>
+        <w:t>密码学基础</w:t>
+      </w:r>
+    </w:p>
+    <w:p>
+      <w:pPr>
+        <w:numPr>
+          <w:ilvl w:val="0"/>
+          <w:numId w:val="11"/>
+        </w:numPr>
+      </w:pPr>
+      <w:r>
+        <w:t>​</w:t>
+      </w:r>
+      <w:r>
+        <w:rPr>
+          <w:b/>
+          <w:bCs/>
+        </w:rPr>
+        <w:t>​</w:t>
+      </w:r>
+      <w:r>
+        <w:rPr>
+          <w:b/>
+          <w:bCs/>
+        </w:rPr>
+        <w:t>椭圆曲线参数</w:t>
+      </w:r>
+      <w:r>
+        <w:rPr>
+          <w:b/>
+          <w:bCs/>
+        </w:rPr>
+        <w:t>​</w:t>
+      </w:r>
+      <w:r>
+        <w:t>​</w:t>
+      </w:r>
+      <w:r>
+        <w:t>：</w:t>
+      </w:r>
+    </w:p>
+    <w:p>
+      <w:pPr>
+        <w:numPr>
+          <w:ilvl w:val="1"/>
+          <w:numId w:val="11"/>
+        </w:numPr>
+      </w:pPr>
+      <w:r>
+        <w:t>素数域</w:t>
+      </w:r>
+      <m:oMath>
+        <m:sSub>
+          <m:sSubPr>
+            <m:ctrlPr>
+              <w:rPr>
+                <w:rFonts w:ascii="Cambria Math" w:hAnsi="Cambria Math"/>
+                <w:i/>
+              </w:rPr>
+            </m:ctrlPr>
+          </m:sSubPr>
+          <m:e>
+            <m:r>
+              <w:rPr>
+                <w:rFonts w:ascii="Cambria Math" w:hAnsi="Cambria Math"/>
+              </w:rPr>
+              <m:t>F</m:t>
+            </m:r>
+          </m:e>
+          <m:sub>
+            <m:r>
+              <w:rPr>
+                <w:rFonts w:ascii="Cambria Math" w:hAnsi="Cambria Math"/>
+              </w:rPr>
+              <m:t>p</m:t>
+            </m:r>
+          </m:sub>
+        </m:sSub>
+      </m:oMath>
+      <w:r>
+        <w:t>，其中</w:t>
+      </w:r>
+      <w:r>
+        <w:t> </w:t>
+      </w:r>
+      <w:r>
+        <w:rPr>
+          <w:i/>
+          <w:iCs/>
+        </w:rPr>
+        <w:t>p</w:t>
+      </w:r>
+      <w:r>
+        <w:t> </w:t>
+      </w:r>
+      <w:r>
+        <w:t>为大素数</w:t>
+      </w:r>
+    </w:p>
+    <w:p>
+      <w:pPr>
+        <w:numPr>
+          <w:ilvl w:val="1"/>
+          <w:numId w:val="11"/>
+        </w:numPr>
+      </w:pPr>
+      <w:r>
+        <w:t>椭圆曲线方程：</w:t>
+      </w:r>
+      <m:oMath>
+        <m:sSup>
+          <m:sSupPr>
+            <m:ctrlPr>
+              <w:rPr>
+                <w:rFonts w:ascii="Cambria Math" w:hAnsi="Cambria Math"/>
+                <w:i/>
+                <w:iCs/>
+              </w:rPr>
+            </m:ctrlPr>
+          </m:sSupPr>
+          <m:e>
+            <m:r>
+              <w:rPr>
+                <w:rFonts w:ascii="Cambria Math" w:hAnsi="Cambria Math"/>
+              </w:rPr>
+              <m:t>y</m:t>
+            </m:r>
+          </m:e>
+          <m:sup>
+            <m:r>
+              <w:rPr>
+                <w:rFonts w:ascii="Cambria Math" w:hAnsi="Cambria Math"/>
+              </w:rPr>
+              <m:t>2</m:t>
+            </m:r>
+          </m:sup>
+        </m:sSup>
+        <m:r>
+          <w:rPr>
+            <w:rFonts w:ascii="Cambria Math" w:hAnsi="Cambria Math"/>
+          </w:rPr>
+          <m:t>=</m:t>
+        </m:r>
+        <m:sSup>
+          <m:sSupPr>
+            <m:ctrlPr>
+              <w:rPr>
+                <w:rFonts w:ascii="Cambria Math" w:hAnsi="Cambria Math"/>
+                <w:i/>
+                <w:iCs/>
+              </w:rPr>
+            </m:ctrlPr>
+          </m:sSupPr>
+          <m:e>
+            <m:r>
+              <w:rPr>
+                <w:rFonts w:ascii="Cambria Math" w:hAnsi="Cambria Math"/>
+              </w:rPr>
+              <m:t>x</m:t>
+            </m:r>
+          </m:e>
+          <m:sup>
+            <m:r>
+              <w:rPr>
+                <w:rFonts w:ascii="Cambria Math" w:hAnsi="Cambria Math"/>
+              </w:rPr>
+              <m:t>3</m:t>
+            </m:r>
+          </m:sup>
+        </m:sSup>
+        <m:r>
+          <w:rPr>
+            <w:rFonts w:ascii="Cambria Math" w:hAnsi="Cambria Math"/>
+          </w:rPr>
+          <m:t>+</m:t>
+        </m:r>
+        <m:r>
+          <w:rPr>
+            <w:rFonts w:ascii="Cambria Math" w:hAnsi="Cambria Math"/>
+          </w:rPr>
+          <m:t>ax</m:t>
+        </m:r>
+        <m:r>
+          <w:rPr>
+            <w:rFonts w:ascii="Cambria Math" w:hAnsi="Cambria Math"/>
+          </w:rPr>
+          <m:t>+</m:t>
+        </m:r>
+        <m:r>
+          <w:rPr>
+            <w:rFonts w:ascii="Cambria Math" w:hAnsi="Cambria Math"/>
+          </w:rPr>
+          <m:t>b</m:t>
+        </m:r>
+        <m:r>
+          <w:rPr>
+            <w:rFonts w:ascii="Cambria Math" w:hAnsi="Cambria Math"/>
+          </w:rPr>
+          <m:t xml:space="preserve"> </m:t>
+        </m:r>
+        <m:r>
+          <w:rPr>
+            <w:rFonts w:ascii="Cambria Math" w:hAnsi="Cambria Math"/>
+          </w:rPr>
+          <m:t>mod</m:t>
+        </m:r>
+        <m:r>
+          <w:rPr>
+            <w:rFonts w:ascii="Cambria Math" w:hAnsi="Cambria Math"/>
+          </w:rPr>
+          <m:t xml:space="preserve"> </m:t>
+        </m:r>
+        <m:r>
+          <w:rPr>
+            <w:rFonts w:ascii="Cambria Math" w:hAnsi="Cambria Math"/>
+          </w:rPr>
+          <m:t>p</m:t>
+        </m:r>
+      </m:oMath>
+    </w:p>
+    <w:p>
+      <w:pPr>
+        <w:numPr>
+          <w:ilvl w:val="1"/>
+          <w:numId w:val="11"/>
+        </w:numPr>
+      </w:pPr>
+      <w:r>
+        <w:t>基点</w:t>
+      </w:r>
+      <w:r>
+        <w:t> </w:t>
+      </w:r>
+      <m:oMath>
+        <m:r>
+          <w:rPr>
+            <w:rFonts w:ascii="Cambria Math" w:hAnsi="Cambria Math"/>
+          </w:rPr>
+          <m:t>G</m:t>
+        </m:r>
+      </m:oMath>
+      <w:r>
+        <w:t>，阶为</w:t>
+      </w:r>
+      <w:r>
+        <w:t> </w:t>
+      </w:r>
+      <w:r>
+        <w:rPr>
+          <w:i/>
+          <w:iCs/>
+        </w:rPr>
+        <w:t>n</w:t>
+      </w:r>
+      <w:r>
+        <w:t>（代码中使用</w:t>
+      </w:r>
+      <w:r>
+        <w:t xml:space="preserve"> NIST P-256 </w:t>
+      </w:r>
+      <w:r>
+        <w:t>曲线）</w:t>
+      </w:r>
+    </w:p>
+    <w:p>
+      <w:pPr>
+        <w:numPr>
+          <w:ilvl w:val="0"/>
+          <w:numId w:val="11"/>
+        </w:numPr>
+      </w:pPr>
+      <w:r>
+        <w:t>​</w:t>
+      </w:r>
+      <w:r>
+        <w:rPr>
+          <w:b/>
+          <w:bCs/>
+        </w:rPr>
+        <w:t>​</w:t>
+      </w:r>
+      <w:r>
+        <w:rPr>
+          <w:b/>
+          <w:bCs/>
+        </w:rPr>
+        <w:t>哈希函数</w:t>
+      </w:r>
+      <w:r>
+        <w:rPr>
+          <w:b/>
+          <w:bCs/>
+        </w:rPr>
+        <w:t>​</w:t>
+      </w:r>
+      <w:r>
+        <w:t>​</w:t>
+      </w:r>
+      <w:r>
+        <w:t>：</w:t>
+      </w:r>
+    </w:p>
+    <w:p>
+      <w:pPr>
+        <w:numPr>
+          <w:ilvl w:val="1"/>
+          <w:numId w:val="11"/>
+        </w:numPr>
+      </w:pPr>
+      <m:oMath>
+        <m:r>
+          <w:rPr>
+            <w:rFonts w:ascii="Cambria Math" w:hAnsi="Cambria Math"/>
+          </w:rPr>
+          <m:t>H:</m:t>
+        </m:r>
+        <m:r>
+          <w:rPr>
+            <w:rFonts w:ascii="Cambria Math" w:hAnsi="Cambria Math"/>
+          </w:rPr>
+          <m:t>U</m:t>
+        </m:r>
+        <m:r>
+          <w:rPr>
+            <w:rFonts w:ascii="Cambria Math" w:hAnsi="Cambria Math"/>
+          </w:rPr>
+          <m:t>→E</m:t>
+        </m:r>
+        <m:r>
+          <w:rPr>
+            <w:rFonts w:ascii="Cambria Math" w:hAnsi="Cambria Math"/>
+          </w:rPr>
+          <m:t>(</m:t>
+        </m:r>
+        <m:sSub>
+          <m:sSubPr>
+            <m:ctrlPr>
+              <w:rPr>
+                <w:rFonts w:ascii="Cambria Math" w:hAnsi="Cambria Math"/>
+                <w:i/>
+              </w:rPr>
+            </m:ctrlPr>
+          </m:sSubPr>
+          <m:e>
+            <m:r>
+              <w:rPr>
+                <w:rFonts w:ascii="Cambria Math" w:hAnsi="Cambria Math"/>
+              </w:rPr>
+              <m:t>F</m:t>
+            </m:r>
+          </m:e>
+          <m:sub>
+            <m:r>
+              <w:rPr>
+                <w:rFonts w:ascii="Cambria Math" w:hAnsi="Cambria Math"/>
+              </w:rPr>
+              <m:t>p</m:t>
+            </m:r>
+          </m:sub>
+        </m:sSub>
+        <m:r>
+          <w:rPr>
+            <w:rFonts w:ascii="Cambria Math" w:hAnsi="Cambria Math"/>
+          </w:rPr>
+          <m:t>​)</m:t>
+        </m:r>
+      </m:oMath>
+      <w:r>
+        <w:t>（标识到椭圆曲线点的映射）</w:t>
+      </w:r>
+    </w:p>
+    <w:p>
+      <w:pPr>
+        <w:numPr>
+          <w:ilvl w:val="1"/>
+          <w:numId w:val="11"/>
+        </w:numPr>
+      </w:pPr>
+      <w:r>
+        <w:t>实现</w:t>
+      </w:r>
+      <w:r>
+        <w:rPr>
+          <w:rFonts w:hint="eastAsia"/>
+        </w:rPr>
+        <w:t>：</w:t>
+      </w:r>
+      <w:proofErr w:type="spellStart"/>
+      <w:r>
+        <w:t>hash_to_point</w:t>
+      </w:r>
+      <w:proofErr w:type="spellEnd"/>
+      <w:r>
+        <w:t>() </w:t>
+      </w:r>
+      <w:r>
+        <w:t>使用</w:t>
+      </w:r>
+      <w:r>
+        <w:t xml:space="preserve"> HKDF-SHA256 </w:t>
+      </w:r>
+      <w:r>
+        <w:t>和</w:t>
+      </w:r>
+      <w:r>
+        <w:t xml:space="preserve"> Tonelli-Shanks </w:t>
+      </w:r>
+      <w:r>
+        <w:t>算法</w:t>
+      </w:r>
+    </w:p>
+    <w:p>
+      <w:pPr>
+        <w:numPr>
+          <w:ilvl w:val="0"/>
+          <w:numId w:val="11"/>
+        </w:numPr>
+      </w:pPr>
+      <w:r>
+        <w:t>​</w:t>
+      </w:r>
+      <w:r>
+        <w:rPr>
+          <w:b/>
+          <w:bCs/>
+        </w:rPr>
+        <w:t>​</w:t>
+      </w:r>
+      <w:r>
+        <w:rPr>
+          <w:b/>
+          <w:bCs/>
+        </w:rPr>
+        <w:t>加法同态加密</w:t>
+      </w:r>
+      <w:r>
+        <w:rPr>
+          <w:b/>
+          <w:bCs/>
+        </w:rPr>
+        <w:t>​</w:t>
+      </w:r>
+      <w:r>
+        <w:t>​</w:t>
+      </w:r>
+      <w:r>
+        <w:t>：</w:t>
+      </w:r>
+    </w:p>
+    <w:p>
+      <w:pPr>
+        <w:numPr>
+          <w:ilvl w:val="1"/>
+          <w:numId w:val="11"/>
+        </w:numPr>
+      </w:pPr>
+      <w:proofErr w:type="spellStart"/>
+      <w:r>
+        <w:t>Paillier</w:t>
+      </w:r>
+      <w:proofErr w:type="spellEnd"/>
+      <w:r>
+        <w:t xml:space="preserve"> </w:t>
+      </w:r>
+      <w:r>
+        <w:t>加密系统：</w:t>
+      </w:r>
+      <m:oMath>
+        <m:r>
+          <w:rPr>
+            <w:rFonts w:ascii="Cambria Math" w:hAnsi="Cambria Math"/>
+          </w:rPr>
+          <m:t>(AGen</m:t>
+        </m:r>
+        <m:r>
+          <m:rPr>
+            <m:sty m:val="bi"/>
+          </m:rPr>
+          <w:rPr>
+            <w:rFonts w:ascii="Cambria Math" w:hAnsi="Cambria Math"/>
+          </w:rPr>
+          <m:t>,</m:t>
+        </m:r>
+        <m:r>
+          <w:rPr>
+            <w:rFonts w:ascii="Cambria Math" w:hAnsi="Cambria Math"/>
+          </w:rPr>
+          <m:t>AEnc</m:t>
+        </m:r>
+        <m:r>
+          <m:rPr>
+            <m:sty m:val="bi"/>
+          </m:rPr>
+          <w:rPr>
+            <w:rFonts w:ascii="Cambria Math" w:hAnsi="Cambria Math"/>
+          </w:rPr>
+          <m:t>,</m:t>
+        </m:r>
+        <m:r>
+          <w:rPr>
+            <w:rFonts w:ascii="Cambria Math" w:hAnsi="Cambria Math"/>
+          </w:rPr>
+          <m:t>ADec</m:t>
+        </m:r>
+        <m:r>
+          <w:rPr>
+            <w:rFonts w:ascii="Cambria Math" w:hAnsi="Cambria Math"/>
+          </w:rPr>
+          <m:t>)</m:t>
+        </m:r>
+      </m:oMath>
+    </w:p>
+    <w:p>
+      <w:pPr>
+        <w:numPr>
+          <w:ilvl w:val="1"/>
+          <w:numId w:val="11"/>
+        </w:numPr>
+      </w:pPr>
+      <w:r>
+        <w:t>满足</w:t>
+      </w:r>
+      <w:r>
+        <w:t> </w:t>
+      </w:r>
+      <m:oMath>
+        <m:r>
+          <w:rPr>
+            <w:rFonts w:ascii="Cambria Math" w:hAnsi="Cambria Math"/>
+          </w:rPr>
+          <m:t>AEnc(</m:t>
+        </m:r>
+        <m:r>
+          <w:rPr>
+            <w:rFonts w:ascii="Cambria Math" w:hAnsi="Cambria Math"/>
+          </w:rPr>
+          <m:t>m</m:t>
+        </m:r>
+        <m:r>
+          <w:rPr>
+            <w:rFonts w:ascii="Cambria Math" w:hAnsi="Cambria Math"/>
+          </w:rPr>
+          <m:t>1</m:t>
+        </m:r>
+        <m:r>
+          <w:rPr>
+            <w:rFonts w:ascii="Cambria Math" w:hAnsi="Cambria Math"/>
+          </w:rPr>
+          <m:t>​)</m:t>
+        </m:r>
+        <m:r>
+          <w:rPr>
+            <w:rFonts w:ascii="Cambria Math" w:hAnsi="Cambria Math" w:cs="Cambria Math"/>
+          </w:rPr>
+          <m:t>⊕</m:t>
+        </m:r>
+        <m:r>
+          <w:rPr>
+            <w:rFonts w:ascii="Cambria Math" w:hAnsi="Cambria Math"/>
+          </w:rPr>
+          <m:t>AEnc(</m:t>
+        </m:r>
+        <m:r>
+          <w:rPr>
+            <w:rFonts w:ascii="Cambria Math" w:hAnsi="Cambria Math"/>
+          </w:rPr>
+          <m:t>m</m:t>
+        </m:r>
+        <m:r>
+          <w:rPr>
+            <w:rFonts w:ascii="Cambria Math" w:hAnsi="Cambria Math"/>
+          </w:rPr>
+          <m:t>2</m:t>
+        </m:r>
+        <m:r>
+          <w:rPr>
+            <w:rFonts w:ascii="Cambria Math" w:hAnsi="Cambria Math"/>
+          </w:rPr>
+          <m:t>​)=</m:t>
+        </m:r>
+        <m:r>
+          <w:rPr>
+            <w:rFonts w:ascii="Cambria Math" w:hAnsi="Cambria Math"/>
+          </w:rPr>
+          <m:t>AEnc(</m:t>
+        </m:r>
+        <m:r>
+          <w:rPr>
+            <w:rFonts w:ascii="Cambria Math" w:hAnsi="Cambria Math"/>
+          </w:rPr>
+          <m:t>m</m:t>
+        </m:r>
+        <m:r>
+          <w:rPr>
+            <w:rFonts w:ascii="Cambria Math" w:hAnsi="Cambria Math"/>
+          </w:rPr>
+          <m:t>1</m:t>
+        </m:r>
+        <m:r>
+          <w:rPr>
+            <w:rFonts w:ascii="Cambria Math" w:hAnsi="Cambria Math"/>
+          </w:rPr>
+          <m:t>​</m:t>
+        </m:r>
+        <m:r>
+          <w:rPr>
+            <w:rFonts w:ascii="Cambria Math" w:hAnsi="Cambria Math"/>
+          </w:rPr>
+          <m:t>+</m:t>
+        </m:r>
+        <m:r>
+          <w:rPr>
+            <w:rFonts w:ascii="Cambria Math" w:hAnsi="Cambria Math"/>
+          </w:rPr>
+          <m:t>m</m:t>
+        </m:r>
+        <m:r>
+          <w:rPr>
+            <w:rFonts w:ascii="Cambria Math" w:hAnsi="Cambria Math"/>
+          </w:rPr>
+          <m:t>2</m:t>
+        </m:r>
+        <m:r>
+          <w:rPr>
+            <w:rFonts w:ascii="Cambria Math" w:hAnsi="Cambria Math"/>
+          </w:rPr>
+          <m:t>​)</m:t>
+        </m:r>
+      </m:oMath>
+    </w:p>
+    <w:p>
+      <w:pPr>
+        <w:rPr>
+          <w:b/>
+          <w:bCs/>
+        </w:rPr>
+      </w:pPr>
+      <w:r>
+        <w:rPr>
+          <w:b/>
+          <w:bCs/>
+        </w:rPr>
+        <w:t>协议流程推导</w:t>
+      </w:r>
+    </w:p>
+    <w:p>
+      <w:r>
+        <w:t>​</w:t>
+      </w:r>
+      <w:r>
+        <w:rPr>
+          <w:b/>
+          <w:bCs/>
+        </w:rPr>
+        <w:t>​Setup​</w:t>
+      </w:r>
+      <w:r>
+        <w:t>​</w:t>
+      </w:r>
+      <w:r>
+        <w:t>：</w:t>
+      </w:r>
+    </w:p>
+    <w:p>
+      <w:pPr>
+        <w:numPr>
+          <w:ilvl w:val="0"/>
+          <w:numId w:val="12"/>
+        </w:numPr>
+      </w:pPr>
+      <w:r>
+        <w:rPr>
+          <w:i/>
+          <w:iCs/>
+        </w:rPr>
+        <w:t>P</w:t>
+      </w:r>
+      <w:r>
+        <w:t>1​ </w:t>
+      </w:r>
+      <w:r>
+        <w:t>随机选择</w:t>
+      </w:r>
+      <m:oMath>
+        <m:sSub>
+          <m:sSubPr>
+            <m:ctrlPr>
+              <w:rPr>
+                <w:rFonts w:ascii="Cambria Math" w:hAnsi="Cambria Math"/>
+                <w:i/>
+              </w:rPr>
+            </m:ctrlPr>
+          </m:sSubPr>
+          <m:e>
+            <m:r>
+              <w:rPr>
+                <w:rFonts w:ascii="Cambria Math" w:hAnsi="Cambria Math"/>
+              </w:rPr>
+              <m:t>k</m:t>
+            </m:r>
+          </m:e>
+          <m:sub>
+            <m:r>
+              <w:rPr>
+                <w:rFonts w:ascii="Cambria Math" w:hAnsi="Cambria Math"/>
+              </w:rPr>
+              <m:t>1</m:t>
+            </m:r>
+          </m:sub>
+        </m:sSub>
+        <m:r>
+          <w:rPr>
+            <w:rFonts w:ascii="Cambria Math" w:hAnsi="Cambria Math"/>
+          </w:rPr>
+          <m:t>←[1,n-1]</m:t>
+        </m:r>
+      </m:oMath>
+    </w:p>
+    <w:p>
+      <w:pPr>
+        <w:numPr>
+          <w:ilvl w:val="0"/>
+          <w:numId w:val="12"/>
+        </w:numPr>
+      </w:pPr>
+      <w:r>
+        <w:rPr>
+          <w:i/>
+          <w:iCs/>
+        </w:rPr>
+        <w:t>P</w:t>
+      </w:r>
+      <w:r>
+        <w:t>2​ </w:t>
+      </w:r>
+      <w:r>
+        <w:t>生成</w:t>
+      </w:r>
+      <w:r>
+        <w:t xml:space="preserve"> </w:t>
+      </w:r>
+      <w:proofErr w:type="spellStart"/>
+      <w:r>
+        <w:t>Paillier</w:t>
+      </w:r>
+      <w:proofErr w:type="spellEnd"/>
+      <w:r>
+        <w:t xml:space="preserve"> </w:t>
+      </w:r>
+      <w:r>
+        <w:t>密钥对</w:t>
+      </w:r>
+      <w:r>
+        <w:t> </w:t>
+      </w:r>
+      <m:oMath>
+        <m:r>
+          <w:rPr>
+            <w:rFonts w:ascii="Cambria Math" w:hAnsi="Cambria Math"/>
+          </w:rPr>
+          <m:t>(</m:t>
+        </m:r>
+        <m:r>
+          <w:rPr>
+            <w:rFonts w:ascii="Cambria Math" w:hAnsi="Cambria Math"/>
+          </w:rPr>
+          <m:t>pk</m:t>
+        </m:r>
+        <m:r>
+          <m:rPr>
+            <m:sty m:val="bi"/>
+          </m:rPr>
+          <w:rPr>
+            <w:rFonts w:ascii="Cambria Math" w:hAnsi="Cambria Math"/>
+          </w:rPr>
+          <m:t>,</m:t>
+        </m:r>
+        <m:r>
+          <w:rPr>
+            <w:rFonts w:ascii="Cambria Math" w:hAnsi="Cambria Math"/>
+          </w:rPr>
+          <m:t>sk)←</m:t>
+        </m:r>
+        <m:r>
+          <w:rPr>
+            <w:rFonts w:ascii="Cambria Math" w:hAnsi="Cambria Math"/>
+          </w:rPr>
+          <m:t>AGen(</m:t>
+        </m:r>
+        <m:r>
+          <w:rPr>
+            <w:rFonts w:ascii="Cambria Math" w:hAnsi="Cambria Math"/>
+          </w:rPr>
+          <m:t>λ)</m:t>
+        </m:r>
+      </m:oMath>
+      <w:r>
+        <w:t> </w:t>
+      </w:r>
+      <w:r>
+        <w:t>并发送</w:t>
+      </w:r>
+      <w:r>
+        <w:t> </w:t>
+      </w:r>
+      <m:oMath>
+        <m:r>
+          <w:rPr>
+            <w:rFonts w:ascii="Cambria Math" w:hAnsi="Cambria Math"/>
+          </w:rPr>
+          <m:t>pk</m:t>
+        </m:r>
+        <m:r>
+          <w:rPr>
+            <w:rFonts w:ascii="Cambria Math" w:hAnsi="Cambria Math"/>
+          </w:rPr>
+          <m:t> </m:t>
+        </m:r>
+      </m:oMath>
+      <w:r>
+        <w:t>给</w:t>
+      </w:r>
+      <w:r>
+        <w:t> </w:t>
+      </w:r>
+      <m:oMath>
+        <m:sSub>
+          <m:sSubPr>
+            <m:ctrlPr>
+              <w:rPr>
+                <w:rFonts w:ascii="Cambria Math" w:hAnsi="Cambria Math"/>
+                <w:i/>
+                <w:iCs/>
+              </w:rPr>
+            </m:ctrlPr>
+          </m:sSubPr>
+          <m:e>
+            <m:r>
+              <w:rPr>
+                <w:rFonts w:ascii="Cambria Math" w:hAnsi="Cambria Math"/>
+              </w:rPr>
+              <m:t>P</m:t>
+            </m:r>
+          </m:e>
+          <m:sub>
+            <m:r>
+              <w:rPr>
+                <w:rFonts w:ascii="Cambria Math" w:hAnsi="Cambria Math"/>
+              </w:rPr>
+              <m:t>1</m:t>
+            </m:r>
+          </m:sub>
+        </m:sSub>
+        <m:r>
+          <w:rPr>
+            <w:rFonts w:ascii="Cambria Math" w:hAnsi="Cambria Math"/>
+          </w:rPr>
+          <m:t>​</m:t>
+        </m:r>
+      </m:oMath>
+    </w:p>
+    <w:p>
+      <w:r>
+        <w:t>​</w:t>
+      </w:r>
+      <w:r>
+        <w:rPr>
+          <w:b/>
+          <w:bCs/>
+        </w:rPr>
+        <w:t>​Round 1 (</w:t>
+      </w:r>
+      <w:r>
+        <w:rPr>
+          <w:b/>
+          <w:bCs/>
+          <w:i/>
+          <w:iCs/>
+        </w:rPr>
+        <w:t>P</w:t>
+      </w:r>
+      <w:r>
+        <w:rPr>
+          <w:b/>
+          <w:bCs/>
+        </w:rPr>
+        <w:t>1​→</w:t>
+      </w:r>
+      <w:r>
+        <w:rPr>
+          <w:b/>
+          <w:bCs/>
+          <w:i/>
+          <w:iCs/>
+        </w:rPr>
+        <w:t>P</w:t>
+      </w:r>
+      <w:r>
+        <w:rPr>
+          <w:b/>
+          <w:bCs/>
+        </w:rPr>
+        <w:t>2​)​</w:t>
+      </w:r>
+      <w:r>
+        <w:t>​</w:t>
+      </w:r>
+      <w:r>
+        <w:t>：</w:t>
+      </w:r>
+      <w:r>
+        <w:br/>
+      </w:r>
+      <m:oMathPara>
+        <m:oMath>
+          <m:r>
+            <w:rPr>
+              <w:rFonts w:ascii="Cambria Math" w:hAnsi="Cambria Math" w:cs="Cambria Math"/>
+            </w:rPr>
+            <m:t>∀</m:t>
+          </m:r>
+          <m:r>
+            <w:rPr>
+              <w:rFonts w:ascii="Cambria Math" w:hAnsi="Cambria Math"/>
+            </w:rPr>
+            <m:t>vi​</m:t>
+          </m:r>
+          <m:r>
+            <w:rPr>
+              <w:rFonts w:ascii="Cambria Math" w:hAnsi="Cambria Math" w:cs="Cambria Math"/>
+            </w:rPr>
+            <m:t>∈</m:t>
+          </m:r>
+          <m:r>
+            <w:rPr>
+              <w:rFonts w:ascii="Cambria Math" w:hAnsi="Cambria Math"/>
+            </w:rPr>
+            <m:t>V:Mi​=</m:t>
+          </m:r>
+          <m:r>
+            <w:rPr>
+              <w:rFonts w:ascii="Cambria Math" w:hAnsi="Cambria Math"/>
+            </w:rPr>
+            <m:t>[</m:t>
+          </m:r>
+          <m:r>
+            <w:rPr>
+              <w:rFonts w:ascii="Cambria Math" w:hAnsi="Cambria Math"/>
+            </w:rPr>
+            <m:t>k</m:t>
+          </m:r>
+          <m:r>
+            <w:rPr>
+              <w:rFonts w:ascii="Cambria Math" w:hAnsi="Cambria Math"/>
+            </w:rPr>
+            <m:t>1</m:t>
+          </m:r>
+          <m:r>
+            <w:rPr>
+              <w:rFonts w:ascii="Cambria Math" w:hAnsi="Cambria Math"/>
+            </w:rPr>
+            <m:t>​]H</m:t>
+          </m:r>
+          <m:r>
+            <w:rPr>
+              <w:rFonts w:ascii="Cambria Math" w:hAnsi="Cambria Math"/>
+            </w:rPr>
+            <m:t>(</m:t>
+          </m:r>
+          <m:r>
+            <w:rPr>
+              <w:rFonts w:ascii="Cambria Math" w:hAnsi="Cambria Math"/>
+            </w:rPr>
+            <m:t>vi​)</m:t>
+          </m:r>
+        </m:oMath>
+      </m:oMathPara>
+    </w:p>
+    <w:p>
+      <w:pPr>
+        <w:numPr>
+          <w:ilvl w:val="0"/>
+          <w:numId w:val="13"/>
+        </w:numPr>
+      </w:pPr>
+      <m:oMath>
+        <m:sSub>
+          <m:sSubPr>
+            <m:ctrlPr>
+              <w:rPr>
+                <w:rFonts w:ascii="Cambria Math" w:hAnsi="Cambria Math"/>
+                <w:i/>
+                <w:iCs/>
+              </w:rPr>
+            </m:ctrlPr>
+          </m:sSubPr>
+          <m:e>
+            <m:r>
+              <w:rPr>
+                <w:rFonts w:ascii="Cambria Math" w:hAnsi="Cambria Math"/>
+              </w:rPr>
+              <m:t>M</m:t>
+            </m:r>
+          </m:e>
+          <m:sub>
+            <m:r>
+              <w:rPr>
+                <w:rFonts w:ascii="Cambria Math" w:hAnsi="Cambria Math"/>
+              </w:rPr>
+              <m:t>i</m:t>
+            </m:r>
+          </m:sub>
+        </m:sSub>
+        <m:r>
+          <w:rPr>
+            <w:rFonts w:ascii="Cambria Math" w:hAnsi="Cambria Math"/>
+          </w:rPr>
+          <m:t>​</m:t>
+        </m:r>
+      </m:oMath>
+      <w:r>
+        <w:t> </w:t>
+      </w:r>
+      <w:r>
+        <w:t>是椭圆曲线点（代码中序列化为</w:t>
+      </w:r>
+      <w:r>
+        <w:t xml:space="preserve"> x </w:t>
+      </w:r>
+      <w:r>
+        <w:t>坐标）</w:t>
+      </w:r>
+    </w:p>
+    <w:p>
+      <w:pPr>
+        <w:numPr>
+          <w:ilvl w:val="0"/>
+          <w:numId w:val="13"/>
+        </w:numPr>
+      </w:pPr>
+      <w:r>
+        <w:lastRenderedPageBreak/>
+        <w:t>发送随机排列的</w:t>
+      </w:r>
+      <m:oMath>
+        <m:sSubSup>
+          <m:sSubSupPr>
+            <m:ctrlPr>
+              <w:rPr>
+                <w:rFonts w:ascii="Cambria Math" w:hAnsi="Cambria Math"/>
+                <w:i/>
+              </w:rPr>
+            </m:ctrlPr>
+          </m:sSubSupPr>
+          <m:e>
+            <m:r>
+              <w:rPr>
+                <w:rFonts w:ascii="Cambria Math" w:hAnsi="Cambria Math"/>
+              </w:rPr>
+              <m:t> {</m:t>
+            </m:r>
+            <m:sSub>
+              <m:sSubPr>
+                <m:ctrlPr>
+                  <w:rPr>
+                    <w:rFonts w:ascii="Cambria Math" w:hAnsi="Cambria Math"/>
+                    <w:i/>
+                    <w:iCs/>
+                  </w:rPr>
+                </m:ctrlPr>
+              </m:sSubPr>
+              <m:e>
+                <m:r>
+                  <w:rPr>
+                    <w:rFonts w:ascii="Cambria Math" w:hAnsi="Cambria Math"/>
+                  </w:rPr>
+                  <m:t>M</m:t>
+                </m:r>
+                <m:ctrlPr>
+                  <w:rPr>
+                    <w:rFonts w:ascii="Cambria Math" w:hAnsi="Cambria Math"/>
+                    <w:i/>
+                  </w:rPr>
+                </m:ctrlPr>
+              </m:e>
+              <m:sub>
+                <m:r>
+                  <w:rPr>
+                    <w:rFonts w:ascii="Cambria Math" w:hAnsi="Cambria Math"/>
+                  </w:rPr>
+                  <m:t>i</m:t>
+                </m:r>
+              </m:sub>
+            </m:sSub>
+            <m:r>
+              <w:rPr>
+                <w:rFonts w:ascii="Cambria Math" w:hAnsi="Cambria Math"/>
+              </w:rPr>
+              <m:t>}</m:t>
+            </m:r>
+          </m:e>
+          <m:sub>
+            <m:r>
+              <w:rPr>
+                <w:rFonts w:ascii="Cambria Math" w:hAnsi="Cambria Math"/>
+              </w:rPr>
+              <m:t>i=1</m:t>
+            </m:r>
+          </m:sub>
+          <m:sup>
+            <m:sSub>
+              <m:sSubPr>
+                <m:ctrlPr>
+                  <w:rPr>
+                    <w:rFonts w:ascii="Cambria Math" w:hAnsi="Cambria Math"/>
+                    <w:i/>
+                  </w:rPr>
+                </m:ctrlPr>
+              </m:sSubPr>
+              <m:e>
+                <m:r>
+                  <w:rPr>
+                    <w:rFonts w:ascii="Cambria Math" w:hAnsi="Cambria Math"/>
+                  </w:rPr>
+                  <m:t>m</m:t>
+                </m:r>
+              </m:e>
+              <m:sub>
+                <m:r>
+                  <w:rPr>
+                    <w:rFonts w:ascii="Cambria Math" w:hAnsi="Cambria Math"/>
+                  </w:rPr>
+                  <m:t>1</m:t>
+                </m:r>
+              </m:sub>
+            </m:sSub>
+          </m:sup>
+        </m:sSubSup>
+        <m:r>
+          <w:rPr>
+            <w:rFonts w:ascii="Cambria Math" w:hAnsi="Cambria Math"/>
+          </w:rPr>
+          <m:t>​</m:t>
+        </m:r>
+      </m:oMath>
+    </w:p>
+    <w:p>
+      <w:r>
+        <w:t>​</w:t>
+      </w:r>
+      <w:r>
+        <w:rPr>
+          <w:b/>
+          <w:bCs/>
+        </w:rPr>
+        <w:t>​Round 2 (</w:t>
+      </w:r>
+      <w:r>
+        <w:rPr>
+          <w:b/>
+          <w:bCs/>
+          <w:i/>
+          <w:iCs/>
+        </w:rPr>
+        <w:t>P</w:t>
+      </w:r>
+      <w:r>
+        <w:rPr>
+          <w:b/>
+          <w:bCs/>
+        </w:rPr>
+        <w:t>2​→</w:t>
+      </w:r>
+      <w:r>
+        <w:rPr>
+          <w:b/>
+          <w:bCs/>
+          <w:i/>
+          <w:iCs/>
+        </w:rPr>
+        <w:t>P</w:t>
+      </w:r>
+      <w:r>
+        <w:rPr>
+          <w:b/>
+          <w:bCs/>
+        </w:rPr>
+        <w:t>1​)​</w:t>
+      </w:r>
+      <w:r>
+        <w:t>​</w:t>
+      </w:r>
+      <w:r>
+        <w:t>：</w:t>
+      </w:r>
+    </w:p>
+    <w:p>
+      <w:pPr>
+        <w:numPr>
+          <w:ilvl w:val="0"/>
+          <w:numId w:val="14"/>
+        </w:numPr>
+      </w:pPr>
+      <w:r>
+        <w:t>计算双掩码：</w:t>
+      </w:r>
+      <w:r>
+        <w:br/>
+      </w:r>
+      <m:oMathPara>
+        <m:oMath>
+          <m:r>
+            <w:rPr>
+              <w:rFonts w:ascii="Cambria Math" w:hAnsi="Cambria Math" w:cs="Cambria Math"/>
+            </w:rPr>
+            <m:t>∀</m:t>
+          </m:r>
+          <m:sSub>
+            <m:sSubPr>
+              <m:ctrlPr>
+                <w:rPr>
+                  <w:rFonts w:ascii="Cambria Math" w:hAnsi="Cambria Math"/>
+                  <w:i/>
+                  <w:iCs/>
+                </w:rPr>
+              </m:ctrlPr>
+            </m:sSubPr>
+            <m:e>
+              <m:r>
+                <w:rPr>
+                  <w:rFonts w:ascii="Cambria Math" w:hAnsi="Cambria Math"/>
+                </w:rPr>
+                <m:t>M</m:t>
+              </m:r>
+              <m:ctrlPr>
+                <w:rPr>
+                  <w:rFonts w:ascii="Cambria Math" w:hAnsi="Cambria Math" w:cs="Cambria Math"/>
+                  <w:i/>
+                </w:rPr>
+              </m:ctrlPr>
+            </m:e>
+            <m:sub>
+              <m:r>
+                <w:rPr>
+                  <w:rFonts w:ascii="Cambria Math" w:hAnsi="Cambria Math"/>
+                </w:rPr>
+                <m:t>i</m:t>
+              </m:r>
+            </m:sub>
+          </m:sSub>
+          <m:r>
+            <w:rPr>
+              <w:rFonts w:ascii="Cambria Math" w:hAnsi="Cambria Math"/>
+            </w:rPr>
+            <m:t>​:</m:t>
+          </m:r>
+          <m:sSub>
+            <m:sSubPr>
+              <m:ctrlPr>
+                <w:rPr>
+                  <w:rFonts w:ascii="Cambria Math" w:hAnsi="Cambria Math"/>
+                  <w:i/>
+                  <w:iCs/>
+                </w:rPr>
+              </m:ctrlPr>
+            </m:sSubPr>
+            <m:e>
+              <m:r>
+                <w:rPr>
+                  <w:rFonts w:ascii="Cambria Math" w:hAnsi="Cambria Math"/>
+                </w:rPr>
+                <m:t>Z</m:t>
+              </m:r>
+            </m:e>
+            <m:sub>
+              <m:r>
+                <w:rPr>
+                  <w:rFonts w:ascii="Cambria Math" w:hAnsi="Cambria Math"/>
+                </w:rPr>
+                <m:t>i</m:t>
+              </m:r>
+            </m:sub>
+          </m:sSub>
+          <m:r>
+            <w:rPr>
+              <w:rFonts w:ascii="Cambria Math" w:hAnsi="Cambria Math"/>
+            </w:rPr>
+            <m:t>​=</m:t>
+          </m:r>
+          <m:d>
+            <m:dPr>
+              <m:begChr m:val="["/>
+              <m:endChr m:val="]"/>
+              <m:ctrlPr>
+                <w:rPr>
+                  <w:rFonts w:ascii="Cambria Math" w:hAnsi="Cambria Math"/>
+                  <w:i/>
+                </w:rPr>
+              </m:ctrlPr>
+            </m:dPr>
+            <m:e>
+              <m:sSub>
+                <m:sSubPr>
+                  <m:ctrlPr>
+                    <w:rPr>
+                      <w:rFonts w:ascii="Cambria Math" w:hAnsi="Cambria Math"/>
+                      <w:i/>
+                      <w:iCs/>
+                    </w:rPr>
+                  </m:ctrlPr>
+                </m:sSubPr>
+                <m:e>
+                  <m:r>
+                    <w:rPr>
+                      <w:rFonts w:ascii="Cambria Math" w:hAnsi="Cambria Math"/>
+                    </w:rPr>
+                    <m:t>k</m:t>
+                  </m:r>
+                  <m:ctrlPr>
+                    <w:rPr>
+                      <w:rFonts w:ascii="Cambria Math" w:hAnsi="Cambria Math"/>
+                      <w:i/>
+                    </w:rPr>
+                  </m:ctrlPr>
+                </m:e>
+                <m:sub>
+                  <m:r>
+                    <w:rPr>
+                      <w:rFonts w:ascii="Cambria Math" w:hAnsi="Cambria Math"/>
+                    </w:rPr>
+                    <m:t>2</m:t>
+                  </m:r>
+                </m:sub>
+              </m:sSub>
+              <m:r>
+                <w:rPr>
+                  <w:rFonts w:ascii="Cambria Math" w:hAnsi="Cambria Math"/>
+                </w:rPr>
+                <m:t>​</m:t>
+              </m:r>
+              <m:ctrlPr>
+                <w:rPr>
+                  <w:rFonts w:ascii="Cambria Math" w:hAnsi="Cambria Math"/>
+                  <w:i/>
+                  <w:iCs/>
+                </w:rPr>
+              </m:ctrlPr>
+            </m:e>
+          </m:d>
+          <m:sSub>
+            <m:sSubPr>
+              <m:ctrlPr>
+                <w:rPr>
+                  <w:rFonts w:ascii="Cambria Math" w:hAnsi="Cambria Math"/>
+                  <w:i/>
+                  <w:iCs/>
+                </w:rPr>
+              </m:ctrlPr>
+            </m:sSubPr>
+            <m:e>
+              <m:r>
+                <w:rPr>
+                  <w:rFonts w:ascii="Cambria Math" w:hAnsi="Cambria Math"/>
+                </w:rPr>
+                <m:t>M</m:t>
+              </m:r>
+            </m:e>
+            <m:sub>
+              <m:r>
+                <w:rPr>
+                  <w:rFonts w:ascii="Cambria Math" w:hAnsi="Cambria Math"/>
+                </w:rPr>
+                <m:t>i</m:t>
+              </m:r>
+            </m:sub>
+          </m:sSub>
+          <m:r>
+            <w:rPr>
+              <w:rFonts w:ascii="Cambria Math" w:hAnsi="Cambria Math"/>
+            </w:rPr>
+            <m:t>​=</m:t>
+          </m:r>
+          <m:r>
+            <w:rPr>
+              <w:rFonts w:ascii="Cambria Math" w:hAnsi="Cambria Math"/>
+            </w:rPr>
+            <m:t>[</m:t>
+          </m:r>
+          <m:sSub>
+            <m:sSubPr>
+              <m:ctrlPr>
+                <w:rPr>
+                  <w:rFonts w:ascii="Cambria Math" w:hAnsi="Cambria Math"/>
+                  <w:i/>
+                  <w:iCs/>
+                </w:rPr>
+              </m:ctrlPr>
+            </m:sSubPr>
+            <m:e>
+              <m:r>
+                <w:rPr>
+                  <w:rFonts w:ascii="Cambria Math" w:hAnsi="Cambria Math"/>
+                </w:rPr>
+                <m:t>k</m:t>
+              </m:r>
+              <m:ctrlPr>
+                <w:rPr>
+                  <w:rFonts w:ascii="Cambria Math" w:hAnsi="Cambria Math"/>
+                  <w:i/>
+                </w:rPr>
+              </m:ctrlPr>
+            </m:e>
+            <m:sub>
+              <m:r>
+                <w:rPr>
+                  <w:rFonts w:ascii="Cambria Math" w:hAnsi="Cambria Math"/>
+                </w:rPr>
+                <m:t>1</m:t>
+              </m:r>
+            </m:sub>
+          </m:sSub>
+          <m:r>
+            <w:rPr>
+              <w:rFonts w:ascii="Cambria Math" w:hAnsi="Cambria Math"/>
+            </w:rPr>
+            <m:t>​</m:t>
+          </m:r>
+          <m:sSub>
+            <m:sSubPr>
+              <m:ctrlPr>
+                <w:rPr>
+                  <w:rFonts w:ascii="Cambria Math" w:hAnsi="Cambria Math"/>
+                  <w:i/>
+                  <w:iCs/>
+                </w:rPr>
+              </m:ctrlPr>
+            </m:sSubPr>
+            <m:e>
+              <m:r>
+                <w:rPr>
+                  <w:rFonts w:ascii="Cambria Math" w:hAnsi="Cambria Math"/>
+                </w:rPr>
+                <m:t>k</m:t>
+              </m:r>
+            </m:e>
+            <m:sub>
+              <m:r>
+                <w:rPr>
+                  <w:rFonts w:ascii="Cambria Math" w:hAnsi="Cambria Math"/>
+                </w:rPr>
+                <m:t>2</m:t>
+              </m:r>
+            </m:sub>
+          </m:sSub>
+          <m:r>
+            <w:rPr>
+              <w:rFonts w:ascii="Cambria Math" w:hAnsi="Cambria Math"/>
+            </w:rPr>
+            <m:t>​]H</m:t>
+          </m:r>
+          <m:r>
+            <w:rPr>
+              <w:rFonts w:ascii="Cambria Math" w:hAnsi="Cambria Math"/>
+            </w:rPr>
+            <m:t>(</m:t>
+          </m:r>
+          <m:sSub>
+            <m:sSubPr>
+              <m:ctrlPr>
+                <w:rPr>
+                  <w:rFonts w:ascii="Cambria Math" w:hAnsi="Cambria Math"/>
+                  <w:i/>
+                  <w:iCs/>
+                </w:rPr>
+              </m:ctrlPr>
+            </m:sSubPr>
+            <m:e>
+              <m:r>
+                <w:rPr>
+                  <w:rFonts w:ascii="Cambria Math" w:hAnsi="Cambria Math"/>
+                </w:rPr>
+                <m:t>v</m:t>
+              </m:r>
+              <m:ctrlPr>
+                <w:rPr>
+                  <w:rFonts w:ascii="Cambria Math" w:hAnsi="Cambria Math"/>
+                  <w:i/>
+                </w:rPr>
+              </m:ctrlPr>
+            </m:e>
+            <m:sub>
+              <m:r>
+                <w:rPr>
+                  <w:rFonts w:ascii="Cambria Math" w:hAnsi="Cambria Math"/>
+                </w:rPr>
+                <m:t>i</m:t>
+              </m:r>
+            </m:sub>
+          </m:sSub>
+          <m:r>
+            <w:rPr>
+              <w:rFonts w:ascii="Cambria Math" w:hAnsi="Cambria Math"/>
+            </w:rPr>
+            <m:t>​)</m:t>
+          </m:r>
+          <m:r>
+            <w:br/>
+          </m:r>
+        </m:oMath>
+      </m:oMathPara>
+      <w:r>
+        <w:t>发送随机排列的</w:t>
+      </w:r>
+      <w:r>
+        <w:t> </w:t>
+      </w:r>
+      <m:oMath>
+        <m:sSubSup>
+          <m:sSubSupPr>
+            <m:ctrlPr>
+              <w:rPr>
+                <w:rFonts w:ascii="Cambria Math" w:hAnsi="Cambria Math"/>
+                <w:i/>
+              </w:rPr>
+            </m:ctrlPr>
+          </m:sSubSupPr>
+          <m:e>
+            <m:r>
+              <w:rPr>
+                <w:rFonts w:ascii="Cambria Math" w:hAnsi="Cambria Math"/>
+              </w:rPr>
+              <m:t>{</m:t>
+            </m:r>
+            <m:sSub>
+              <m:sSubPr>
+                <m:ctrlPr>
+                  <w:rPr>
+                    <w:rFonts w:ascii="Cambria Math" w:hAnsi="Cambria Math"/>
+                    <w:i/>
+                  </w:rPr>
+                </m:ctrlPr>
+              </m:sSubPr>
+              <m:e>
+                <m:r>
+                  <w:rPr>
+                    <w:rFonts w:ascii="Cambria Math" w:hAnsi="Cambria Math"/>
+                  </w:rPr>
+                  <m:t>Z</m:t>
+                </m:r>
+              </m:e>
+              <m:sub>
+                <m:r>
+                  <w:rPr>
+                    <w:rFonts w:ascii="Cambria Math" w:hAnsi="Cambria Math"/>
+                  </w:rPr>
+                  <m:t>i</m:t>
+                </m:r>
+              </m:sub>
+            </m:sSub>
+            <m:r>
+              <w:rPr>
+                <w:rFonts w:ascii="Cambria Math" w:hAnsi="Cambria Math"/>
+              </w:rPr>
+              <m:t>}</m:t>
+            </m:r>
+          </m:e>
+          <m:sub>
+            <m:r>
+              <w:rPr>
+                <w:rFonts w:ascii="Cambria Math" w:hAnsi="Cambria Math"/>
+              </w:rPr>
+              <m:t>i=1</m:t>
+            </m:r>
+          </m:sub>
+          <m:sup>
+            <m:sSub>
+              <m:sSubPr>
+                <m:ctrlPr>
+                  <w:rPr>
+                    <w:rFonts w:ascii="Cambria Math" w:hAnsi="Cambria Math"/>
+                    <w:i/>
+                  </w:rPr>
+                </m:ctrlPr>
+              </m:sSubPr>
+              <m:e>
+                <m:r>
+                  <w:rPr>
+                    <w:rFonts w:ascii="Cambria Math" w:hAnsi="Cambria Math"/>
+                  </w:rPr>
+                  <m:t>m</m:t>
+                </m:r>
+              </m:e>
+              <m:sub>
+                <m:r>
+                  <w:rPr>
+                    <w:rFonts w:ascii="Cambria Math" w:hAnsi="Cambria Math"/>
+                  </w:rPr>
+                  <m:t>1</m:t>
+                </m:r>
+              </m:sub>
+            </m:sSub>
+          </m:sup>
+        </m:sSubSup>
+      </m:oMath>
+    </w:p>
+    <w:p>
+      <w:pPr>
+        <w:numPr>
+          <w:ilvl w:val="0"/>
+          <w:numId w:val="14"/>
+        </w:numPr>
+      </w:pPr>
+      <w:r>
+        <w:t>处理自身集合</w:t>
+      </w:r>
+      <w:r>
+        <w:rPr>
+          <w:rFonts w:hint="eastAsia"/>
+        </w:rPr>
+        <w:t>.</w:t>
+      </w:r>
+    </w:p>
+    <w:p>
+      <w:r>
+        <w:t>​</w:t>
+      </w:r>
+      <w:r>
+        <w:rPr>
+          <w:b/>
+          <w:bCs/>
+        </w:rPr>
+        <w:t>​Round 3 (</w:t>
+      </w:r>
+      <w:r>
+        <w:rPr>
+          <w:b/>
+          <w:bCs/>
+          <w:i/>
+          <w:iCs/>
+        </w:rPr>
+        <w:t>P</w:t>
+      </w:r>
+      <w:r>
+        <w:rPr>
+          <w:b/>
+          <w:bCs/>
+        </w:rPr>
+        <w:t>1​→</w:t>
+      </w:r>
+      <w:r>
+        <w:rPr>
+          <w:b/>
+          <w:bCs/>
+          <w:i/>
+          <w:iCs/>
+        </w:rPr>
+        <w:t>P</w:t>
+      </w:r>
+      <w:r>
+        <w:rPr>
+          <w:b/>
+          <w:bCs/>
+        </w:rPr>
+        <w:t>2​)​</w:t>
+      </w:r>
+      <w:r>
+        <w:t>​</w:t>
+      </w:r>
+      <w:r>
+        <w:t>：</w:t>
+      </w:r>
+    </w:p>
+    <w:p>
+      <w:pPr>
+        <w:numPr>
+          <w:ilvl w:val="0"/>
+          <w:numId w:val="15"/>
+        </w:numPr>
+      </w:pPr>
+      <w:r>
+        <w:t>计算双掩码：</w:t>
+      </w:r>
+      <w:r>
+        <w:br/>
+      </w:r>
+      <m:oMathPara>
+        <m:oMath>
+          <m:r>
+            <w:rPr>
+              <w:rFonts w:ascii="Cambria Math" w:hAnsi="Cambria Math" w:cs="Cambria Math"/>
+            </w:rPr>
+            <m:t>∀</m:t>
+          </m:r>
+          <m:sSub>
+            <m:sSubPr>
+              <m:ctrlPr>
+                <w:rPr>
+                  <w:rFonts w:ascii="Cambria Math" w:hAnsi="Cambria Math"/>
+                  <w:i/>
+                  <w:iCs/>
+                </w:rPr>
+              </m:ctrlPr>
+            </m:sSubPr>
+            <m:e>
+              <m:r>
+                <w:rPr>
+                  <w:rFonts w:ascii="Cambria Math" w:hAnsi="Cambria Math"/>
+                </w:rPr>
+                <m:t>A</m:t>
+              </m:r>
+              <m:ctrlPr>
+                <w:rPr>
+                  <w:rFonts w:ascii="Cambria Math" w:hAnsi="Cambria Math" w:cs="Cambria Math"/>
+                  <w:i/>
+                </w:rPr>
+              </m:ctrlPr>
+            </m:e>
+            <m:sub>
+              <m:r>
+                <w:rPr>
+                  <w:rFonts w:ascii="Cambria Math" w:hAnsi="Cambria Math"/>
+                </w:rPr>
+                <m:t>j</m:t>
+              </m:r>
+            </m:sub>
+          </m:sSub>
+          <m:r>
+            <w:rPr>
+              <w:rFonts w:ascii="Cambria Math" w:hAnsi="Cambria Math"/>
+            </w:rPr>
+            <m:t>​:</m:t>
+          </m:r>
+          <m:sSubSup>
+            <m:sSubSupPr>
+              <m:ctrlPr>
+                <w:rPr>
+                  <w:rFonts w:ascii="Cambria Math" w:hAnsi="Cambria Math"/>
+                  <w:i/>
+                  <w:iCs/>
+                </w:rPr>
+              </m:ctrlPr>
+            </m:sSubSupPr>
+            <m:e>
+              <m:r>
+                <w:rPr>
+                  <w:rFonts w:ascii="Cambria Math" w:hAnsi="Cambria Math"/>
+                </w:rPr>
+                <m:t>A</m:t>
+              </m:r>
+            </m:e>
+            <m:sub>
+              <m:r>
+                <w:rPr>
+                  <w:rFonts w:ascii="Cambria Math" w:hAnsi="Cambria Math"/>
+                </w:rPr>
+                <m:t>j</m:t>
+              </m:r>
+            </m:sub>
+            <m:sup>
+              <m:r>
+                <w:rPr>
+                  <w:rFonts w:ascii="Cambria Math" w:hAnsi="Cambria Math"/>
+                </w:rPr>
+                <m:t>'</m:t>
+              </m:r>
+            </m:sup>
+          </m:sSubSup>
+          <m:r>
+            <w:rPr>
+              <w:rFonts w:ascii="Cambria Math" w:hAnsi="Cambria Math"/>
+            </w:rPr>
+            <m:t>​=</m:t>
+          </m:r>
+          <m:d>
+            <m:dPr>
+              <m:begChr m:val="["/>
+              <m:endChr m:val="]"/>
+              <m:ctrlPr>
+                <w:rPr>
+                  <w:rFonts w:ascii="Cambria Math" w:hAnsi="Cambria Math"/>
+                  <w:i/>
+                </w:rPr>
+              </m:ctrlPr>
+            </m:dPr>
+            <m:e>
+              <m:sSub>
+                <m:sSubPr>
+                  <m:ctrlPr>
+                    <w:rPr>
+                      <w:rFonts w:ascii="Cambria Math" w:hAnsi="Cambria Math"/>
+                      <w:i/>
+                      <w:iCs/>
+                    </w:rPr>
+                  </m:ctrlPr>
+                </m:sSubPr>
+                <m:e>
+                  <m:r>
+                    <w:rPr>
+                      <w:rFonts w:ascii="Cambria Math" w:hAnsi="Cambria Math"/>
+                    </w:rPr>
+                    <m:t>k</m:t>
+                  </m:r>
+                  <m:ctrlPr>
+                    <w:rPr>
+                      <w:rFonts w:ascii="Cambria Math" w:hAnsi="Cambria Math"/>
+                      <w:i/>
+                    </w:rPr>
+                  </m:ctrlPr>
+                </m:e>
+                <m:sub>
+                  <m:r>
+                    <w:rPr>
+                      <w:rFonts w:ascii="Cambria Math" w:hAnsi="Cambria Math"/>
+                    </w:rPr>
+                    <m:t>1</m:t>
+                  </m:r>
+                </m:sub>
+              </m:sSub>
+              <m:r>
+                <w:rPr>
+                  <w:rFonts w:ascii="Cambria Math" w:hAnsi="Cambria Math"/>
+                </w:rPr>
+                <m:t>​</m:t>
+              </m:r>
+              <m:ctrlPr>
+                <w:rPr>
+                  <w:rFonts w:ascii="Cambria Math" w:hAnsi="Cambria Math"/>
+                  <w:i/>
+                  <w:iCs/>
+                </w:rPr>
+              </m:ctrlPr>
+            </m:e>
+          </m:d>
+          <m:sSub>
+            <m:sSubPr>
+              <m:ctrlPr>
+                <w:rPr>
+                  <w:rFonts w:ascii="Cambria Math" w:hAnsi="Cambria Math"/>
+                  <w:i/>
+                  <w:iCs/>
+                </w:rPr>
+              </m:ctrlPr>
+            </m:sSubPr>
+            <m:e>
+              <m:r>
+                <w:rPr>
+                  <w:rFonts w:ascii="Cambria Math" w:hAnsi="Cambria Math"/>
+                </w:rPr>
+                <m:t>A</m:t>
+              </m:r>
+            </m:e>
+            <m:sub>
+              <m:r>
+                <w:rPr>
+                  <w:rFonts w:ascii="Cambria Math" w:hAnsi="Cambria Math"/>
+                </w:rPr>
+                <m:t>j</m:t>
+              </m:r>
+            </m:sub>
+          </m:sSub>
+          <m:r>
+            <w:rPr>
+              <w:rFonts w:ascii="Cambria Math" w:hAnsi="Cambria Math"/>
+            </w:rPr>
+            <m:t>​=</m:t>
+          </m:r>
+          <m:r>
+            <w:rPr>
+              <w:rFonts w:ascii="Cambria Math" w:hAnsi="Cambria Math"/>
+            </w:rPr>
+            <m:t>[</m:t>
+          </m:r>
+          <m:sSub>
+            <m:sSubPr>
+              <m:ctrlPr>
+                <w:rPr>
+                  <w:rFonts w:ascii="Cambria Math" w:hAnsi="Cambria Math"/>
+                  <w:i/>
+                  <w:iCs/>
+                </w:rPr>
+              </m:ctrlPr>
+            </m:sSubPr>
+            <m:e>
+              <m:r>
+                <w:rPr>
+                  <w:rFonts w:ascii="Cambria Math" w:hAnsi="Cambria Math"/>
+                </w:rPr>
+                <m:t>k</m:t>
+              </m:r>
+              <m:ctrlPr>
+                <w:rPr>
+                  <w:rFonts w:ascii="Cambria Math" w:hAnsi="Cambria Math"/>
+                  <w:i/>
+                </w:rPr>
+              </m:ctrlPr>
+            </m:e>
+            <m:sub>
+              <m:r>
+                <w:rPr>
+                  <w:rFonts w:ascii="Cambria Math" w:hAnsi="Cambria Math"/>
+                </w:rPr>
+                <m:t>1</m:t>
+              </m:r>
+            </m:sub>
+          </m:sSub>
+          <m:r>
+            <w:rPr>
+              <w:rFonts w:ascii="Cambria Math" w:hAnsi="Cambria Math"/>
+            </w:rPr>
+            <m:t>​</m:t>
+          </m:r>
+          <m:sSub>
+            <m:sSubPr>
+              <m:ctrlPr>
+                <w:rPr>
+                  <w:rFonts w:ascii="Cambria Math" w:hAnsi="Cambria Math"/>
+                  <w:i/>
+                  <w:iCs/>
+                </w:rPr>
+              </m:ctrlPr>
+            </m:sSubPr>
+            <m:e>
+              <m:r>
+                <w:rPr>
+                  <w:rFonts w:ascii="Cambria Math" w:hAnsi="Cambria Math"/>
+                </w:rPr>
+                <m:t>k</m:t>
+              </m:r>
+            </m:e>
+            <m:sub>
+              <m:r>
+                <w:rPr>
+                  <w:rFonts w:ascii="Cambria Math" w:hAnsi="Cambria Math"/>
+                </w:rPr>
+                <m:t>2</m:t>
+              </m:r>
+            </m:sub>
+          </m:sSub>
+          <m:r>
+            <w:rPr>
+              <w:rFonts w:ascii="Cambria Math" w:hAnsi="Cambria Math"/>
+            </w:rPr>
+            <m:t>​]H</m:t>
+          </m:r>
+          <m:r>
+            <w:rPr>
+              <w:rFonts w:ascii="Cambria Math" w:hAnsi="Cambria Math"/>
+            </w:rPr>
+            <m:t>(</m:t>
+          </m:r>
+          <m:sSub>
+            <m:sSubPr>
+              <m:ctrlPr>
+                <w:rPr>
+                  <w:rFonts w:ascii="Cambria Math" w:hAnsi="Cambria Math"/>
+                  <w:i/>
+                  <w:iCs/>
+                </w:rPr>
+              </m:ctrlPr>
+            </m:sSubPr>
+            <m:e>
+              <m:r>
+                <w:rPr>
+                  <w:rFonts w:ascii="Cambria Math" w:hAnsi="Cambria Math"/>
+                </w:rPr>
+                <m:t>w</m:t>
+              </m:r>
+              <m:ctrlPr>
+                <w:rPr>
+                  <w:rFonts w:ascii="Cambria Math" w:hAnsi="Cambria Math"/>
+                  <w:i/>
+                </w:rPr>
+              </m:ctrlPr>
+            </m:e>
+            <m:sub>
+              <m:r>
+                <w:rPr>
+                  <w:rFonts w:ascii="Cambria Math" w:hAnsi="Cambria Math"/>
+                </w:rPr>
+                <m:t>j</m:t>
+              </m:r>
+            </m:sub>
+          </m:sSub>
+          <m:r>
+            <w:rPr>
+              <w:rFonts w:ascii="Cambria Math" w:hAnsi="Cambria Math"/>
+            </w:rPr>
+            <m:t>​)</m:t>
+          </m:r>
+        </m:oMath>
+      </m:oMathPara>
+    </w:p>
+    <w:p>
+      <w:pPr>
+        <w:numPr>
+          <w:ilvl w:val="0"/>
+          <w:numId w:val="15"/>
+        </w:numPr>
+      </w:pPr>
+      <w:r>
+        <w:t>求交集：</w:t>
+      </w:r>
+      <w:r>
+        <w:br/>
+      </w:r>
+      <m:oMathPara>
+        <m:oMath>
+          <m:r>
+            <w:rPr>
+              <w:rFonts w:ascii="Cambria Math" w:hAnsi="Cambria Math"/>
+            </w:rPr>
+            <m:t>J=</m:t>
+          </m:r>
+          <m:r>
+            <w:rPr>
+              <w:rFonts w:ascii="Cambria Math" w:hAnsi="Cambria Math"/>
+            </w:rPr>
+            <m:t>{</m:t>
+          </m:r>
+          <m:r>
+            <w:rPr>
+              <w:rFonts w:ascii="Cambria Math" w:hAnsi="Cambria Math"/>
+            </w:rPr>
+            <m:t>j</m:t>
+          </m:r>
+          <m:r>
+            <w:rPr>
+              <w:rFonts w:ascii="Cambria Math" w:hAnsi="Cambria Math" w:cs="Cambria Math"/>
+            </w:rPr>
+            <m:t>∣</m:t>
+          </m:r>
+          <m:sSubSup>
+            <m:sSubSupPr>
+              <m:ctrlPr>
+                <w:rPr>
+                  <w:rFonts w:ascii="Cambria Math" w:hAnsi="Cambria Math"/>
+                  <w:i/>
+                  <w:iCs/>
+                </w:rPr>
+              </m:ctrlPr>
+            </m:sSubSupPr>
+            <m:e>
+              <m:r>
+                <w:rPr>
+                  <w:rFonts w:ascii="Cambria Math" w:hAnsi="Cambria Math"/>
+                </w:rPr>
+                <m:t>A</m:t>
+              </m:r>
+              <m:ctrlPr>
+                <w:rPr>
+                  <w:rFonts w:ascii="Cambria Math" w:hAnsi="Cambria Math" w:cs="Cambria Math"/>
+                  <w:i/>
+                  <w:iCs/>
+                </w:rPr>
+              </m:ctrlPr>
+            </m:e>
+            <m:sub>
+              <m:r>
+                <w:rPr>
+                  <w:rFonts w:ascii="Cambria Math" w:hAnsi="Cambria Math"/>
+                </w:rPr>
+                <m:t>j</m:t>
+              </m:r>
+            </m:sub>
+            <m:sup>
+              <m:r>
+                <w:rPr>
+                  <w:rFonts w:ascii="Cambria Math" w:hAnsi="Cambria Math"/>
+                </w:rPr>
+                <m:t>'</m:t>
+              </m:r>
+            </m:sup>
+          </m:sSubSup>
+          <m:r>
+            <w:rPr>
+              <w:rFonts w:ascii="Cambria Math" w:hAnsi="Cambria Math"/>
+            </w:rPr>
+            <m:t>​</m:t>
+          </m:r>
+          <m:r>
+            <w:rPr>
+              <w:rFonts w:ascii="Cambria Math" w:hAnsi="Cambria Math" w:cs="Cambria Math"/>
+            </w:rPr>
+            <m:t>∈</m:t>
+          </m:r>
+          <m:sSubSup>
+            <m:sSubSupPr>
+              <m:ctrlPr>
+                <w:rPr>
+                  <w:rFonts w:ascii="Cambria Math" w:hAnsi="Cambria Math"/>
+                  <w:i/>
+                </w:rPr>
+              </m:ctrlPr>
+            </m:sSubSupPr>
+            <m:e>
+              <m:r>
+                <w:rPr>
+                  <w:rFonts w:ascii="Cambria Math" w:hAnsi="Cambria Math"/>
+                </w:rPr>
+                <m:t>{</m:t>
+              </m:r>
+              <m:sSub>
+                <m:sSubPr>
+                  <m:ctrlPr>
+                    <w:rPr>
+                      <w:rFonts w:ascii="Cambria Math" w:hAnsi="Cambria Math"/>
+                      <w:i/>
+                      <w:iCs/>
+                    </w:rPr>
+                  </m:ctrlPr>
+                </m:sSubPr>
+                <m:e>
+                  <m:r>
+                    <w:rPr>
+                      <w:rFonts w:ascii="Cambria Math" w:hAnsi="Cambria Math"/>
+                    </w:rPr>
+                    <m:t>Z</m:t>
+                  </m:r>
+                  <m:ctrlPr>
+                    <w:rPr>
+                      <w:rFonts w:ascii="Cambria Math" w:hAnsi="Cambria Math"/>
+                      <w:i/>
+                    </w:rPr>
+                  </m:ctrlPr>
+                </m:e>
+                <m:sub>
+                  <m:r>
+                    <w:rPr>
+                      <w:rFonts w:ascii="Cambria Math" w:hAnsi="Cambria Math"/>
+                    </w:rPr>
+                    <m:t>i</m:t>
+                  </m:r>
+                </m:sub>
+              </m:sSub>
+              <m:r>
+                <w:rPr>
+                  <w:rFonts w:ascii="Cambria Math" w:hAnsi="Cambria Math"/>
+                </w:rPr>
+                <m:t>​}</m:t>
+              </m:r>
+            </m:e>
+            <m:sub>
+              <m:r>
+                <w:rPr>
+                  <w:rFonts w:ascii="Cambria Math" w:hAnsi="Cambria Math"/>
+                </w:rPr>
+                <m:t>i=1</m:t>
+              </m:r>
+            </m:sub>
+            <m:sup>
+              <m:sSub>
+                <m:sSubPr>
+                  <m:ctrlPr>
+                    <w:rPr>
+                      <w:rFonts w:ascii="Cambria Math" w:hAnsi="Cambria Math"/>
+                      <w:i/>
+                    </w:rPr>
+                  </m:ctrlPr>
+                </m:sSubPr>
+                <m:e>
+                  <m:r>
+                    <w:rPr>
+                      <w:rFonts w:ascii="Cambria Math" w:hAnsi="Cambria Math"/>
+                    </w:rPr>
+                    <m:t>m</m:t>
+                  </m:r>
+                </m:e>
+                <m:sub>
+                  <m:r>
+                    <w:rPr>
+                      <w:rFonts w:ascii="Cambria Math" w:hAnsi="Cambria Math"/>
+                    </w:rPr>
+                    <m:t>1</m:t>
+                  </m:r>
+                </m:sub>
+              </m:sSub>
+            </m:sup>
+          </m:sSubSup>
+          <m:r>
+            <w:rPr>
+              <w:rFonts w:ascii="Cambria Math" w:hAnsi="Cambria Math"/>
+            </w:rPr>
+            <m:t>​}</m:t>
+          </m:r>
+          <m:r>
+            <w:br/>
+          </m:r>
+        </m:oMath>
+      </m:oMathPara>
+      <w:r>
+        <w:t>交集基数</w:t>
+      </w:r>
+      <w:r>
+        <w:t> </w:t>
+      </w:r>
+      <m:oMath>
+        <m:r>
+          <w:rPr>
+            <w:rFonts w:ascii="Cambria Math" w:hAnsi="Cambria Math"/>
+          </w:rPr>
+          <m:t>C=</m:t>
+        </m:r>
+        <m:r>
+          <w:rPr>
+            <w:rFonts w:ascii="Cambria Math" w:hAnsi="Cambria Math" w:cs="Cambria Math"/>
+          </w:rPr>
+          <m:t>∣</m:t>
+        </m:r>
+        <m:r>
+          <w:rPr>
+            <w:rFonts w:ascii="Cambria Math" w:hAnsi="Cambria Math"/>
+          </w:rPr>
+          <m:t>J</m:t>
+        </m:r>
+        <m:r>
+          <w:rPr>
+            <w:rFonts w:ascii="Cambria Math" w:hAnsi="Cambria Math" w:cs="Cambria Math"/>
+          </w:rPr>
+          <m:t>∣</m:t>
+        </m:r>
+      </m:oMath>
+      <w:r>
+        <w:t>（双方可知）</w:t>
+      </w:r>
+    </w:p>
+    <w:p>
+      <w:pPr>
+        <w:numPr>
+          <w:ilvl w:val="0"/>
+          <w:numId w:val="15"/>
+        </w:numPr>
+      </w:pPr>
+      <w:r>
+        <w:t>同态求和：</w:t>
+      </w:r>
+      <w:r>
+        <w:br/>
+      </w:r>
+      <m:oMathPara>
+        <m:oMath>
+          <m:sSub>
+            <m:sSubPr>
+              <m:ctrlPr>
+                <w:rPr>
+                  <w:rFonts w:ascii="Cambria Math" w:hAnsi="Cambria Math"/>
+                  <w:i/>
+                  <w:iCs/>
+                </w:rPr>
+              </m:ctrlPr>
+            </m:sSubPr>
+            <m:e>
+              <m:r>
+                <w:rPr>
+                  <w:rFonts w:ascii="Cambria Math" w:hAnsi="Cambria Math"/>
+                </w:rPr>
+                <m:t>S</m:t>
+              </m:r>
+            </m:e>
+            <m:sub>
+              <m:r>
+                <w:rPr>
+                  <w:rFonts w:ascii="Cambria Math" w:hAnsi="Cambria Math"/>
+                </w:rPr>
+                <m:t>enc</m:t>
+              </m:r>
+            </m:sub>
+          </m:sSub>
+          <m:r>
+            <w:rPr>
+              <w:rFonts w:ascii="Cambria Math" w:hAnsi="Cambria Math"/>
+            </w:rPr>
+            <m:t>​=</m:t>
+          </m:r>
+          <m:nary>
+            <m:naryPr>
+              <m:chr m:val="⨁"/>
+              <m:supHide m:val="1"/>
+              <m:ctrlPr>
+                <w:rPr>
+                  <w:rFonts w:ascii="Cambria Math" w:hAnsi="Cambria Math" w:cs="Cambria Math"/>
+                  <w:i/>
+                </w:rPr>
+              </m:ctrlPr>
+            </m:naryPr>
+            <m:sub>
+              <m:r>
+                <w:rPr>
+                  <w:rFonts w:ascii="Cambria Math" w:hAnsi="Cambria Math"/>
+                </w:rPr>
+                <m:t>j</m:t>
+              </m:r>
+              <m:r>
+                <w:rPr>
+                  <w:rFonts w:ascii="Cambria Math" w:hAnsi="Cambria Math" w:cs="Cambria Math"/>
+                </w:rPr>
+                <m:t>∈</m:t>
+              </m:r>
+              <m:r>
+                <w:rPr>
+                  <w:rFonts w:ascii="Cambria Math" w:hAnsi="Cambria Math"/>
+                </w:rPr>
+                <m:t>J</m:t>
+              </m:r>
+            </m:sub>
+            <m:sup>
+              <m:ctrlPr>
+                <w:rPr>
+                  <w:rFonts w:ascii="Cambria Math" w:hAnsi="Cambria Math"/>
+                  <w:i/>
+                  <w:iCs/>
+                </w:rPr>
+              </m:ctrlPr>
+            </m:sup>
+            <m:e>
+              <m:r>
+                <w:rPr>
+                  <w:rFonts w:ascii="Cambria Math" w:hAnsi="Cambria Math"/>
+                </w:rPr>
+                <m:t xml:space="preserve"> </m:t>
+              </m:r>
+              <m:ctrlPr>
+                <w:rPr>
+                  <w:rFonts w:ascii="Cambria Math" w:hAnsi="Cambria Math"/>
+                  <w:i/>
+                  <w:iCs/>
+                </w:rPr>
+              </m:ctrlPr>
+            </m:e>
+          </m:nary>
+          <m:r>
+            <w:rPr>
+              <w:rFonts w:ascii="Cambria Math" w:hAnsi="Cambria Math"/>
+            </w:rPr>
+            <m:t>​</m:t>
+          </m:r>
+          <m:sSub>
+            <m:sSubPr>
+              <m:ctrlPr>
+                <w:rPr>
+                  <w:rFonts w:ascii="Cambria Math" w:hAnsi="Cambria Math"/>
+                  <w:i/>
+                  <w:iCs/>
+                </w:rPr>
+              </m:ctrlPr>
+            </m:sSubPr>
+            <m:e>
+              <m:r>
+                <w:rPr>
+                  <w:rFonts w:ascii="Cambria Math" w:hAnsi="Cambria Math"/>
+                </w:rPr>
+                <m:t>B</m:t>
+              </m:r>
+            </m:e>
+            <m:sub>
+              <m:r>
+                <w:rPr>
+                  <w:rFonts w:ascii="Cambria Math" w:hAnsi="Cambria Math"/>
+                </w:rPr>
+                <m:t>j</m:t>
+              </m:r>
+            </m:sub>
+          </m:sSub>
+          <m:r>
+            <w:rPr>
+              <w:rFonts w:ascii="Cambria Math" w:hAnsi="Cambria Math"/>
+            </w:rPr>
+            <m:t>​=</m:t>
+          </m:r>
+          <m:r>
+            <w:rPr>
+              <w:rFonts w:ascii="Cambria Math" w:hAnsi="Cambria Math"/>
+            </w:rPr>
+            <m:t>AEnc(</m:t>
+          </m:r>
+          <m:nary>
+            <m:naryPr>
+              <m:chr m:val="∑"/>
+              <m:supHide m:val="1"/>
+              <m:ctrlPr>
+                <w:rPr>
+                  <w:rFonts w:ascii="Cambria Math" w:hAnsi="Cambria Math"/>
+                  <w:i/>
+                </w:rPr>
+              </m:ctrlPr>
+            </m:naryPr>
+            <m:sub>
+              <m:r>
+                <w:rPr>
+                  <w:rFonts w:ascii="Cambria Math" w:hAnsi="Cambria Math"/>
+                </w:rPr>
+                <m:t>j</m:t>
+              </m:r>
+              <m:r>
+                <w:rPr>
+                  <w:rFonts w:ascii="Cambria Math" w:hAnsi="Cambria Math" w:cs="Cambria Math"/>
+                </w:rPr>
+                <m:t>∈</m:t>
+              </m:r>
+              <m:r>
+                <w:rPr>
+                  <w:rFonts w:ascii="Cambria Math" w:hAnsi="Cambria Math"/>
+                </w:rPr>
+                <m:t>J</m:t>
+              </m:r>
+            </m:sub>
+            <m:sup>
+              <m:ctrlPr>
+                <w:rPr>
+                  <w:rFonts w:ascii="Cambria Math" w:hAnsi="Cambria Math"/>
+                  <w:i/>
+                  <w:iCs/>
+                </w:rPr>
+              </m:ctrlPr>
+            </m:sup>
+            <m:e>
+              <m:r>
+                <w:rPr>
+                  <w:rFonts w:ascii="Cambria Math" w:hAnsi="Cambria Math"/>
+                </w:rPr>
+                <m:t xml:space="preserve"> </m:t>
+              </m:r>
+              <m:ctrlPr>
+                <w:rPr>
+                  <w:rFonts w:ascii="Cambria Math" w:hAnsi="Cambria Math"/>
+                  <w:i/>
+                  <w:iCs/>
+                </w:rPr>
+              </m:ctrlPr>
+            </m:e>
+          </m:nary>
+          <m:r>
+            <w:rPr>
+              <w:rFonts w:ascii="Cambria Math" w:hAnsi="Cambria Math"/>
+            </w:rPr>
+            <m:t>​</m:t>
+          </m:r>
+          <m:sSub>
+            <m:sSubPr>
+              <m:ctrlPr>
+                <w:rPr>
+                  <w:rFonts w:ascii="Cambria Math" w:hAnsi="Cambria Math"/>
+                  <w:i/>
+                  <w:iCs/>
+                </w:rPr>
+              </m:ctrlPr>
+            </m:sSubPr>
+            <m:e>
+              <m:r>
+                <w:rPr>
+                  <w:rFonts w:ascii="Cambria Math" w:hAnsi="Cambria Math"/>
+                </w:rPr>
+                <m:t>t</m:t>
+              </m:r>
+            </m:e>
+            <m:sub>
+              <m:r>
+                <w:rPr>
+                  <w:rFonts w:ascii="Cambria Math" w:hAnsi="Cambria Math"/>
+                </w:rPr>
+                <m:t>j</m:t>
+              </m:r>
+            </m:sub>
+          </m:sSub>
+          <m:r>
+            <w:rPr>
+              <w:rFonts w:ascii="Cambria Math" w:hAnsi="Cambria Math"/>
+            </w:rPr>
+            <m:t>​</m:t>
+          </m:r>
+          <m:r>
+            <w:rPr>
+              <w:rFonts w:ascii="Cambria Math" w:hAnsi="Cambria Math"/>
+            </w:rPr>
+            <m:t>)</m:t>
+          </m:r>
+          <m:r>
+            <w:br/>
+          </m:r>
+        </m:oMath>
+      </m:oMathPara>
+      <w:r>
+        <w:t>发送</w:t>
+      </w:r>
+      <m:oMath>
+        <m:r>
+          <w:rPr>
+            <w:rFonts w:ascii="Cambria Math" w:hAnsi="Cambria Math"/>
+          </w:rPr>
+          <m:t> ARefresh(</m:t>
+        </m:r>
+        <m:sSub>
+          <m:sSubPr>
+            <m:ctrlPr>
+              <w:rPr>
+                <w:rFonts w:ascii="Cambria Math" w:hAnsi="Cambria Math"/>
+                <w:i/>
+                <w:iCs/>
+              </w:rPr>
+            </m:ctrlPr>
+          </m:sSubPr>
+          <m:e>
+            <m:r>
+              <w:rPr>
+                <w:rFonts w:ascii="Cambria Math" w:hAnsi="Cambria Math"/>
+              </w:rPr>
+              <m:t>S</m:t>
+            </m:r>
+            <m:ctrlPr>
+              <w:rPr>
+                <w:rFonts w:ascii="Cambria Math" w:hAnsi="Cambria Math"/>
+                <w:i/>
+              </w:rPr>
+            </m:ctrlPr>
+          </m:e>
+          <m:sub>
+            <m:r>
+              <w:rPr>
+                <w:rFonts w:ascii="Cambria Math" w:hAnsi="Cambria Math"/>
+              </w:rPr>
+              <m:t>enc</m:t>
+            </m:r>
+          </m:sub>
+        </m:sSub>
+        <m:r>
+          <w:rPr>
+            <w:rFonts w:ascii="Cambria Math" w:hAnsi="Cambria Math"/>
+          </w:rPr>
+          <m:t>​)</m:t>
+        </m:r>
+      </m:oMath>
+      <w:r>
+        <w:t>（刷新随机性）</w:t>
+      </w:r>
+    </w:p>
+    <w:p>
+      <w:r>
+        <w:t>​</w:t>
+      </w:r>
+      <w:r>
+        <w:rPr>
+          <w:b/>
+          <w:bCs/>
+        </w:rPr>
+        <w:t>​Output (</w:t>
+      </w:r>
+      <w:r>
+        <w:rPr>
+          <w:b/>
+          <w:bCs/>
+          <w:i/>
+          <w:iCs/>
+        </w:rPr>
+        <w:t>P</w:t>
+      </w:r>
+      <w:r>
+        <w:rPr>
+          <w:b/>
+          <w:bCs/>
+        </w:rPr>
+        <w:t>2​)​</w:t>
+      </w:r>
+      <w:r>
+        <w:t>​</w:t>
+      </w:r>
+      <w:r>
+        <w:t>：</w:t>
+      </w:r>
+    </w:p>
+    <w:p>
+      <w:pPr>
+        <w:numPr>
+          <w:ilvl w:val="0"/>
+          <w:numId w:val="16"/>
+        </w:numPr>
+      </w:pPr>
+      <w:r>
+        <w:t>解密：</w:t>
+      </w:r>
+      <m:oMath>
+        <m:r>
+          <w:rPr>
+            <w:rFonts w:ascii="Cambria Math" w:hAnsi="Cambria Math"/>
+          </w:rPr>
+          <m:t>S=</m:t>
+        </m:r>
+        <m:r>
+          <w:rPr>
+            <w:rFonts w:ascii="Cambria Math" w:hAnsi="Cambria Math"/>
+          </w:rPr>
+          <m:t>ADec(</m:t>
+        </m:r>
+        <m:r>
+          <w:rPr>
+            <w:rFonts w:ascii="Cambria Math" w:hAnsi="Cambria Math"/>
+          </w:rPr>
+          <m:t>sk</m:t>
+        </m:r>
+        <m:r>
+          <m:rPr>
+            <m:sty m:val="bi"/>
+          </m:rPr>
+          <w:rPr>
+            <w:rFonts w:ascii="Cambria Math" w:hAnsi="Cambria Math"/>
+          </w:rPr>
+          <m:t>,</m:t>
+        </m:r>
+        <m:r>
+          <w:rPr>
+            <w:rFonts w:ascii="Cambria Math" w:hAnsi="Cambria Math"/>
+          </w:rPr>
+          <m:t>S</m:t>
+        </m:r>
+        <m:r>
+          <w:rPr>
+            <w:rFonts w:ascii="Cambria Math" w:hAnsi="Cambria Math"/>
+          </w:rPr>
+          <m:t>enc</m:t>
+        </m:r>
+        <m:r>
+          <w:rPr>
+            <w:rFonts w:ascii="Cambria Math" w:hAnsi="Cambria Math"/>
+          </w:rPr>
+          <m:t>​)</m:t>
+        </m:r>
+      </m:oMath>
+    </w:p>
+    <w:p>
+      <w:pPr>
+        <w:numPr>
+          <w:ilvl w:val="0"/>
+          <w:numId w:val="16"/>
+        </w:numPr>
+      </w:pPr>
+      <w:r>
+        <w:t>输出：</w:t>
+      </w:r>
+      <m:oMath>
+        <m:r>
+          <w:rPr>
+            <w:rFonts w:ascii="Cambria Math" w:hAnsi="Cambria Math"/>
+          </w:rPr>
+          <m:t>S</m:t>
+        </m:r>
+      </m:oMath>
+      <w:r>
+        <w:t>（</w:t>
+      </w:r>
+      <w:proofErr w:type="gramStart"/>
+      <w:r>
+        <w:t>关联值</w:t>
+      </w:r>
+      <w:proofErr w:type="gramEnd"/>
+      <w:r>
+        <w:t>之和）</w:t>
+      </w:r>
+    </w:p>
+    <w:p>
+      <w:pPr>
+        <w:rPr>
+          <w:b/>
+          <w:bCs/>
+        </w:rPr>
+      </w:pPr>
+      <w:r>
+        <w:rPr>
+          <w:b/>
+          <w:bCs/>
+        </w:rPr>
+        <w:t>关键算法实现</w:t>
+      </w:r>
+    </w:p>
+    <w:p>
+      <w:pPr>
+        <w:rPr>
+          <w:b/>
+          <w:bCs/>
+        </w:rPr>
+      </w:pPr>
+      <w:r>
+        <w:rPr>
+          <w:b/>
+          <w:bCs/>
+        </w:rPr>
+        <w:t xml:space="preserve">1. </w:t>
+      </w:r>
+      <w:r>
+        <w:rPr>
+          <w:b/>
+          <w:bCs/>
+        </w:rPr>
+        <w:t>椭圆曲线运算</w:t>
+      </w:r>
+    </w:p>
+    <w:p>
+      <w:r>
+        <w:rPr>
+          <w:noProof/>
+        </w:rPr>
+        <w:lastRenderedPageBreak/>
+        <w:drawing>
+          <wp:inline distT="0" distB="0" distL="0" distR="0" wp14:anchorId="023BB922" wp14:editId="1F67C4D0">
+            <wp:extent cx="5274310" cy="2444750"/>
+            <wp:effectExtent l="0" t="0" r="2540" b="0"/>
+            <wp:docPr id="1984225712" name="图片 1"/>
+            <wp:cNvGraphicFramePr>
+              <a:graphicFrameLocks xmlns:a="http://schemas.openxmlformats.org/drawingml/2006/main" noChangeAspect="1"/>
+            </wp:cNvGraphicFramePr>
+            <a:graphic xmlns:a="http://schemas.openxmlformats.org/drawingml/2006/main">
+              <a:graphicData uri="http://schemas.openxmlformats.org/drawingml/2006/picture">
+                <pic:pic xmlns:pic="http://schemas.openxmlformats.org/drawingml/2006/picture">
+                  <pic:nvPicPr>
+                    <pic:cNvPr id="1984225712" name=""/>
+                    <pic:cNvPicPr/>
+                  </pic:nvPicPr>
+                  <pic:blipFill>
+                    <a:blip r:embed="rId8"/>
+                    <a:stretch>
+                      <a:fillRect/>
+                    </a:stretch>
+                  </pic:blipFill>
+                  <pic:spPr>
+                    <a:xfrm>
+                      <a:off x="0" y="0"/>
+                      <a:ext cx="5274310" cy="2444750"/>
+                    </a:xfrm>
+                    <a:prstGeom prst="rect">
+                      <a:avLst/>
+                    </a:prstGeom>
+                  </pic:spPr>
+                </pic:pic>
+              </a:graphicData>
+            </a:graphic>
+          </wp:inline>
+        </w:drawing>
+      </w:r>
+      <w:r>
+        <w:t xml:space="preserve">    </w:t>
+      </w:r>
+    </w:p>
+    <w:p>
+      <w:pPr>
+        <w:rPr>
+          <w:b/>
+          <w:bCs/>
+        </w:rPr>
+      </w:pPr>
+      <w:r>
+        <w:rPr>
+          <w:b/>
+          <w:bCs/>
+        </w:rPr>
+        <w:t xml:space="preserve">2. </w:t>
+      </w:r>
+      <w:proofErr w:type="gramStart"/>
+      <w:r>
+        <w:rPr>
+          <w:b/>
+          <w:bCs/>
+        </w:rPr>
+        <w:t>哈希到曲线</w:t>
+      </w:r>
+      <w:proofErr w:type="gramEnd"/>
+    </w:p>
+    <w:p>
+      <w:pPr>
+        <w:rPr>
+          <w:b/>
+          <w:bCs/>
+        </w:rPr>
+      </w:pPr>
+      <w:r>
+        <w:rPr>
+          <w:noProof/>
+        </w:rPr>
+        <w:drawing>
+          <wp:inline distT="0" distB="0" distL="0" distR="0" wp14:anchorId="65BC6029" wp14:editId="4F94EC77">
+            <wp:extent cx="5274310" cy="2480945"/>
+            <wp:effectExtent l="0" t="0" r="2540" b="0"/>
+            <wp:docPr id="2093518422" name="图片 1"/>
+            <wp:cNvGraphicFramePr>
+              <a:graphicFrameLocks xmlns:a="http://schemas.openxmlformats.org/drawingml/2006/main" noChangeAspect="1"/>
+            </wp:cNvGraphicFramePr>
+            <a:graphic xmlns:a="http://schemas.openxmlformats.org/drawingml/2006/main">
+              <a:graphicData uri="http://schemas.openxmlformats.org/drawingml/2006/picture">
+                <pic:pic xmlns:pic="http://schemas.openxmlformats.org/drawingml/2006/picture">
+                  <pic:nvPicPr>
+                    <pic:cNvPr id="2093518422" name=""/>
+                    <pic:cNvPicPr/>
+                  </pic:nvPicPr>
+                  <pic:blipFill>
+                    <a:blip r:embed="rId9"/>
+                    <a:stretch>
+                      <a:fillRect/>
+                    </a:stretch>
+                  </pic:blipFill>
+                  <pic:spPr>
+                    <a:xfrm>
+                      <a:off x="0" y="0"/>
+                      <a:ext cx="5274310" cy="2480945"/>
+                    </a:xfrm>
+                    <a:prstGeom prst="rect">
+                      <a:avLst/>
+                    </a:prstGeom>
+                  </pic:spPr>
+                </pic:pic>
+              </a:graphicData>
+            </a:graphic>
+          </wp:inline>
+        </w:drawing>
+      </w:r>
+      <w:r>
+        <w:rPr>
+          <w:b/>
+          <w:bCs/>
+        </w:rPr>
+        <w:t xml:space="preserve">3. </w:t>
+      </w:r>
+      <w:r>
+        <w:rPr>
+          <w:b/>
+          <w:bCs/>
+        </w:rPr>
+        <w:t>协议流程</w:t>
+      </w:r>
+    </w:p>
+    <w:p>
+      <w:pPr>
+        <w:rPr>
+          <w:b/>
+          <w:bCs/>
+        </w:rPr>
+      </w:pPr>
+      <w:r>
+        <w:rPr>
+          <w:noProof/>
+        </w:rPr>
+        <w:drawing>
+          <wp:inline distT="0" distB="0" distL="0" distR="0" wp14:anchorId="7D47B5C5" wp14:editId="0565AE6D">
+            <wp:extent cx="5274310" cy="1303020"/>
+            <wp:effectExtent l="0" t="0" r="2540" b="0"/>
+            <wp:docPr id="691477400" name="图片 1"/>
+            <wp:cNvGraphicFramePr>
+              <a:graphicFrameLocks xmlns:a="http://schemas.openxmlformats.org/drawingml/2006/main" noChangeAspect="1"/>
+            </wp:cNvGraphicFramePr>
+            <a:graphic xmlns:a="http://schemas.openxmlformats.org/drawingml/2006/main">
+              <a:graphicData uri="http://schemas.openxmlformats.org/drawingml/2006/picture">
+                <pic:pic xmlns:pic="http://schemas.openxmlformats.org/drawingml/2006/picture">
+                  <pic:nvPicPr>
+                    <pic:cNvPr id="691477400" name=""/>
+                    <pic:cNvPicPr/>
+                  </pic:nvPicPr>
+                  <pic:blipFill>
+                    <a:blip r:embed="rId10"/>
+                    <a:stretch>
+                      <a:fillRect/>
+                    </a:stretch>
+                  </pic:blipFill>
+                  <pic:spPr>
+                    <a:xfrm>
+                      <a:off x="0" y="0"/>
+                      <a:ext cx="5274310" cy="1303020"/>
+                    </a:xfrm>
+                    <a:prstGeom prst="rect">
+                      <a:avLst/>
+                    </a:prstGeom>
+                  </pic:spPr>
+                </pic:pic>
+              </a:graphicData>
+            </a:graphic>
+          </wp:inline>
+        </w:drawing>
+      </w:r>
+    </w:p>
+    <w:p>
+      <w:pPr>
+        <w:rPr>
+          <w:rFonts w:hint="eastAsia"/>
+          <w:b/>
+          <w:bCs/>
+        </w:rPr>
+      </w:pPr>
+      <w:r>
+        <w:rPr>
+          <w:noProof/>
+        </w:rPr>
+        <w:lastRenderedPageBreak/>
+        <w:drawing>
+          <wp:inline distT="0" distB="0" distL="0" distR="0" wp14:anchorId="329F9088" wp14:editId="29436045">
+            <wp:extent cx="5274310" cy="2259330"/>
+            <wp:effectExtent l="0" t="0" r="2540" b="7620"/>
+            <wp:docPr id="428624470" name="图片 1"/>
+            <wp:cNvGraphicFramePr>
+              <a:graphicFrameLocks xmlns:a="http://schemas.openxmlformats.org/drawingml/2006/main" noChangeAspect="1"/>
+            </wp:cNvGraphicFramePr>
+            <a:graphic xmlns:a="http://schemas.openxmlformats.org/drawingml/2006/main">
+              <a:graphicData uri="http://schemas.openxmlformats.org/drawingml/2006/picture">
+                <pic:pic xmlns:pic="http://schemas.openxmlformats.org/drawingml/2006/picture">
+                  <pic:nvPicPr>
+                    <pic:cNvPr id="428624470" name=""/>
+                    <pic:cNvPicPr/>
+                  </pic:nvPicPr>
+                  <pic:blipFill>
+                    <a:blip r:embed="rId11"/>
+                    <a:stretch>
+                      <a:fillRect/>
+                    </a:stretch>
+                  </pic:blipFill>
+                  <pic:spPr>
+                    <a:xfrm>
+                      <a:off x="0" y="0"/>
+                      <a:ext cx="5274310" cy="2259330"/>
+                    </a:xfrm>
+                    <a:prstGeom prst="rect">
+                      <a:avLst/>
+                    </a:prstGeom>
+                  </pic:spPr>
+                </pic:pic>
+              </a:graphicData>
+            </a:graphic>
+          </wp:inline>
+        </w:drawing>
+      </w:r>
+    </w:p>
+    <w:p>
+      <w:pPr>
+        <w:rPr>
+          <w:b/>
+          <w:bCs/>
+        </w:rPr>
+      </w:pPr>
+      <w:r>
+        <w:rPr>
+          <w:b/>
+          <w:bCs/>
+        </w:rPr>
+        <w:t>数学安全性分析</w:t>
+      </w:r>
+    </w:p>
+    <w:p>
+      <w:pPr>
+        <w:rPr>
+          <w:b/>
+          <w:bCs/>
+        </w:rPr>
+      </w:pPr>
+      <w:r>
+        <w:rPr>
+          <w:b/>
+          <w:bCs/>
+        </w:rPr>
+        <w:t xml:space="preserve">1. </w:t>
+      </w:r>
+      <w:r>
+        <w:rPr>
+          <w:b/>
+          <w:bCs/>
+        </w:rPr>
+        <w:t>隐私保护原理</w:t>
+      </w:r>
+    </w:p>
+    <w:p>
+      <w:pPr>
+        <w:numPr>
+          <w:ilvl w:val="0"/>
+          <w:numId w:val="17"/>
+        </w:numPr>
+      </w:pPr>
+      <w:r>
+        <w:t>​</w:t>
+      </w:r>
+      <w:r>
+        <w:rPr>
+          <w:b/>
+          <w:bCs/>
+        </w:rPr>
+        <w:t>​</w:t>
+      </w:r>
+      <w:r>
+        <w:rPr>
+          <w:b/>
+          <w:bCs/>
+        </w:rPr>
+        <w:t>标识隐藏</w:t>
+      </w:r>
+      <w:r>
+        <w:rPr>
+          <w:b/>
+          <w:bCs/>
+        </w:rPr>
+        <w:t>​</w:t>
+      </w:r>
+      <w:r>
+        <w:t>​</w:t>
+      </w:r>
+      <w:r>
+        <w:t>：攻击者无法从</w:t>
+      </w:r>
+      <w:r>
+        <w:t> </w:t>
+      </w:r>
+      <m:oMath>
+        <m:r>
+          <w:rPr>
+            <w:rFonts w:ascii="Cambria Math" w:hAnsi="Cambria Math"/>
+          </w:rPr>
+          <m:t>[</m:t>
+        </m:r>
+        <m:r>
+          <w:rPr>
+            <w:rFonts w:ascii="Cambria Math" w:hAnsi="Cambria Math"/>
+          </w:rPr>
+          <m:t>k]H</m:t>
+        </m:r>
+        <m:r>
+          <w:rPr>
+            <w:rFonts w:ascii="Cambria Math" w:hAnsi="Cambria Math"/>
+          </w:rPr>
+          <m:t>(</m:t>
+        </m:r>
+        <m:r>
+          <w:rPr>
+            <w:rFonts w:ascii="Cambria Math" w:hAnsi="Cambria Math"/>
+          </w:rPr>
+          <m:t>v)</m:t>
+        </m:r>
+      </m:oMath>
+      <w:r>
+        <w:t> </w:t>
+      </w:r>
+      <w:r>
+        <w:t>反推</w:t>
+      </w:r>
+      <w:r>
+        <w:t> </w:t>
+      </w:r>
+      <m:oMath>
+        <m:r>
+          <w:rPr>
+            <w:rFonts w:ascii="Cambria Math" w:hAnsi="Cambria Math"/>
+          </w:rPr>
+          <m:t>v</m:t>
+        </m:r>
+      </m:oMath>
+      <w:r>
+        <w:t>（</w:t>
+      </w:r>
+      <w:r>
+        <w:t xml:space="preserve">ECDLP </w:t>
+      </w:r>
+      <w:r>
+        <w:t>困难问题）</w:t>
+      </w:r>
+    </w:p>
+    <w:p>
+      <w:pPr>
+        <w:numPr>
+          <w:ilvl w:val="0"/>
+          <w:numId w:val="17"/>
+        </w:numPr>
+      </w:pPr>
+      <w:r>
+        <w:t>​</w:t>
+      </w:r>
+      <w:r>
+        <w:rPr>
+          <w:b/>
+          <w:bCs/>
+        </w:rPr>
+        <w:t>​</w:t>
+      </w:r>
+      <w:proofErr w:type="gramStart"/>
+      <w:r>
+        <w:rPr>
+          <w:b/>
+          <w:bCs/>
+        </w:rPr>
+        <w:t>关联值</w:t>
+      </w:r>
+      <w:proofErr w:type="gramEnd"/>
+      <w:r>
+        <w:rPr>
+          <w:b/>
+          <w:bCs/>
+        </w:rPr>
+        <w:t>隐藏</w:t>
+      </w:r>
+      <w:r>
+        <w:rPr>
+          <w:b/>
+          <w:bCs/>
+        </w:rPr>
+        <w:t>​</w:t>
+      </w:r>
+      <w:r>
+        <w:t>​</w:t>
+      </w:r>
+      <w:r>
+        <w:t>：</w:t>
+      </w:r>
+      <w:proofErr w:type="spellStart"/>
+      <w:r>
+        <w:t>Paillier</w:t>
+      </w:r>
+      <w:proofErr w:type="spellEnd"/>
+      <w:r>
+        <w:t xml:space="preserve"> </w:t>
+      </w:r>
+      <w:r>
+        <w:t>加密的语义安全性保护</w:t>
+      </w:r>
+      <w:r>
+        <w:t> </w:t>
+      </w:r>
+      <m:oMath>
+        <m:sSub>
+          <m:sSubPr>
+            <m:ctrlPr>
+              <w:rPr>
+                <w:rFonts w:ascii="Cambria Math" w:hAnsi="Cambria Math"/>
+                <w:i/>
+                <w:iCs/>
+              </w:rPr>
+            </m:ctrlPr>
+          </m:sSubPr>
+          <m:e>
+            <m:r>
+              <w:rPr>
+                <w:rFonts w:ascii="Cambria Math" w:hAnsi="Cambria Math"/>
+              </w:rPr>
+              <m:t>t</m:t>
+            </m:r>
+          </m:e>
+          <m:sub>
+            <m:r>
+              <w:rPr>
+                <w:rFonts w:ascii="Cambria Math" w:hAnsi="Cambria Math"/>
+              </w:rPr>
+              <m:t>j</m:t>
+            </m:r>
+          </m:sub>
+        </m:sSub>
+        <m:r>
+          <w:rPr>
+            <w:rFonts w:ascii="Cambria Math" w:hAnsi="Cambria Math"/>
+          </w:rPr>
+          <m:t>​</m:t>
+        </m:r>
+      </m:oMath>
+    </w:p>
+    <w:p>
+      <w:pPr>
+        <w:numPr>
+          <w:ilvl w:val="0"/>
+          <w:numId w:val="17"/>
+        </w:numPr>
+      </w:pPr>
+      <w:r>
+        <w:t>​</w:t>
+      </w:r>
+      <w:r>
+        <w:rPr>
+          <w:b/>
+          <w:bCs/>
+        </w:rPr>
+        <w:t>​</w:t>
+      </w:r>
+      <w:r>
+        <w:rPr>
+          <w:b/>
+          <w:bCs/>
+        </w:rPr>
+        <w:t>双掩码机制</w:t>
+      </w:r>
+      <w:r>
+        <w:rPr>
+          <w:b/>
+          <w:bCs/>
+        </w:rPr>
+        <w:t>​</w:t>
+      </w:r>
+      <w:r>
+        <w:t>​</w:t>
+      </w:r>
+      <w:r>
+        <w:t>：</w:t>
+      </w:r>
+      <m:oMath>
+        <m:r>
+          <w:rPr>
+            <w:rFonts w:ascii="Cambria Math" w:hAnsi="Cambria Math"/>
+          </w:rPr>
+          <m:t>H</m:t>
+        </m:r>
+        <m:sSup>
+          <m:sSupPr>
+            <m:ctrlPr>
+              <w:rPr>
+                <w:rFonts w:ascii="Cambria Math" w:hAnsi="Cambria Math"/>
+                <w:i/>
+              </w:rPr>
+            </m:ctrlPr>
+          </m:sSupPr>
+          <m:e>
+            <m:d>
+              <m:dPr>
+                <m:ctrlPr>
+                  <w:rPr>
+                    <w:rFonts w:ascii="Cambria Math" w:hAnsi="Cambria Math"/>
+                    <w:i/>
+                  </w:rPr>
+                </m:ctrlPr>
+              </m:dPr>
+              <m:e>
+                <m:sSub>
+                  <m:sSubPr>
+                    <m:ctrlPr>
+                      <w:rPr>
+                        <w:rFonts w:ascii="Cambria Math" w:hAnsi="Cambria Math"/>
+                        <w:i/>
+                        <w:iCs/>
+                      </w:rPr>
+                    </m:ctrlPr>
+                  </m:sSubPr>
+                  <m:e>
+                    <m:r>
+                      <w:rPr>
+                        <w:rFonts w:ascii="Cambria Math" w:hAnsi="Cambria Math"/>
+                      </w:rPr>
+                      <m:t>v</m:t>
+                    </m:r>
+                    <m:ctrlPr>
+                      <w:rPr>
+                        <w:rFonts w:ascii="Cambria Math" w:hAnsi="Cambria Math"/>
+                        <w:i/>
+                      </w:rPr>
+                    </m:ctrlPr>
+                  </m:e>
+                  <m:sub>
+                    <m:r>
+                      <w:rPr>
+                        <w:rFonts w:ascii="Cambria Math" w:hAnsi="Cambria Math"/>
+                      </w:rPr>
+                      <m:t>i</m:t>
+                    </m:r>
+                  </m:sub>
+                </m:sSub>
+                <m:r>
+                  <w:rPr>
+                    <w:rFonts w:ascii="Cambria Math" w:hAnsi="Cambria Math"/>
+                  </w:rPr>
+                  <m:t>​</m:t>
+                </m:r>
+                <m:ctrlPr>
+                  <w:rPr>
+                    <w:rFonts w:ascii="Cambria Math" w:hAnsi="Cambria Math"/>
+                    <w:i/>
+                    <w:iCs/>
+                  </w:rPr>
+                </m:ctrlPr>
+              </m:e>
+            </m:d>
+            <m:ctrlPr>
+              <w:rPr>
+                <w:rFonts w:ascii="Cambria Math" w:hAnsi="Cambria Math"/>
+                <w:i/>
+                <w:iCs/>
+              </w:rPr>
+            </m:ctrlPr>
+          </m:e>
+          <m:sup>
+            <m:r>
+              <w:rPr>
+                <w:rFonts w:ascii="Cambria Math" w:hAnsi="Cambria Math"/>
+              </w:rPr>
+              <m:t>k</m:t>
+            </m:r>
+            <m:r>
+              <w:rPr>
+                <w:rFonts w:ascii="Cambria Math" w:hAnsi="Cambria Math"/>
+              </w:rPr>
+              <m:t>1</m:t>
+            </m:r>
+            <m:r>
+              <w:rPr>
+                <w:rFonts w:ascii="Cambria Math" w:hAnsi="Cambria Math"/>
+              </w:rPr>
+              <m:t>​k</m:t>
+            </m:r>
+            <m:r>
+              <w:rPr>
+                <w:rFonts w:ascii="Cambria Math" w:hAnsi="Cambria Math"/>
+              </w:rPr>
+              <m:t>2</m:t>
+            </m:r>
+          </m:sup>
+        </m:sSup>
+      </m:oMath>
+      <w:r>
+        <w:rPr>
+          <w:rFonts w:hint="eastAsia"/>
+        </w:rPr>
+        <w:t xml:space="preserve"> </w:t>
+      </w:r>
+      <w:r>
+        <w:t>​ </w:t>
+      </w:r>
+      <w:r>
+        <w:t>在</w:t>
+      </w:r>
+      <w:r>
+        <w:t xml:space="preserve"> DDH </w:t>
+      </w:r>
+      <w:r>
+        <w:t>假设下与随机点不可区分</w:t>
+      </w:r>
+    </w:p>
+    <w:p>
+      <w:pPr>
+        <w:rPr>
+          <w:b/>
+          <w:bCs/>
+        </w:rPr>
+      </w:pPr>
+      <w:r>
+        <w:rPr>
+          <w:b/>
+          <w:bCs/>
+        </w:rPr>
+        <w:t xml:space="preserve">2. </w:t>
+      </w:r>
+      <w:r>
+        <w:rPr>
+          <w:b/>
+          <w:bCs/>
+        </w:rPr>
+        <w:t>正确性证明</w:t>
+      </w:r>
+    </w:p>
+    <w:p>
+      <w:r>
+        <w:t>当</w:t>
+      </w:r>
+      <w:r>
+        <w:t> </w:t>
+      </w:r>
+      <m:oMath>
+        <m:r>
+          <w:rPr>
+            <w:rFonts w:ascii="Cambria Math" w:hAnsi="Cambria Math"/>
+          </w:rPr>
+          <m:t>vi​=wj​</m:t>
+        </m:r>
+        <m:r>
+          <w:rPr>
+            <w:rFonts w:ascii="Cambria Math" w:hAnsi="Cambria Math"/>
+          </w:rPr>
+          <m:t> </m:t>
+        </m:r>
+      </m:oMath>
+      <w:r>
+        <w:t>时：</w:t>
+      </w:r>
+      <w:r>
+        <w:br/>
+      </w:r>
+      <m:oMathPara>
+        <m:oMath>
+          <m:r>
+            <w:rPr>
+              <w:rFonts w:ascii="Cambria Math" w:hAnsi="Cambria Math"/>
+            </w:rPr>
+            <m:t>[</m:t>
+          </m:r>
+          <m:sSub>
+            <m:sSubPr>
+              <m:ctrlPr>
+                <w:rPr>
+                  <w:rFonts w:ascii="Cambria Math" w:hAnsi="Cambria Math"/>
+                  <w:i/>
+                  <w:iCs/>
+                </w:rPr>
+              </m:ctrlPr>
+            </m:sSubPr>
+            <m:e>
+              <m:r>
+                <w:rPr>
+                  <w:rFonts w:ascii="Cambria Math" w:hAnsi="Cambria Math"/>
+                </w:rPr>
+                <m:t>k</m:t>
+              </m:r>
+              <m:ctrlPr>
+                <w:rPr>
+                  <w:rFonts w:ascii="Cambria Math" w:hAnsi="Cambria Math"/>
+                  <w:i/>
+                </w:rPr>
+              </m:ctrlPr>
+            </m:e>
+            <m:sub>
+              <m:r>
+                <w:rPr>
+                  <w:rFonts w:ascii="Cambria Math" w:hAnsi="Cambria Math"/>
+                </w:rPr>
+                <m:t>1</m:t>
+              </m:r>
+            </m:sub>
+          </m:sSub>
+          <m:r>
+            <w:rPr>
+              <w:rFonts w:ascii="Cambria Math" w:hAnsi="Cambria Math"/>
+            </w:rPr>
+            <m:t>​]H</m:t>
+          </m:r>
+          <m:r>
+            <w:rPr>
+              <w:rFonts w:ascii="Cambria Math" w:hAnsi="Cambria Math"/>
+            </w:rPr>
+            <m:t>(</m:t>
+          </m:r>
+          <m:sSub>
+            <m:sSubPr>
+              <m:ctrlPr>
+                <w:rPr>
+                  <w:rFonts w:ascii="Cambria Math" w:hAnsi="Cambria Math"/>
+                  <w:i/>
+                  <w:iCs/>
+                </w:rPr>
+              </m:ctrlPr>
+            </m:sSubPr>
+            <m:e>
+              <m:r>
+                <w:rPr>
+                  <w:rFonts w:ascii="Cambria Math" w:hAnsi="Cambria Math"/>
+                </w:rPr>
+                <m:t>v</m:t>
+              </m:r>
+              <m:ctrlPr>
+                <w:rPr>
+                  <w:rFonts w:ascii="Cambria Math" w:hAnsi="Cambria Math"/>
+                  <w:i/>
+                </w:rPr>
+              </m:ctrlPr>
+            </m:e>
+            <m:sub>
+              <m:r>
+                <w:rPr>
+                  <w:rFonts w:ascii="Cambria Math" w:hAnsi="Cambria Math"/>
+                </w:rPr>
+                <m:t>i</m:t>
+              </m:r>
+            </m:sub>
+          </m:sSub>
+          <m:r>
+            <w:rPr>
+              <w:rFonts w:ascii="Cambria Math" w:hAnsi="Cambria Math"/>
+            </w:rPr>
+            <m:t>​)=</m:t>
+          </m:r>
+          <m:sSub>
+            <m:sSubPr>
+              <m:ctrlPr>
+                <w:rPr>
+                  <w:rFonts w:ascii="Cambria Math" w:hAnsi="Cambria Math"/>
+                  <w:i/>
+                  <w:iCs/>
+                </w:rPr>
+              </m:ctrlPr>
+            </m:sSubPr>
+            <m:e>
+              <m:r>
+                <w:rPr>
+                  <w:rFonts w:ascii="Cambria Math" w:hAnsi="Cambria Math"/>
+                </w:rPr>
+                <m:t>M</m:t>
+              </m:r>
+            </m:e>
+            <m:sub>
+              <m:r>
+                <w:rPr>
+                  <w:rFonts w:ascii="Cambria Math" w:hAnsi="Cambria Math"/>
+                </w:rPr>
+                <m:t>i</m:t>
+              </m:r>
+            </m:sub>
+          </m:sSub>
+          <m:r>
+            <w:rPr>
+              <w:rFonts w:ascii="Cambria Math" w:hAnsi="Cambria Math"/>
+            </w:rPr>
+            <m:t>​</m:t>
+          </m:r>
+          <m:r>
+            <w:rPr>
+              <w:rFonts w:ascii="Cambria Math" w:hAnsi="Cambria Math"/>
+            </w:rPr>
+            <w:br/>
+          </m:r>
+        </m:oMath>
+        <m:oMath>
+          <m:d>
+            <m:dPr>
+              <m:begChr m:val="["/>
+              <m:endChr m:val="]"/>
+              <m:ctrlPr>
+                <w:rPr>
+                  <w:rFonts w:ascii="Cambria Math" w:hAnsi="Cambria Math"/>
+                  <w:i/>
+                </w:rPr>
+              </m:ctrlPr>
+            </m:dPr>
+            <m:e>
+              <m:sSub>
+                <m:sSubPr>
+                  <m:ctrlPr>
+                    <w:rPr>
+                      <w:rFonts w:ascii="Cambria Math" w:hAnsi="Cambria Math"/>
+                      <w:i/>
+                      <w:iCs/>
+                    </w:rPr>
+                  </m:ctrlPr>
+                </m:sSubPr>
+                <m:e>
+                  <m:r>
+                    <w:rPr>
+                      <w:rFonts w:ascii="Cambria Math" w:hAnsi="Cambria Math"/>
+                    </w:rPr>
+                    <m:t>k</m:t>
+                  </m:r>
+                  <m:ctrlPr>
+                    <w:rPr>
+                      <w:rFonts w:ascii="Cambria Math" w:hAnsi="Cambria Math"/>
+                      <w:i/>
+                    </w:rPr>
+                  </m:ctrlPr>
+                </m:e>
+                <m:sub>
+                  <m:r>
+                    <w:rPr>
+                      <w:rFonts w:ascii="Cambria Math" w:hAnsi="Cambria Math"/>
+                    </w:rPr>
+                    <m:t>2</m:t>
+                  </m:r>
+                </m:sub>
+              </m:sSub>
+              <m:r>
+                <w:rPr>
+                  <w:rFonts w:ascii="Cambria Math" w:hAnsi="Cambria Math"/>
+                </w:rPr>
+                <m:t>​</m:t>
+              </m:r>
+              <m:ctrlPr>
+                <w:rPr>
+                  <w:rFonts w:ascii="Cambria Math" w:hAnsi="Cambria Math"/>
+                  <w:i/>
+                  <w:iCs/>
+                </w:rPr>
+              </m:ctrlPr>
+            </m:e>
+          </m:d>
+          <m:sSub>
+            <m:sSubPr>
+              <m:ctrlPr>
+                <w:rPr>
+                  <w:rFonts w:ascii="Cambria Math" w:hAnsi="Cambria Math"/>
+                  <w:i/>
+                  <w:iCs/>
+                </w:rPr>
+              </m:ctrlPr>
+            </m:sSubPr>
+            <m:e>
+              <m:r>
+                <w:rPr>
+                  <w:rFonts w:ascii="Cambria Math" w:hAnsi="Cambria Math"/>
+                </w:rPr>
+                <m:t>M</m:t>
+              </m:r>
+            </m:e>
+            <m:sub>
+              <m:r>
+                <w:rPr>
+                  <w:rFonts w:ascii="Cambria Math" w:hAnsi="Cambria Math"/>
+                </w:rPr>
+                <m:t>i</m:t>
+              </m:r>
+            </m:sub>
+          </m:sSub>
+          <m:r>
+            <w:rPr>
+              <w:rFonts w:ascii="Cambria Math" w:hAnsi="Cambria Math"/>
+            </w:rPr>
+            <m:t>​=</m:t>
+          </m:r>
+          <m:r>
+            <w:rPr>
+              <w:rFonts w:ascii="Cambria Math" w:hAnsi="Cambria Math"/>
+            </w:rPr>
+            <m:t>[</m:t>
+          </m:r>
+          <m:sSub>
+            <m:sSubPr>
+              <m:ctrlPr>
+                <w:rPr>
+                  <w:rFonts w:ascii="Cambria Math" w:hAnsi="Cambria Math"/>
+                  <w:i/>
+                  <w:iCs/>
+                </w:rPr>
+              </m:ctrlPr>
+            </m:sSubPr>
+            <m:e>
+              <m:r>
+                <w:rPr>
+                  <w:rFonts w:ascii="Cambria Math" w:hAnsi="Cambria Math"/>
+                </w:rPr>
+                <m:t>k</m:t>
+              </m:r>
+              <m:ctrlPr>
+                <w:rPr>
+                  <w:rFonts w:ascii="Cambria Math" w:hAnsi="Cambria Math"/>
+                  <w:i/>
+                </w:rPr>
+              </m:ctrlPr>
+            </m:e>
+            <m:sub>
+              <m:r>
+                <w:rPr>
+                  <w:rFonts w:ascii="Cambria Math" w:hAnsi="Cambria Math"/>
+                </w:rPr>
+                <m:t>1</m:t>
+              </m:r>
+              <m:r>
+                <w:rPr>
+                  <w:rFonts w:ascii="Cambria Math" w:hAnsi="Cambria Math"/>
+                </w:rPr>
+                <m:t>​</m:t>
+              </m:r>
+            </m:sub>
+          </m:sSub>
+          <m:sSub>
+            <m:sSubPr>
+              <m:ctrlPr>
+                <w:rPr>
+                  <w:rFonts w:ascii="Cambria Math" w:hAnsi="Cambria Math"/>
+                  <w:i/>
+                  <w:iCs/>
+                </w:rPr>
+              </m:ctrlPr>
+            </m:sSubPr>
+            <m:e>
+              <m:r>
+                <w:rPr>
+                  <w:rFonts w:ascii="Cambria Math" w:hAnsi="Cambria Math"/>
+                </w:rPr>
+                <m:t>k</m:t>
+              </m:r>
+            </m:e>
+            <m:sub>
+              <m:r>
+                <w:rPr>
+                  <w:rFonts w:ascii="Cambria Math" w:hAnsi="Cambria Math"/>
+                </w:rPr>
+                <m:t>2</m:t>
+              </m:r>
+            </m:sub>
+          </m:sSub>
+          <m:r>
+            <w:rPr>
+              <w:rFonts w:ascii="Cambria Math" w:hAnsi="Cambria Math"/>
+            </w:rPr>
+            <m:t>​]H</m:t>
+          </m:r>
+          <m:r>
+            <w:rPr>
+              <w:rFonts w:ascii="Cambria Math" w:hAnsi="Cambria Math"/>
+            </w:rPr>
+            <m:t>(</m:t>
+          </m:r>
+          <m:sSub>
+            <m:sSubPr>
+              <m:ctrlPr>
+                <w:rPr>
+                  <w:rFonts w:ascii="Cambria Math" w:hAnsi="Cambria Math"/>
+                  <w:i/>
+                  <w:iCs/>
+                </w:rPr>
+              </m:ctrlPr>
+            </m:sSubPr>
+            <m:e>
+              <m:r>
+                <w:rPr>
+                  <w:rFonts w:ascii="Cambria Math" w:hAnsi="Cambria Math"/>
+                </w:rPr>
+                <m:t>v</m:t>
+              </m:r>
+              <m:ctrlPr>
+                <w:rPr>
+                  <w:rFonts w:ascii="Cambria Math" w:hAnsi="Cambria Math"/>
+                  <w:i/>
+                </w:rPr>
+              </m:ctrlPr>
+            </m:e>
+            <m:sub>
+              <m:r>
+                <w:rPr>
+                  <w:rFonts w:ascii="Cambria Math" w:hAnsi="Cambria Math"/>
+                </w:rPr>
+                <m:t>i</m:t>
+              </m:r>
+            </m:sub>
+          </m:sSub>
+          <m:r>
+            <w:rPr>
+              <w:rFonts w:ascii="Cambria Math" w:hAnsi="Cambria Math"/>
+            </w:rPr>
+            <m:t>​)=</m:t>
+          </m:r>
+          <m:sSub>
+            <m:sSubPr>
+              <m:ctrlPr>
+                <w:rPr>
+                  <w:rFonts w:ascii="Cambria Math" w:hAnsi="Cambria Math"/>
+                  <w:i/>
+                  <w:iCs/>
+                </w:rPr>
+              </m:ctrlPr>
+            </m:sSubPr>
+            <m:e>
+              <m:r>
+                <w:rPr>
+                  <w:rFonts w:ascii="Cambria Math" w:hAnsi="Cambria Math"/>
+                </w:rPr>
+                <m:t>Z</m:t>
+              </m:r>
+            </m:e>
+            <m:sub>
+              <m:r>
+                <w:rPr>
+                  <w:rFonts w:ascii="Cambria Math" w:hAnsi="Cambria Math"/>
+                </w:rPr>
+                <m:t>i</m:t>
+              </m:r>
+            </m:sub>
+          </m:sSub>
+          <m:r>
+            <w:rPr>
+              <w:rFonts w:ascii="Cambria Math" w:hAnsi="Cambria Math"/>
+            </w:rPr>
+            <m:t>​</m:t>
+          </m:r>
+          <m:r>
+            <w:rPr>
+              <w:rFonts w:ascii="Cambria Math" w:hAnsi="Cambria Math"/>
+            </w:rPr>
+            <w:br/>
+          </m:r>
+        </m:oMath>
+        <m:oMath>
+          <m:d>
+            <m:dPr>
+              <m:begChr m:val="["/>
+              <m:endChr m:val="]"/>
+              <m:ctrlPr>
+                <w:rPr>
+                  <w:rFonts w:ascii="Cambria Math" w:hAnsi="Cambria Math"/>
+                  <w:i/>
+                </w:rPr>
+              </m:ctrlPr>
+            </m:dPr>
+            <m:e>
+              <m:sSub>
+                <m:sSubPr>
+                  <m:ctrlPr>
+                    <w:rPr>
+                      <w:rFonts w:ascii="Cambria Math" w:hAnsi="Cambria Math"/>
+                      <w:i/>
+                      <w:iCs/>
+                    </w:rPr>
+                  </m:ctrlPr>
+                </m:sSubPr>
+                <m:e>
+                  <m:r>
+                    <w:rPr>
+                      <w:rFonts w:ascii="Cambria Math" w:hAnsi="Cambria Math"/>
+                    </w:rPr>
+                    <m:t>k</m:t>
+                  </m:r>
+                  <m:ctrlPr>
+                    <w:rPr>
+                      <w:rFonts w:ascii="Cambria Math" w:hAnsi="Cambria Math"/>
+                      <w:i/>
+                    </w:rPr>
+                  </m:ctrlPr>
+                </m:e>
+                <m:sub>
+                  <m:r>
+                    <w:rPr>
+                      <w:rFonts w:ascii="Cambria Math" w:hAnsi="Cambria Math"/>
+                    </w:rPr>
+                    <m:t>1</m:t>
+                  </m:r>
+                </m:sub>
+              </m:sSub>
+              <m:r>
+                <w:rPr>
+                  <w:rFonts w:ascii="Cambria Math" w:hAnsi="Cambria Math"/>
+                </w:rPr>
+                <m:t>​</m:t>
+              </m:r>
+              <m:ctrlPr>
+                <w:rPr>
+                  <w:rFonts w:ascii="Cambria Math" w:hAnsi="Cambria Math"/>
+                  <w:i/>
+                  <w:iCs/>
+                </w:rPr>
+              </m:ctrlPr>
+            </m:e>
+          </m:d>
+          <m:sSub>
+            <m:sSubPr>
+              <m:ctrlPr>
+                <w:rPr>
+                  <w:rFonts w:ascii="Cambria Math" w:hAnsi="Cambria Math"/>
+                  <w:i/>
+                  <w:iCs/>
+                </w:rPr>
+              </m:ctrlPr>
+            </m:sSubPr>
+            <m:e>
+              <m:r>
+                <w:rPr>
+                  <w:rFonts w:ascii="Cambria Math" w:hAnsi="Cambria Math"/>
+                </w:rPr>
+                <m:t>A</m:t>
+              </m:r>
+            </m:e>
+            <m:sub>
+              <m:r>
+                <w:rPr>
+                  <w:rFonts w:ascii="Cambria Math" w:hAnsi="Cambria Math"/>
+                </w:rPr>
+                <m:t>j</m:t>
+              </m:r>
+            </m:sub>
+          </m:sSub>
+          <m:r>
+            <w:rPr>
+              <w:rFonts w:ascii="Cambria Math" w:hAnsi="Cambria Math"/>
+            </w:rPr>
+            <m:t>​=</m:t>
+          </m:r>
+          <m:r>
+            <w:rPr>
+              <w:rFonts w:ascii="Cambria Math" w:hAnsi="Cambria Math"/>
+            </w:rPr>
+            <m:t>[</m:t>
+          </m:r>
+          <m:sSub>
+            <m:sSubPr>
+              <m:ctrlPr>
+                <w:rPr>
+                  <w:rFonts w:ascii="Cambria Math" w:hAnsi="Cambria Math"/>
+                  <w:i/>
+                  <w:iCs/>
+                </w:rPr>
+              </m:ctrlPr>
+            </m:sSubPr>
+            <m:e>
+              <m:r>
+                <w:rPr>
+                  <w:rFonts w:ascii="Cambria Math" w:hAnsi="Cambria Math"/>
+                </w:rPr>
+                <m:t>k</m:t>
+              </m:r>
+              <m:ctrlPr>
+                <w:rPr>
+                  <w:rFonts w:ascii="Cambria Math" w:hAnsi="Cambria Math"/>
+                  <w:i/>
+                </w:rPr>
+              </m:ctrlPr>
+            </m:e>
+            <m:sub>
+              <m:r>
+                <w:rPr>
+                  <w:rFonts w:ascii="Cambria Math" w:hAnsi="Cambria Math"/>
+                </w:rPr>
+                <m:t>1</m:t>
+              </m:r>
+            </m:sub>
+          </m:sSub>
+          <m:r>
+            <w:rPr>
+              <w:rFonts w:ascii="Cambria Math" w:hAnsi="Cambria Math"/>
+            </w:rPr>
+            <m:t>​</m:t>
+          </m:r>
+          <m:sSub>
+            <m:sSubPr>
+              <m:ctrlPr>
+                <w:rPr>
+                  <w:rFonts w:ascii="Cambria Math" w:hAnsi="Cambria Math"/>
+                  <w:i/>
+                  <w:iCs/>
+                </w:rPr>
+              </m:ctrlPr>
+            </m:sSubPr>
+            <m:e>
+              <m:r>
+                <w:rPr>
+                  <w:rFonts w:ascii="Cambria Math" w:hAnsi="Cambria Math"/>
+                </w:rPr>
+                <m:t>k</m:t>
+              </m:r>
+            </m:e>
+            <m:sub>
+              <m:r>
+                <w:rPr>
+                  <w:rFonts w:ascii="Cambria Math" w:hAnsi="Cambria Math"/>
+                </w:rPr>
+                <m:t>2</m:t>
+              </m:r>
+            </m:sub>
+          </m:sSub>
+          <m:r>
+            <w:rPr>
+              <w:rFonts w:ascii="Cambria Math" w:hAnsi="Cambria Math"/>
+            </w:rPr>
+            <m:t>​]H</m:t>
+          </m:r>
+          <m:r>
+            <w:rPr>
+              <w:rFonts w:ascii="Cambria Math" w:hAnsi="Cambria Math"/>
+            </w:rPr>
+            <m:t>(</m:t>
+          </m:r>
+          <m:sSub>
+            <m:sSubPr>
+              <m:ctrlPr>
+                <w:rPr>
+                  <w:rFonts w:ascii="Cambria Math" w:hAnsi="Cambria Math"/>
+                  <w:i/>
+                  <w:iCs/>
+                </w:rPr>
+              </m:ctrlPr>
+            </m:sSubPr>
+            <m:e>
+              <m:r>
+                <w:rPr>
+                  <w:rFonts w:ascii="Cambria Math" w:hAnsi="Cambria Math"/>
+                </w:rPr>
+                <m:t>w</m:t>
+              </m:r>
+              <m:ctrlPr>
+                <w:rPr>
+                  <w:rFonts w:ascii="Cambria Math" w:hAnsi="Cambria Math"/>
+                  <w:i/>
+                </w:rPr>
+              </m:ctrlPr>
+            </m:e>
+            <m:sub>
+              <m:r>
+                <w:rPr>
+                  <w:rFonts w:ascii="Cambria Math" w:hAnsi="Cambria Math"/>
+                </w:rPr>
+                <m:t>j</m:t>
+              </m:r>
+            </m:sub>
+          </m:sSub>
+          <m:r>
+            <w:rPr>
+              <w:rFonts w:ascii="Cambria Math" w:hAnsi="Cambria Math"/>
+            </w:rPr>
+            <m:t>​)=</m:t>
+          </m:r>
+          <m:r>
+            <w:rPr>
+              <w:rFonts w:ascii="Cambria Math" w:hAnsi="Cambria Math"/>
+            </w:rPr>
+            <m:t>[</m:t>
+          </m:r>
+          <m:sSub>
+            <m:sSubPr>
+              <m:ctrlPr>
+                <w:rPr>
+                  <w:rFonts w:ascii="Cambria Math" w:hAnsi="Cambria Math"/>
+                  <w:i/>
+                  <w:iCs/>
+                </w:rPr>
+              </m:ctrlPr>
+            </m:sSubPr>
+            <m:e>
+              <m:r>
+                <w:rPr>
+                  <w:rFonts w:ascii="Cambria Math" w:hAnsi="Cambria Math"/>
+                </w:rPr>
+                <m:t>k</m:t>
+              </m:r>
+              <m:ctrlPr>
+                <w:rPr>
+                  <w:rFonts w:ascii="Cambria Math" w:hAnsi="Cambria Math"/>
+                  <w:i/>
+                </w:rPr>
+              </m:ctrlPr>
+            </m:e>
+            <m:sub>
+              <m:r>
+                <w:rPr>
+                  <w:rFonts w:ascii="Cambria Math" w:hAnsi="Cambria Math"/>
+                </w:rPr>
+                <m:t>1</m:t>
+              </m:r>
+            </m:sub>
+          </m:sSub>
+          <m:r>
+            <w:rPr>
+              <w:rFonts w:ascii="Cambria Math" w:hAnsi="Cambria Math"/>
+            </w:rPr>
+            <m:t>​</m:t>
+          </m:r>
+          <m:sSub>
+            <m:sSubPr>
+              <m:ctrlPr>
+                <w:rPr>
+                  <w:rFonts w:ascii="Cambria Math" w:hAnsi="Cambria Math"/>
+                  <w:i/>
+                  <w:iCs/>
+                </w:rPr>
+              </m:ctrlPr>
+            </m:sSubPr>
+            <m:e>
+              <m:r>
+                <w:rPr>
+                  <w:rFonts w:ascii="Cambria Math" w:hAnsi="Cambria Math"/>
+                </w:rPr>
+                <m:t>k</m:t>
+              </m:r>
+            </m:e>
+            <m:sub>
+              <m:r>
+                <w:rPr>
+                  <w:rFonts w:ascii="Cambria Math" w:hAnsi="Cambria Math"/>
+                </w:rPr>
+                <m:t>2</m:t>
+              </m:r>
+            </m:sub>
+          </m:sSub>
+          <m:r>
+            <w:rPr>
+              <w:rFonts w:ascii="Cambria Math" w:hAnsi="Cambria Math"/>
+            </w:rPr>
+            <m:t>​]H</m:t>
+          </m:r>
+          <m:r>
+            <w:rPr>
+              <w:rFonts w:ascii="Cambria Math" w:hAnsi="Cambria Math"/>
+            </w:rPr>
+            <m:t>(</m:t>
+          </m:r>
+          <m:sSub>
+            <m:sSubPr>
+              <m:ctrlPr>
+                <w:rPr>
+                  <w:rFonts w:ascii="Cambria Math" w:hAnsi="Cambria Math"/>
+                  <w:i/>
+                  <w:iCs/>
+                </w:rPr>
+              </m:ctrlPr>
+            </m:sSubPr>
+            <m:e>
+              <m:r>
+                <w:rPr>
+                  <w:rFonts w:ascii="Cambria Math" w:hAnsi="Cambria Math"/>
+                </w:rPr>
+                <m:t>v</m:t>
+              </m:r>
+              <m:ctrlPr>
+                <w:rPr>
+                  <w:rFonts w:ascii="Cambria Math" w:hAnsi="Cambria Math"/>
+                  <w:i/>
+                </w:rPr>
+              </m:ctrlPr>
+            </m:e>
+            <m:sub>
+              <m:r>
+                <w:rPr>
+                  <w:rFonts w:ascii="Cambria Math" w:hAnsi="Cambria Math"/>
+                </w:rPr>
+                <m:t>i</m:t>
+              </m:r>
+            </m:sub>
+          </m:sSub>
+          <m:r>
+            <w:rPr>
+              <w:rFonts w:ascii="Cambria Math" w:hAnsi="Cambria Math"/>
+            </w:rPr>
+            <m:t>​)</m:t>
+          </m:r>
+          <m:r>
+            <w:br/>
+          </m:r>
+        </m:oMath>
+      </m:oMathPara>
+      <w:r>
+        <w:t>故</w:t>
+      </w:r>
+      <w:r>
+        <w:t> </w:t>
+      </w:r>
+      <m:oMath>
+        <m:sSubSup>
+          <m:sSubSupPr>
+            <m:ctrlPr>
+              <w:rPr>
+                <w:rFonts w:ascii="Cambria Math" w:hAnsi="Cambria Math"/>
+                <w:i/>
+                <w:iCs/>
+              </w:rPr>
+            </m:ctrlPr>
+          </m:sSubSupPr>
+          <m:e>
+            <m:r>
+              <w:rPr>
+                <w:rFonts w:ascii="Cambria Math" w:hAnsi="Cambria Math"/>
+              </w:rPr>
+              <m:t>A</m:t>
+            </m:r>
+          </m:e>
+          <m:sub>
+            <m:r>
+              <w:rPr>
+                <w:rFonts w:ascii="Cambria Math" w:hAnsi="Cambria Math"/>
+              </w:rPr>
+              <m:t>j</m:t>
+            </m:r>
+          </m:sub>
+          <m:sup>
+            <m:r>
+              <w:rPr>
+                <w:rFonts w:ascii="Cambria Math" w:hAnsi="Cambria Math"/>
+              </w:rPr>
+              <m:t>'</m:t>
+            </m:r>
+          </m:sup>
+        </m:sSubSup>
+        <m:r>
+          <w:rPr>
+            <w:rFonts w:ascii="Cambria Math" w:hAnsi="Cambria Math"/>
+          </w:rPr>
+          <m:t>​</m:t>
+        </m:r>
+        <m:r>
+          <w:rPr>
+            <w:rFonts w:ascii="Cambria Math" w:hAnsi="Cambria Math" w:cs="Cambria Math"/>
+          </w:rPr>
+          <m:t>∈</m:t>
+        </m:r>
+        <m:r>
+          <w:rPr>
+            <w:rFonts w:ascii="Cambria Math" w:hAnsi="Cambria Math"/>
+          </w:rPr>
+          <m:t>{</m:t>
+        </m:r>
+        <m:sSub>
+          <m:sSubPr>
+            <m:ctrlPr>
+              <w:rPr>
+                <w:rFonts w:ascii="Cambria Math" w:hAnsi="Cambria Math"/>
+                <w:i/>
+                <w:iCs/>
+              </w:rPr>
+            </m:ctrlPr>
+          </m:sSubPr>
+          <m:e>
+            <m:r>
+              <w:rPr>
+                <w:rFonts w:ascii="Cambria Math" w:hAnsi="Cambria Math"/>
+              </w:rPr>
+              <m:t>Z</m:t>
+            </m:r>
+            <m:ctrlPr>
+              <w:rPr>
+                <w:rFonts w:ascii="Cambria Math" w:hAnsi="Cambria Math"/>
+                <w:i/>
+              </w:rPr>
+            </m:ctrlPr>
+          </m:e>
+          <m:sub>
+            <m:r>
+              <w:rPr>
+                <w:rFonts w:ascii="Cambria Math" w:hAnsi="Cambria Math"/>
+              </w:rPr>
+              <m:t>i</m:t>
+            </m:r>
+          </m:sub>
+        </m:sSub>
+        <m:r>
+          <w:rPr>
+            <w:rFonts w:ascii="Cambria Math" w:hAnsi="Cambria Math"/>
+          </w:rPr>
+          <m:t>​}</m:t>
+        </m:r>
+      </m:oMath>
+      <w:r>
+        <w:t>，交集检测正确。</w:t>
+      </w:r>
+    </w:p>
+    <w:p>
+      <w:pPr>
+        <w:rPr>
+          <w:b/>
+          <w:bCs/>
+        </w:rPr>
+      </w:pPr>
+      <w:r>
+        <w:rPr>
+          <w:b/>
+          <w:bCs/>
+        </w:rPr>
+        <w:t xml:space="preserve">3. </w:t>
+      </w:r>
+      <w:r>
+        <w:rPr>
+          <w:b/>
+          <w:bCs/>
+        </w:rPr>
+        <w:t>复杂度优化</w:t>
+      </w:r>
+    </w:p>
+    <w:p>
+      <w:pPr>
+        <w:numPr>
+          <w:ilvl w:val="0"/>
+          <w:numId w:val="18"/>
+        </w:numPr>
+      </w:pPr>
+      <w:r>
+        <w:t>​</w:t>
+      </w:r>
+      <w:r>
+        <w:rPr>
+          <w:b/>
+          <w:bCs/>
+        </w:rPr>
+        <w:t>​</w:t>
+      </w:r>
+      <w:r>
+        <w:rPr>
+          <w:b/>
+          <w:bCs/>
+        </w:rPr>
+        <w:t>点运算</w:t>
+      </w:r>
+      <w:r>
+        <w:rPr>
+          <w:b/>
+          <w:bCs/>
+        </w:rPr>
+        <w:t>​</w:t>
+      </w:r>
+      <w:r>
+        <w:t>​</w:t>
+      </w:r>
+      <w:r>
+        <w:t>：</w:t>
+      </w:r>
+      <w:r>
+        <w:t xml:space="preserve">double-and-add </w:t>
+      </w:r>
+      <w:r>
+        <w:t>算法复杂度</w:t>
+      </w:r>
+      <w:r>
+        <w:t> </w:t>
+      </w:r>
+      <w:r>
+        <w:rPr>
+          <w:i/>
+          <w:iCs/>
+        </w:rPr>
+        <w:t>O</w:t>
+      </w:r>
+      <w:r>
+        <w:t>(</w:t>
+      </w:r>
+      <w:proofErr w:type="spellStart"/>
+      <w:r>
+        <w:t>log</w:t>
+      </w:r>
+      <w:r>
+        <w:rPr>
+          <w:i/>
+          <w:iCs/>
+        </w:rPr>
+        <w:t>k</w:t>
+      </w:r>
+      <w:proofErr w:type="spellEnd"/>
+      <w:r>
+        <w:t>)</w:t>
+      </w:r>
+    </w:p>
+    <w:p>
+      <w:pPr>
+        <w:numPr>
+          <w:ilvl w:val="0"/>
+          <w:numId w:val="18"/>
+        </w:numPr>
+      </w:pPr>
+      <w:r>
+        <w:t>​</w:t>
+      </w:r>
+      <w:r>
+        <w:rPr>
+          <w:b/>
+          <w:bCs/>
+        </w:rPr>
+        <w:t>​</w:t>
+      </w:r>
+      <w:r>
+        <w:rPr>
+          <w:b/>
+          <w:bCs/>
+        </w:rPr>
+        <w:t>批量处理</w:t>
+      </w:r>
+      <w:r>
+        <w:rPr>
+          <w:b/>
+          <w:bCs/>
+        </w:rPr>
+        <w:t>​</w:t>
+      </w:r>
+      <w:r>
+        <w:t>​</w:t>
+      </w:r>
+      <w:r>
+        <w:t>：</w:t>
+      </w:r>
+      <w:proofErr w:type="spellStart"/>
+      <w:r>
+        <w:t>Paillier</w:t>
+      </w:r>
+      <w:proofErr w:type="spellEnd"/>
+      <w:r>
+        <w:t xml:space="preserve"> </w:t>
+      </w:r>
+      <w:r>
+        <w:t>支持同态加法</w:t>
+      </w:r>
+      <w:r>
+        <w:t> </w:t>
+      </w:r>
+      <w:r>
+        <w:rPr>
+          <w:rFonts w:ascii="Cambria Math" w:hAnsi="Cambria Math" w:cs="Cambria Math"/>
+        </w:rPr>
+        <w:t>⊕</w:t>
+      </w:r>
+      <w:proofErr w:type="spellStart"/>
+      <w:r>
+        <w:rPr>
+          <w:i/>
+          <w:iCs/>
+        </w:rPr>
+        <w:t>j</w:t>
+      </w:r>
+      <w:r>
+        <w:rPr>
+          <w:rFonts w:ascii="Cambria Math" w:hAnsi="Cambria Math" w:cs="Cambria Math"/>
+        </w:rPr>
+        <w:t>∈</w:t>
+      </w:r>
+      <w:r>
+        <w:rPr>
+          <w:i/>
+          <w:iCs/>
+        </w:rPr>
+        <w:t>J</w:t>
+      </w:r>
+      <w:proofErr w:type="spellEnd"/>
+      <w:r>
+        <w:t>​</w:t>
+      </w:r>
+      <w:proofErr w:type="spellStart"/>
+      <w:r>
+        <w:rPr>
+          <w:i/>
+          <w:iCs/>
+        </w:rPr>
+        <w:t>Bj</w:t>
+      </w:r>
+      <w:proofErr w:type="spellEnd"/>
+      <w:r>
+        <w:t>​</w:t>
+      </w:r>
+    </w:p>
+    <w:p>
+      <w:pPr>
+        <w:numPr>
+          <w:ilvl w:val="0"/>
+          <w:numId w:val="18"/>
+        </w:numPr>
+      </w:pPr>
+      <w:r>
+        <w:t>​</w:t>
+      </w:r>
+      <w:r>
+        <w:rPr>
+          <w:b/>
+          <w:bCs/>
+        </w:rPr>
+        <w:t>​</w:t>
+      </w:r>
+      <w:r>
+        <w:rPr>
+          <w:b/>
+          <w:bCs/>
+        </w:rPr>
+        <w:t>通信优化</w:t>
+      </w:r>
+      <w:r>
+        <w:rPr>
+          <w:b/>
+          <w:bCs/>
+        </w:rPr>
+        <w:t>​</w:t>
+      </w:r>
+      <w:r>
+        <w:t>​</w:t>
+      </w:r>
+      <w:r>
+        <w:t>：仅传输椭圆曲线点</w:t>
+      </w:r>
+      <w:r>
+        <w:t xml:space="preserve"> x </w:t>
+      </w:r>
+      <w:r>
+        <w:t>坐标（</w:t>
+      </w:r>
+      <w:r>
+        <w:t xml:space="preserve">32 </w:t>
+      </w:r>
+      <w:r>
+        <w:t>字节）</w:t>
+      </w:r>
+    </w:p>
     <w:p/>
     <w:sectPr>
-      <w:footerReference w:type="default" r:id="rId8"/>
+      <w:footerReference w:type="default" r:id="rId12"/>
       <w:pgSz w:w="11906" w:h="16838"/>
       <w:pgMar w:top="1440" w:right="1800" w:bottom="1440" w:left="1800" w:header="851" w:footer="992" w:gutter="0"/>
       <w:cols w:space="425"/>
@@ -112,6 +5047,453 @@
 <file path=word/numbering.xml><?xml version="1.0" encoding="utf-8"?>
 <w:numbering xmlns:wpc="http://schemas.microsoft.com/office/word/2010/wordprocessingCanvas" xmlns:cx="http://schemas.microsoft.com/office/drawing/2014/chartex" xmlns:cx1="http://schemas.microsoft.com/office/drawing/2015/9/8/chartex" xmlns:cx2="http://schemas.microsoft.com/office/drawing/2015/10/21/chartex" xmlns:cx3="http://schemas.microsoft.com/office/drawing/2016/5/9/chartex" xmlns:cx4="http://schemas.microsoft.com/office/drawing/2016/5/10/chartex" xmlns:cx5="http://schemas.microsoft.com/office/drawing/2016/5/11/chartex" xmlns:cx6="http://schemas.microsoft.com/office/drawing/2016/5/12/chartex" xmlns:cx7="http://schemas.microsoft.com/office/drawing/2016/5/13/chartex" xmlns:cx8="http://schemas.microsoft.com/office/drawing/2016/5/14/chartex" xmlns:mc="http://schemas.openxmlformats.org/markup-compatibility/2006" xmlns:aink="http://schemas.microsoft.com/office/drawing/2016/ink" xmlns:am3d="http://schemas.microsoft.com/office/drawing/2017/model3d" xmlns:o="urn:schemas-microsoft-com:office:office" xmlns:oel="http://schemas.microsoft.com/office/2019/extlst" xmlns:r="http://schemas.openxmlformats.org/officeDocument/2006/relationships" xmlns:m="http://schemas.openxmlformats.org/officeDocument/2006/math" xmlns:v="urn:schemas-microsoft-com:vml" xmlns:wp14="http://schemas.microsoft.com/office/word/2010/wordprocessingDrawing" xmlns:wp="http://schemas.openxmlformats.org/drawingml/2006/wordprocessingDrawing" xmlns:w10="urn:schemas-microsoft-com:office:word" xmlns:w="http://schemas.openxmlformats.org/wordprocessingml/2006/main" xmlns:w14="http://schemas.microsoft.com/office/word/2010/wordml" xmlns:w15="http://schemas.microsoft.com/office/word/2012/wordml" xmlns:w16cex="http://schemas.microsoft.com/office/word/2018/wordml/cex" xmlns:w16cid="http://schemas.microsoft.com/office/word/2016/wordml/cid" xmlns:w16="http://schemas.microsoft.com/office/word/2018/wordml" xmlns:w16du="http://schemas.microsoft.com/office/word/2023/wordml/word16du" xmlns:w16sdtdh="http://schemas.microsoft.com/office/word/2020/wordml/sdtdatahash" xmlns:w16sdtfl="http://schemas.microsoft.com/office/word/2024/wordml/sdtformatlock" xmlns:w16se="http://schemas.microsoft.com/office/word/2015/wordml/symex" xmlns:wpg="http://schemas.microsoft.com/office/word/2010/wordprocessingGroup" xmlns:wpi="http://schemas.microsoft.com/office/word/2010/wordprocessingInk" xmlns:wne="http://schemas.microsoft.com/office/word/2006/wordml" xmlns:wps="http://schemas.microsoft.com/office/word/2010/wordprocessingShape" mc:Ignorable="w14 w15 w16se w16cid w16 w16cex w16sdtdh w16sdtfl w16du wp14">
   <w:abstractNum w:abstractNumId="0" w15:restartNumberingAfterBreak="0">
+    <w:nsid w:val="0E6910FD"/>
+    <w:multiLevelType w:val="multilevel"/>
+    <w:tmpl w:val="D08E600E"/>
+    <w:lvl w:ilvl="0">
+      <w:start w:val="1"/>
+      <w:numFmt w:val="bullet"/>
+      <w:lvlText w:val=""/>
+      <w:lvlJc w:val="left"/>
+      <w:pPr>
+        <w:tabs>
+          <w:tab w:val="num" w:pos="720"/>
+        </w:tabs>
+        <w:ind w:left="720" w:hanging="360"/>
+      </w:pPr>
+      <w:rPr>
+        <w:rFonts w:ascii="Symbol" w:hAnsi="Symbol" w:hint="default"/>
+        <w:sz w:val="20"/>
+      </w:rPr>
+    </w:lvl>
+    <w:lvl w:ilvl="1" w:tentative="1">
+      <w:start w:val="1"/>
+      <w:numFmt w:val="bullet"/>
+      <w:lvlText w:val=""/>
+      <w:lvlJc w:val="left"/>
+      <w:pPr>
+        <w:tabs>
+          <w:tab w:val="num" w:pos="1440"/>
+        </w:tabs>
+        <w:ind w:left="1440" w:hanging="360"/>
+      </w:pPr>
+      <w:rPr>
+        <w:rFonts w:ascii="Symbol" w:hAnsi="Symbol" w:hint="default"/>
+        <w:sz w:val="20"/>
+      </w:rPr>
+    </w:lvl>
+    <w:lvl w:ilvl="2" w:tentative="1">
+      <w:start w:val="1"/>
+      <w:numFmt w:val="bullet"/>
+      <w:lvlText w:val=""/>
+      <w:lvlJc w:val="left"/>
+      <w:pPr>
+        <w:tabs>
+          <w:tab w:val="num" w:pos="2160"/>
+        </w:tabs>
+        <w:ind w:left="2160" w:hanging="360"/>
+      </w:pPr>
+      <w:rPr>
+        <w:rFonts w:ascii="Symbol" w:hAnsi="Symbol" w:hint="default"/>
+        <w:sz w:val="20"/>
+      </w:rPr>
+    </w:lvl>
+    <w:lvl w:ilvl="3" w:tentative="1">
+      <w:start w:val="1"/>
+      <w:numFmt w:val="bullet"/>
+      <w:lvlText w:val=""/>
+      <w:lvlJc w:val="left"/>
+      <w:pPr>
+        <w:tabs>
+          <w:tab w:val="num" w:pos="2880"/>
+        </w:tabs>
+        <w:ind w:left="2880" w:hanging="360"/>
+      </w:pPr>
+      <w:rPr>
+        <w:rFonts w:ascii="Symbol" w:hAnsi="Symbol" w:hint="default"/>
+        <w:sz w:val="20"/>
+      </w:rPr>
+    </w:lvl>
+    <w:lvl w:ilvl="4" w:tentative="1">
+      <w:start w:val="1"/>
+      <w:numFmt w:val="bullet"/>
+      <w:lvlText w:val=""/>
+      <w:lvlJc w:val="left"/>
+      <w:pPr>
+        <w:tabs>
+          <w:tab w:val="num" w:pos="3600"/>
+        </w:tabs>
+        <w:ind w:left="3600" w:hanging="360"/>
+      </w:pPr>
+      <w:rPr>
+        <w:rFonts w:ascii="Symbol" w:hAnsi="Symbol" w:hint="default"/>
+        <w:sz w:val="20"/>
+      </w:rPr>
+    </w:lvl>
+    <w:lvl w:ilvl="5" w:tentative="1">
+      <w:start w:val="1"/>
+      <w:numFmt w:val="bullet"/>
+      <w:lvlText w:val=""/>
+      <w:lvlJc w:val="left"/>
+      <w:pPr>
+        <w:tabs>
+          <w:tab w:val="num" w:pos="4320"/>
+        </w:tabs>
+        <w:ind w:left="4320" w:hanging="360"/>
+      </w:pPr>
+      <w:rPr>
+        <w:rFonts w:ascii="Symbol" w:hAnsi="Symbol" w:hint="default"/>
+        <w:sz w:val="20"/>
+      </w:rPr>
+    </w:lvl>
+    <w:lvl w:ilvl="6" w:tentative="1">
+      <w:start w:val="1"/>
+      <w:numFmt w:val="bullet"/>
+      <w:lvlText w:val=""/>
+      <w:lvlJc w:val="left"/>
+      <w:pPr>
+        <w:tabs>
+          <w:tab w:val="num" w:pos="5040"/>
+        </w:tabs>
+        <w:ind w:left="5040" w:hanging="360"/>
+      </w:pPr>
+      <w:rPr>
+        <w:rFonts w:ascii="Symbol" w:hAnsi="Symbol" w:hint="default"/>
+        <w:sz w:val="20"/>
+      </w:rPr>
+    </w:lvl>
+    <w:lvl w:ilvl="7" w:tentative="1">
+      <w:start w:val="1"/>
+      <w:numFmt w:val="bullet"/>
+      <w:lvlText w:val=""/>
+      <w:lvlJc w:val="left"/>
+      <w:pPr>
+        <w:tabs>
+          <w:tab w:val="num" w:pos="5760"/>
+        </w:tabs>
+        <w:ind w:left="5760" w:hanging="360"/>
+      </w:pPr>
+      <w:rPr>
+        <w:rFonts w:ascii="Symbol" w:hAnsi="Symbol" w:hint="default"/>
+        <w:sz w:val="20"/>
+      </w:rPr>
+    </w:lvl>
+    <w:lvl w:ilvl="8" w:tentative="1">
+      <w:start w:val="1"/>
+      <w:numFmt w:val="bullet"/>
+      <w:lvlText w:val=""/>
+      <w:lvlJc w:val="left"/>
+      <w:pPr>
+        <w:tabs>
+          <w:tab w:val="num" w:pos="6480"/>
+        </w:tabs>
+        <w:ind w:left="6480" w:hanging="360"/>
+      </w:pPr>
+      <w:rPr>
+        <w:rFonts w:ascii="Symbol" w:hAnsi="Symbol" w:hint="default"/>
+        <w:sz w:val="20"/>
+      </w:rPr>
+    </w:lvl>
+  </w:abstractNum>
+  <w:abstractNum w:abstractNumId="1" w15:restartNumberingAfterBreak="0">
+    <w:nsid w:val="12F20D0B"/>
+    <w:multiLevelType w:val="multilevel"/>
+    <w:tmpl w:val="3D6831F0"/>
+    <w:lvl w:ilvl="0">
+      <w:start w:val="1"/>
+      <w:numFmt w:val="bullet"/>
+      <w:lvlText w:val=""/>
+      <w:lvlJc w:val="left"/>
+      <w:pPr>
+        <w:tabs>
+          <w:tab w:val="num" w:pos="720"/>
+        </w:tabs>
+        <w:ind w:left="720" w:hanging="360"/>
+      </w:pPr>
+      <w:rPr>
+        <w:rFonts w:ascii="Symbol" w:hAnsi="Symbol" w:hint="default"/>
+        <w:sz w:val="20"/>
+      </w:rPr>
+    </w:lvl>
+    <w:lvl w:ilvl="1" w:tentative="1">
+      <w:start w:val="1"/>
+      <w:numFmt w:val="bullet"/>
+      <w:lvlText w:val=""/>
+      <w:lvlJc w:val="left"/>
+      <w:pPr>
+        <w:tabs>
+          <w:tab w:val="num" w:pos="1440"/>
+        </w:tabs>
+        <w:ind w:left="1440" w:hanging="360"/>
+      </w:pPr>
+      <w:rPr>
+        <w:rFonts w:ascii="Symbol" w:hAnsi="Symbol" w:hint="default"/>
+        <w:sz w:val="20"/>
+      </w:rPr>
+    </w:lvl>
+    <w:lvl w:ilvl="2" w:tentative="1">
+      <w:start w:val="1"/>
+      <w:numFmt w:val="bullet"/>
+      <w:lvlText w:val=""/>
+      <w:lvlJc w:val="left"/>
+      <w:pPr>
+        <w:tabs>
+          <w:tab w:val="num" w:pos="2160"/>
+        </w:tabs>
+        <w:ind w:left="2160" w:hanging="360"/>
+      </w:pPr>
+      <w:rPr>
+        <w:rFonts w:ascii="Symbol" w:hAnsi="Symbol" w:hint="default"/>
+        <w:sz w:val="20"/>
+      </w:rPr>
+    </w:lvl>
+    <w:lvl w:ilvl="3" w:tentative="1">
+      <w:start w:val="1"/>
+      <w:numFmt w:val="bullet"/>
+      <w:lvlText w:val=""/>
+      <w:lvlJc w:val="left"/>
+      <w:pPr>
+        <w:tabs>
+          <w:tab w:val="num" w:pos="2880"/>
+        </w:tabs>
+        <w:ind w:left="2880" w:hanging="360"/>
+      </w:pPr>
+      <w:rPr>
+        <w:rFonts w:ascii="Symbol" w:hAnsi="Symbol" w:hint="default"/>
+        <w:sz w:val="20"/>
+      </w:rPr>
+    </w:lvl>
+    <w:lvl w:ilvl="4" w:tentative="1">
+      <w:start w:val="1"/>
+      <w:numFmt w:val="bullet"/>
+      <w:lvlText w:val=""/>
+      <w:lvlJc w:val="left"/>
+      <w:pPr>
+        <w:tabs>
+          <w:tab w:val="num" w:pos="3600"/>
+        </w:tabs>
+        <w:ind w:left="3600" w:hanging="360"/>
+      </w:pPr>
+      <w:rPr>
+        <w:rFonts w:ascii="Symbol" w:hAnsi="Symbol" w:hint="default"/>
+        <w:sz w:val="20"/>
+      </w:rPr>
+    </w:lvl>
+    <w:lvl w:ilvl="5" w:tentative="1">
+      <w:start w:val="1"/>
+      <w:numFmt w:val="bullet"/>
+      <w:lvlText w:val=""/>
+      <w:lvlJc w:val="left"/>
+      <w:pPr>
+        <w:tabs>
+          <w:tab w:val="num" w:pos="4320"/>
+        </w:tabs>
+        <w:ind w:left="4320" w:hanging="360"/>
+      </w:pPr>
+      <w:rPr>
+        <w:rFonts w:ascii="Symbol" w:hAnsi="Symbol" w:hint="default"/>
+        <w:sz w:val="20"/>
+      </w:rPr>
+    </w:lvl>
+    <w:lvl w:ilvl="6" w:tentative="1">
+      <w:start w:val="1"/>
+      <w:numFmt w:val="bullet"/>
+      <w:lvlText w:val=""/>
+      <w:lvlJc w:val="left"/>
+      <w:pPr>
+        <w:tabs>
+          <w:tab w:val="num" w:pos="5040"/>
+        </w:tabs>
+        <w:ind w:left="5040" w:hanging="360"/>
+      </w:pPr>
+      <w:rPr>
+        <w:rFonts w:ascii="Symbol" w:hAnsi="Symbol" w:hint="default"/>
+        <w:sz w:val="20"/>
+      </w:rPr>
+    </w:lvl>
+    <w:lvl w:ilvl="7" w:tentative="1">
+      <w:start w:val="1"/>
+      <w:numFmt w:val="bullet"/>
+      <w:lvlText w:val=""/>
+      <w:lvlJc w:val="left"/>
+      <w:pPr>
+        <w:tabs>
+          <w:tab w:val="num" w:pos="5760"/>
+        </w:tabs>
+        <w:ind w:left="5760" w:hanging="360"/>
+      </w:pPr>
+      <w:rPr>
+        <w:rFonts w:ascii="Symbol" w:hAnsi="Symbol" w:hint="default"/>
+        <w:sz w:val="20"/>
+      </w:rPr>
+    </w:lvl>
+    <w:lvl w:ilvl="8" w:tentative="1">
+      <w:start w:val="1"/>
+      <w:numFmt w:val="bullet"/>
+      <w:lvlText w:val=""/>
+      <w:lvlJc w:val="left"/>
+      <w:pPr>
+        <w:tabs>
+          <w:tab w:val="num" w:pos="6480"/>
+        </w:tabs>
+        <w:ind w:left="6480" w:hanging="360"/>
+      </w:pPr>
+      <w:rPr>
+        <w:rFonts w:ascii="Symbol" w:hAnsi="Symbol" w:hint="default"/>
+        <w:sz w:val="20"/>
+      </w:rPr>
+    </w:lvl>
+  </w:abstractNum>
+  <w:abstractNum w:abstractNumId="2" w15:restartNumberingAfterBreak="0">
+    <w:nsid w:val="2002347B"/>
+    <w:multiLevelType w:val="multilevel"/>
+    <w:tmpl w:val="42EE0A20"/>
+    <w:lvl w:ilvl="0">
+      <w:start w:val="1"/>
+      <w:numFmt w:val="bullet"/>
+      <w:lvlText w:val=""/>
+      <w:lvlJc w:val="left"/>
+      <w:pPr>
+        <w:tabs>
+          <w:tab w:val="num" w:pos="720"/>
+        </w:tabs>
+        <w:ind w:left="720" w:hanging="360"/>
+      </w:pPr>
+      <w:rPr>
+        <w:rFonts w:ascii="Symbol" w:hAnsi="Symbol" w:hint="default"/>
+        <w:sz w:val="20"/>
+      </w:rPr>
+    </w:lvl>
+    <w:lvl w:ilvl="1" w:tentative="1">
+      <w:start w:val="1"/>
+      <w:numFmt w:val="bullet"/>
+      <w:lvlText w:val=""/>
+      <w:lvlJc w:val="left"/>
+      <w:pPr>
+        <w:tabs>
+          <w:tab w:val="num" w:pos="1440"/>
+        </w:tabs>
+        <w:ind w:left="1440" w:hanging="360"/>
+      </w:pPr>
+      <w:rPr>
+        <w:rFonts w:ascii="Symbol" w:hAnsi="Symbol" w:hint="default"/>
+        <w:sz w:val="20"/>
+      </w:rPr>
+    </w:lvl>
+    <w:lvl w:ilvl="2" w:tentative="1">
+      <w:start w:val="1"/>
+      <w:numFmt w:val="bullet"/>
+      <w:lvlText w:val=""/>
+      <w:lvlJc w:val="left"/>
+      <w:pPr>
+        <w:tabs>
+          <w:tab w:val="num" w:pos="2160"/>
+        </w:tabs>
+        <w:ind w:left="2160" w:hanging="360"/>
+      </w:pPr>
+      <w:rPr>
+        <w:rFonts w:ascii="Symbol" w:hAnsi="Symbol" w:hint="default"/>
+        <w:sz w:val="20"/>
+      </w:rPr>
+    </w:lvl>
+    <w:lvl w:ilvl="3" w:tentative="1">
+      <w:start w:val="1"/>
+      <w:numFmt w:val="bullet"/>
+      <w:lvlText w:val=""/>
+      <w:lvlJc w:val="left"/>
+      <w:pPr>
+        <w:tabs>
+          <w:tab w:val="num" w:pos="2880"/>
+        </w:tabs>
+        <w:ind w:left="2880" w:hanging="360"/>
+      </w:pPr>
+      <w:rPr>
+        <w:rFonts w:ascii="Symbol" w:hAnsi="Symbol" w:hint="default"/>
+        <w:sz w:val="20"/>
+      </w:rPr>
+    </w:lvl>
+    <w:lvl w:ilvl="4" w:tentative="1">
+      <w:start w:val="1"/>
+      <w:numFmt w:val="bullet"/>
+      <w:lvlText w:val=""/>
+      <w:lvlJc w:val="left"/>
+      <w:pPr>
+        <w:tabs>
+          <w:tab w:val="num" w:pos="3600"/>
+        </w:tabs>
+        <w:ind w:left="3600" w:hanging="360"/>
+      </w:pPr>
+      <w:rPr>
+        <w:rFonts w:ascii="Symbol" w:hAnsi="Symbol" w:hint="default"/>
+        <w:sz w:val="20"/>
+      </w:rPr>
+    </w:lvl>
+    <w:lvl w:ilvl="5" w:tentative="1">
+      <w:start w:val="1"/>
+      <w:numFmt w:val="bullet"/>
+      <w:lvlText w:val=""/>
+      <w:lvlJc w:val="left"/>
+      <w:pPr>
+        <w:tabs>
+          <w:tab w:val="num" w:pos="4320"/>
+        </w:tabs>
+        <w:ind w:left="4320" w:hanging="360"/>
+      </w:pPr>
+      <w:rPr>
+        <w:rFonts w:ascii="Symbol" w:hAnsi="Symbol" w:hint="default"/>
+        <w:sz w:val="20"/>
+      </w:rPr>
+    </w:lvl>
+    <w:lvl w:ilvl="6" w:tentative="1">
+      <w:start w:val="1"/>
+      <w:numFmt w:val="bullet"/>
+      <w:lvlText w:val=""/>
+      <w:lvlJc w:val="left"/>
+      <w:pPr>
+        <w:tabs>
+          <w:tab w:val="num" w:pos="5040"/>
+        </w:tabs>
+        <w:ind w:left="5040" w:hanging="360"/>
+      </w:pPr>
+      <w:rPr>
+        <w:rFonts w:ascii="Symbol" w:hAnsi="Symbol" w:hint="default"/>
+        <w:sz w:val="20"/>
+      </w:rPr>
+    </w:lvl>
+    <w:lvl w:ilvl="7" w:tentative="1">
+      <w:start w:val="1"/>
+      <w:numFmt w:val="bullet"/>
+      <w:lvlText w:val=""/>
+      <w:lvlJc w:val="left"/>
+      <w:pPr>
+        <w:tabs>
+          <w:tab w:val="num" w:pos="5760"/>
+        </w:tabs>
+        <w:ind w:left="5760" w:hanging="360"/>
+      </w:pPr>
+      <w:rPr>
+        <w:rFonts w:ascii="Symbol" w:hAnsi="Symbol" w:hint="default"/>
+        <w:sz w:val="20"/>
+      </w:rPr>
+    </w:lvl>
+    <w:lvl w:ilvl="8" w:tentative="1">
+      <w:start w:val="1"/>
+      <w:numFmt w:val="bullet"/>
+      <w:lvlText w:val=""/>
+      <w:lvlJc w:val="left"/>
+      <w:pPr>
+        <w:tabs>
+          <w:tab w:val="num" w:pos="6480"/>
+        </w:tabs>
+        <w:ind w:left="6480" w:hanging="360"/>
+      </w:pPr>
+      <w:rPr>
+        <w:rFonts w:ascii="Symbol" w:hAnsi="Symbol" w:hint="default"/>
+        <w:sz w:val="20"/>
+      </w:rPr>
+    </w:lvl>
+  </w:abstractNum>
+  <w:abstractNum w:abstractNumId="3" w15:restartNumberingAfterBreak="0">
     <w:nsid w:val="25FE4A3D"/>
     <w:multiLevelType w:val="hybridMultilevel"/>
     <w:tmpl w:val="3E72120E"/>
@@ -200,7 +5582,382 @@
       </w:pPr>
     </w:lvl>
   </w:abstractNum>
-  <w:abstractNum w:abstractNumId="1" w15:restartNumberingAfterBreak="0">
+  <w:abstractNum w:abstractNumId="4" w15:restartNumberingAfterBreak="0">
+    <w:nsid w:val="291F3E29"/>
+    <w:multiLevelType w:val="multilevel"/>
+    <w:tmpl w:val="F3721702"/>
+    <w:lvl w:ilvl="0">
+      <w:start w:val="1"/>
+      <w:numFmt w:val="decimal"/>
+      <w:lvlText w:val="%1."/>
+      <w:lvlJc w:val="left"/>
+      <w:pPr>
+        <w:tabs>
+          <w:tab w:val="num" w:pos="720"/>
+        </w:tabs>
+        <w:ind w:left="720" w:hanging="360"/>
+      </w:pPr>
+    </w:lvl>
+    <w:lvl w:ilvl="1" w:tentative="1">
+      <w:start w:val="1"/>
+      <w:numFmt w:val="decimal"/>
+      <w:lvlText w:val="%2."/>
+      <w:lvlJc w:val="left"/>
+      <w:pPr>
+        <w:tabs>
+          <w:tab w:val="num" w:pos="1440"/>
+        </w:tabs>
+        <w:ind w:left="1440" w:hanging="360"/>
+      </w:pPr>
+    </w:lvl>
+    <w:lvl w:ilvl="2" w:tentative="1">
+      <w:start w:val="1"/>
+      <w:numFmt w:val="decimal"/>
+      <w:lvlText w:val="%3."/>
+      <w:lvlJc w:val="left"/>
+      <w:pPr>
+        <w:tabs>
+          <w:tab w:val="num" w:pos="2160"/>
+        </w:tabs>
+        <w:ind w:left="2160" w:hanging="360"/>
+      </w:pPr>
+    </w:lvl>
+    <w:lvl w:ilvl="3" w:tentative="1">
+      <w:start w:val="1"/>
+      <w:numFmt w:val="decimal"/>
+      <w:lvlText w:val="%4."/>
+      <w:lvlJc w:val="left"/>
+      <w:pPr>
+        <w:tabs>
+          <w:tab w:val="num" w:pos="2880"/>
+        </w:tabs>
+        <w:ind w:left="2880" w:hanging="360"/>
+      </w:pPr>
+    </w:lvl>
+    <w:lvl w:ilvl="4" w:tentative="1">
+      <w:start w:val="1"/>
+      <w:numFmt w:val="decimal"/>
+      <w:lvlText w:val="%5."/>
+      <w:lvlJc w:val="left"/>
+      <w:pPr>
+        <w:tabs>
+          <w:tab w:val="num" w:pos="3600"/>
+        </w:tabs>
+        <w:ind w:left="3600" w:hanging="360"/>
+      </w:pPr>
+    </w:lvl>
+    <w:lvl w:ilvl="5" w:tentative="1">
+      <w:start w:val="1"/>
+      <w:numFmt w:val="decimal"/>
+      <w:lvlText w:val="%6."/>
+      <w:lvlJc w:val="left"/>
+      <w:pPr>
+        <w:tabs>
+          <w:tab w:val="num" w:pos="4320"/>
+        </w:tabs>
+        <w:ind w:left="4320" w:hanging="360"/>
+      </w:pPr>
+    </w:lvl>
+    <w:lvl w:ilvl="6" w:tentative="1">
+      <w:start w:val="1"/>
+      <w:numFmt w:val="decimal"/>
+      <w:lvlText w:val="%7."/>
+      <w:lvlJc w:val="left"/>
+      <w:pPr>
+        <w:tabs>
+          <w:tab w:val="num" w:pos="5040"/>
+        </w:tabs>
+        <w:ind w:left="5040" w:hanging="360"/>
+      </w:pPr>
+    </w:lvl>
+    <w:lvl w:ilvl="7" w:tentative="1">
+      <w:start w:val="1"/>
+      <w:numFmt w:val="decimal"/>
+      <w:lvlText w:val="%8."/>
+      <w:lvlJc w:val="left"/>
+      <w:pPr>
+        <w:tabs>
+          <w:tab w:val="num" w:pos="5760"/>
+        </w:tabs>
+        <w:ind w:left="5760" w:hanging="360"/>
+      </w:pPr>
+    </w:lvl>
+    <w:lvl w:ilvl="8" w:tentative="1">
+      <w:start w:val="1"/>
+      <w:numFmt w:val="decimal"/>
+      <w:lvlText w:val="%9."/>
+      <w:lvlJc w:val="left"/>
+      <w:pPr>
+        <w:tabs>
+          <w:tab w:val="num" w:pos="6480"/>
+        </w:tabs>
+        <w:ind w:left="6480" w:hanging="360"/>
+      </w:pPr>
+    </w:lvl>
+  </w:abstractNum>
+  <w:abstractNum w:abstractNumId="5" w15:restartNumberingAfterBreak="0">
+    <w:nsid w:val="2ADD2204"/>
+    <w:multiLevelType w:val="multilevel"/>
+    <w:tmpl w:val="7828FD18"/>
+    <w:lvl w:ilvl="0">
+      <w:start w:val="1"/>
+      <w:numFmt w:val="bullet"/>
+      <w:lvlText w:val=""/>
+      <w:lvlJc w:val="left"/>
+      <w:pPr>
+        <w:tabs>
+          <w:tab w:val="num" w:pos="720"/>
+        </w:tabs>
+        <w:ind w:left="720" w:hanging="360"/>
+      </w:pPr>
+      <w:rPr>
+        <w:rFonts w:ascii="Symbol" w:hAnsi="Symbol" w:hint="default"/>
+        <w:sz w:val="20"/>
+      </w:rPr>
+    </w:lvl>
+    <w:lvl w:ilvl="1" w:tentative="1">
+      <w:start w:val="1"/>
+      <w:numFmt w:val="bullet"/>
+      <w:lvlText w:val=""/>
+      <w:lvlJc w:val="left"/>
+      <w:pPr>
+        <w:tabs>
+          <w:tab w:val="num" w:pos="1440"/>
+        </w:tabs>
+        <w:ind w:left="1440" w:hanging="360"/>
+      </w:pPr>
+      <w:rPr>
+        <w:rFonts w:ascii="Symbol" w:hAnsi="Symbol" w:hint="default"/>
+        <w:sz w:val="20"/>
+      </w:rPr>
+    </w:lvl>
+    <w:lvl w:ilvl="2" w:tentative="1">
+      <w:start w:val="1"/>
+      <w:numFmt w:val="bullet"/>
+      <w:lvlText w:val=""/>
+      <w:lvlJc w:val="left"/>
+      <w:pPr>
+        <w:tabs>
+          <w:tab w:val="num" w:pos="2160"/>
+        </w:tabs>
+        <w:ind w:left="2160" w:hanging="360"/>
+      </w:pPr>
+      <w:rPr>
+        <w:rFonts w:ascii="Symbol" w:hAnsi="Symbol" w:hint="default"/>
+        <w:sz w:val="20"/>
+      </w:rPr>
+    </w:lvl>
+    <w:lvl w:ilvl="3" w:tentative="1">
+      <w:start w:val="1"/>
+      <w:numFmt w:val="bullet"/>
+      <w:lvlText w:val=""/>
+      <w:lvlJc w:val="left"/>
+      <w:pPr>
+        <w:tabs>
+          <w:tab w:val="num" w:pos="2880"/>
+        </w:tabs>
+        <w:ind w:left="2880" w:hanging="360"/>
+      </w:pPr>
+      <w:rPr>
+        <w:rFonts w:ascii="Symbol" w:hAnsi="Symbol" w:hint="default"/>
+        <w:sz w:val="20"/>
+      </w:rPr>
+    </w:lvl>
+    <w:lvl w:ilvl="4" w:tentative="1">
+      <w:start w:val="1"/>
+      <w:numFmt w:val="bullet"/>
+      <w:lvlText w:val=""/>
+      <w:lvlJc w:val="left"/>
+      <w:pPr>
+        <w:tabs>
+          <w:tab w:val="num" w:pos="3600"/>
+        </w:tabs>
+        <w:ind w:left="3600" w:hanging="360"/>
+      </w:pPr>
+      <w:rPr>
+        <w:rFonts w:ascii="Symbol" w:hAnsi="Symbol" w:hint="default"/>
+        <w:sz w:val="20"/>
+      </w:rPr>
+    </w:lvl>
+    <w:lvl w:ilvl="5" w:tentative="1">
+      <w:start w:val="1"/>
+      <w:numFmt w:val="bullet"/>
+      <w:lvlText w:val=""/>
+      <w:lvlJc w:val="left"/>
+      <w:pPr>
+        <w:tabs>
+          <w:tab w:val="num" w:pos="4320"/>
+        </w:tabs>
+        <w:ind w:left="4320" w:hanging="360"/>
+      </w:pPr>
+      <w:rPr>
+        <w:rFonts w:ascii="Symbol" w:hAnsi="Symbol" w:hint="default"/>
+        <w:sz w:val="20"/>
+      </w:rPr>
+    </w:lvl>
+    <w:lvl w:ilvl="6" w:tentative="1">
+      <w:start w:val="1"/>
+      <w:numFmt w:val="bullet"/>
+      <w:lvlText w:val=""/>
+      <w:lvlJc w:val="left"/>
+      <w:pPr>
+        <w:tabs>
+          <w:tab w:val="num" w:pos="5040"/>
+        </w:tabs>
+        <w:ind w:left="5040" w:hanging="360"/>
+      </w:pPr>
+      <w:rPr>
+        <w:rFonts w:ascii="Symbol" w:hAnsi="Symbol" w:hint="default"/>
+        <w:sz w:val="20"/>
+      </w:rPr>
+    </w:lvl>
+    <w:lvl w:ilvl="7" w:tentative="1">
+      <w:start w:val="1"/>
+      <w:numFmt w:val="bullet"/>
+      <w:lvlText w:val=""/>
+      <w:lvlJc w:val="left"/>
+      <w:pPr>
+        <w:tabs>
+          <w:tab w:val="num" w:pos="5760"/>
+        </w:tabs>
+        <w:ind w:left="5760" w:hanging="360"/>
+      </w:pPr>
+      <w:rPr>
+        <w:rFonts w:ascii="Symbol" w:hAnsi="Symbol" w:hint="default"/>
+        <w:sz w:val="20"/>
+      </w:rPr>
+    </w:lvl>
+    <w:lvl w:ilvl="8" w:tentative="1">
+      <w:start w:val="1"/>
+      <w:numFmt w:val="bullet"/>
+      <w:lvlText w:val=""/>
+      <w:lvlJc w:val="left"/>
+      <w:pPr>
+        <w:tabs>
+          <w:tab w:val="num" w:pos="6480"/>
+        </w:tabs>
+        <w:ind w:left="6480" w:hanging="360"/>
+      </w:pPr>
+      <w:rPr>
+        <w:rFonts w:ascii="Symbol" w:hAnsi="Symbol" w:hint="default"/>
+        <w:sz w:val="20"/>
+      </w:rPr>
+    </w:lvl>
+  </w:abstractNum>
+  <w:abstractNum w:abstractNumId="6" w15:restartNumberingAfterBreak="0">
+    <w:nsid w:val="2C9A515F"/>
+    <w:multiLevelType w:val="multilevel"/>
+    <w:tmpl w:val="D13EDBE6"/>
+    <w:lvl w:ilvl="0">
+      <w:start w:val="1"/>
+      <w:numFmt w:val="decimal"/>
+      <w:lvlText w:val="%1."/>
+      <w:lvlJc w:val="left"/>
+      <w:pPr>
+        <w:tabs>
+          <w:tab w:val="num" w:pos="720"/>
+        </w:tabs>
+        <w:ind w:left="720" w:hanging="360"/>
+      </w:pPr>
+    </w:lvl>
+    <w:lvl w:ilvl="1" w:tentative="1">
+      <w:start w:val="1"/>
+      <w:numFmt w:val="decimal"/>
+      <w:lvlText w:val="%2."/>
+      <w:lvlJc w:val="left"/>
+      <w:pPr>
+        <w:tabs>
+          <w:tab w:val="num" w:pos="1440"/>
+        </w:tabs>
+        <w:ind w:left="1440" w:hanging="360"/>
+      </w:pPr>
+    </w:lvl>
+    <w:lvl w:ilvl="2" w:tentative="1">
+      <w:start w:val="1"/>
+      <w:numFmt w:val="decimal"/>
+      <w:lvlText w:val="%3."/>
+      <w:lvlJc w:val="left"/>
+      <w:pPr>
+        <w:tabs>
+          <w:tab w:val="num" w:pos="2160"/>
+        </w:tabs>
+        <w:ind w:left="2160" w:hanging="360"/>
+      </w:pPr>
+    </w:lvl>
+    <w:lvl w:ilvl="3" w:tentative="1">
+      <w:start w:val="1"/>
+      <w:numFmt w:val="decimal"/>
+      <w:lvlText w:val="%4."/>
+      <w:lvlJc w:val="left"/>
+      <w:pPr>
+        <w:tabs>
+          <w:tab w:val="num" w:pos="2880"/>
+        </w:tabs>
+        <w:ind w:left="2880" w:hanging="360"/>
+      </w:pPr>
+    </w:lvl>
+    <w:lvl w:ilvl="4" w:tentative="1">
+      <w:start w:val="1"/>
+      <w:numFmt w:val="decimal"/>
+      <w:lvlText w:val="%5."/>
+      <w:lvlJc w:val="left"/>
+      <w:pPr>
+        <w:tabs>
+          <w:tab w:val="num" w:pos="3600"/>
+        </w:tabs>
+        <w:ind w:left="3600" w:hanging="360"/>
+      </w:pPr>
+    </w:lvl>
+    <w:lvl w:ilvl="5" w:tentative="1">
+      <w:start w:val="1"/>
+      <w:numFmt w:val="decimal"/>
+      <w:lvlText w:val="%6."/>
+      <w:lvlJc w:val="left"/>
+      <w:pPr>
+        <w:tabs>
+          <w:tab w:val="num" w:pos="4320"/>
+        </w:tabs>
+        <w:ind w:left="4320" w:hanging="360"/>
+      </w:pPr>
+    </w:lvl>
+    <w:lvl w:ilvl="6" w:tentative="1">
+      <w:start w:val="1"/>
+      <w:numFmt w:val="decimal"/>
+      <w:lvlText w:val="%7."/>
+      <w:lvlJc w:val="left"/>
+      <w:pPr>
+        <w:tabs>
+          <w:tab w:val="num" w:pos="5040"/>
+        </w:tabs>
+        <w:ind w:left="5040" w:hanging="360"/>
+      </w:pPr>
+    </w:lvl>
+    <w:lvl w:ilvl="7" w:tentative="1">
+      <w:start w:val="1"/>
+      <w:numFmt w:val="decimal"/>
+      <w:lvlText w:val="%8."/>
+      <w:lvlJc w:val="left"/>
+      <w:pPr>
+        <w:tabs>
+          <w:tab w:val="num" w:pos="5760"/>
+        </w:tabs>
+        <w:ind w:left="5760" w:hanging="360"/>
+      </w:pPr>
+    </w:lvl>
+    <w:lvl w:ilvl="8" w:tentative="1">
+      <w:start w:val="1"/>
+      <w:numFmt w:val="decimal"/>
+      <w:lvlText w:val="%9."/>
+      <w:lvlJc w:val="left"/>
+      <w:pPr>
+        <w:tabs>
+          <w:tab w:val="num" w:pos="6480"/>
+        </w:tabs>
+        <w:ind w:left="6480" w:hanging="360"/>
+      </w:pPr>
+    </w:lvl>
+  </w:abstractNum>
+  <w:abstractNum w:abstractNumId="7" w15:restartNumberingAfterBreak="0">
     <w:nsid w:val="2DF55B80"/>
     <w:multiLevelType w:val="hybridMultilevel"/>
     <w:tmpl w:val="23CA57FE"/>
@@ -313,7 +6070,499 @@
       </w:rPr>
     </w:lvl>
   </w:abstractNum>
-  <w:abstractNum w:abstractNumId="2" w15:restartNumberingAfterBreak="0">
+  <w:abstractNum w:abstractNumId="8" w15:restartNumberingAfterBreak="0">
+    <w:nsid w:val="4BE563A8"/>
+    <w:multiLevelType w:val="multilevel"/>
+    <w:tmpl w:val="C22A5BEC"/>
+    <w:lvl w:ilvl="0">
+      <w:start w:val="1"/>
+      <w:numFmt w:val="decimal"/>
+      <w:lvlText w:val="%1."/>
+      <w:lvlJc w:val="left"/>
+      <w:pPr>
+        <w:tabs>
+          <w:tab w:val="num" w:pos="720"/>
+        </w:tabs>
+        <w:ind w:left="720" w:hanging="360"/>
+      </w:pPr>
+    </w:lvl>
+    <w:lvl w:ilvl="1">
+      <w:start w:val="1"/>
+      <w:numFmt w:val="bullet"/>
+      <w:lvlText w:val=""/>
+      <w:lvlJc w:val="left"/>
+      <w:pPr>
+        <w:tabs>
+          <w:tab w:val="num" w:pos="1440"/>
+        </w:tabs>
+        <w:ind w:left="1440" w:hanging="360"/>
+      </w:pPr>
+      <w:rPr>
+        <w:rFonts w:ascii="Symbol" w:hAnsi="Symbol" w:hint="default"/>
+        <w:sz w:val="20"/>
+      </w:rPr>
+    </w:lvl>
+    <w:lvl w:ilvl="2" w:tentative="1">
+      <w:start w:val="1"/>
+      <w:numFmt w:val="decimal"/>
+      <w:lvlText w:val="%3."/>
+      <w:lvlJc w:val="left"/>
+      <w:pPr>
+        <w:tabs>
+          <w:tab w:val="num" w:pos="2160"/>
+        </w:tabs>
+        <w:ind w:left="2160" w:hanging="360"/>
+      </w:pPr>
+    </w:lvl>
+    <w:lvl w:ilvl="3" w:tentative="1">
+      <w:start w:val="1"/>
+      <w:numFmt w:val="decimal"/>
+      <w:lvlText w:val="%4."/>
+      <w:lvlJc w:val="left"/>
+      <w:pPr>
+        <w:tabs>
+          <w:tab w:val="num" w:pos="2880"/>
+        </w:tabs>
+        <w:ind w:left="2880" w:hanging="360"/>
+      </w:pPr>
+    </w:lvl>
+    <w:lvl w:ilvl="4" w:tentative="1">
+      <w:start w:val="1"/>
+      <w:numFmt w:val="decimal"/>
+      <w:lvlText w:val="%5."/>
+      <w:lvlJc w:val="left"/>
+      <w:pPr>
+        <w:tabs>
+          <w:tab w:val="num" w:pos="3600"/>
+        </w:tabs>
+        <w:ind w:left="3600" w:hanging="360"/>
+      </w:pPr>
+    </w:lvl>
+    <w:lvl w:ilvl="5" w:tentative="1">
+      <w:start w:val="1"/>
+      <w:numFmt w:val="decimal"/>
+      <w:lvlText w:val="%6."/>
+      <w:lvlJc w:val="left"/>
+      <w:pPr>
+        <w:tabs>
+          <w:tab w:val="num" w:pos="4320"/>
+        </w:tabs>
+        <w:ind w:left="4320" w:hanging="360"/>
+      </w:pPr>
+    </w:lvl>
+    <w:lvl w:ilvl="6" w:tentative="1">
+      <w:start w:val="1"/>
+      <w:numFmt w:val="decimal"/>
+      <w:lvlText w:val="%7."/>
+      <w:lvlJc w:val="left"/>
+      <w:pPr>
+        <w:tabs>
+          <w:tab w:val="num" w:pos="5040"/>
+        </w:tabs>
+        <w:ind w:left="5040" w:hanging="360"/>
+      </w:pPr>
+    </w:lvl>
+    <w:lvl w:ilvl="7" w:tentative="1">
+      <w:start w:val="1"/>
+      <w:numFmt w:val="decimal"/>
+      <w:lvlText w:val="%8."/>
+      <w:lvlJc w:val="left"/>
+      <w:pPr>
+        <w:tabs>
+          <w:tab w:val="num" w:pos="5760"/>
+        </w:tabs>
+        <w:ind w:left="5760" w:hanging="360"/>
+      </w:pPr>
+    </w:lvl>
+    <w:lvl w:ilvl="8" w:tentative="1">
+      <w:start w:val="1"/>
+      <w:numFmt w:val="decimal"/>
+      <w:lvlText w:val="%9."/>
+      <w:lvlJc w:val="left"/>
+      <w:pPr>
+        <w:tabs>
+          <w:tab w:val="num" w:pos="6480"/>
+        </w:tabs>
+        <w:ind w:left="6480" w:hanging="360"/>
+      </w:pPr>
+    </w:lvl>
+  </w:abstractNum>
+  <w:abstractNum w:abstractNumId="9" w15:restartNumberingAfterBreak="0">
+    <w:nsid w:val="4D87755C"/>
+    <w:multiLevelType w:val="multilevel"/>
+    <w:tmpl w:val="3DF06D5E"/>
+    <w:lvl w:ilvl="0">
+      <w:start w:val="1"/>
+      <w:numFmt w:val="bullet"/>
+      <w:lvlText w:val=""/>
+      <w:lvlJc w:val="left"/>
+      <w:pPr>
+        <w:tabs>
+          <w:tab w:val="num" w:pos="720"/>
+        </w:tabs>
+        <w:ind w:left="720" w:hanging="360"/>
+      </w:pPr>
+      <w:rPr>
+        <w:rFonts w:ascii="Symbol" w:hAnsi="Symbol" w:hint="default"/>
+        <w:sz w:val="20"/>
+      </w:rPr>
+    </w:lvl>
+    <w:lvl w:ilvl="1" w:tentative="1">
+      <w:start w:val="1"/>
+      <w:numFmt w:val="bullet"/>
+      <w:lvlText w:val=""/>
+      <w:lvlJc w:val="left"/>
+      <w:pPr>
+        <w:tabs>
+          <w:tab w:val="num" w:pos="1440"/>
+        </w:tabs>
+        <w:ind w:left="1440" w:hanging="360"/>
+      </w:pPr>
+      <w:rPr>
+        <w:rFonts w:ascii="Symbol" w:hAnsi="Symbol" w:hint="default"/>
+        <w:sz w:val="20"/>
+      </w:rPr>
+    </w:lvl>
+    <w:lvl w:ilvl="2" w:tentative="1">
+      <w:start w:val="1"/>
+      <w:numFmt w:val="bullet"/>
+      <w:lvlText w:val=""/>
+      <w:lvlJc w:val="left"/>
+      <w:pPr>
+        <w:tabs>
+          <w:tab w:val="num" w:pos="2160"/>
+        </w:tabs>
+        <w:ind w:left="2160" w:hanging="360"/>
+      </w:pPr>
+      <w:rPr>
+        <w:rFonts w:ascii="Symbol" w:hAnsi="Symbol" w:hint="default"/>
+        <w:sz w:val="20"/>
+      </w:rPr>
+    </w:lvl>
+    <w:lvl w:ilvl="3" w:tentative="1">
+      <w:start w:val="1"/>
+      <w:numFmt w:val="bullet"/>
+      <w:lvlText w:val=""/>
+      <w:lvlJc w:val="left"/>
+      <w:pPr>
+        <w:tabs>
+          <w:tab w:val="num" w:pos="2880"/>
+        </w:tabs>
+        <w:ind w:left="2880" w:hanging="360"/>
+      </w:pPr>
+      <w:rPr>
+        <w:rFonts w:ascii="Symbol" w:hAnsi="Symbol" w:hint="default"/>
+        <w:sz w:val="20"/>
+      </w:rPr>
+    </w:lvl>
+    <w:lvl w:ilvl="4" w:tentative="1">
+      <w:start w:val="1"/>
+      <w:numFmt w:val="bullet"/>
+      <w:lvlText w:val=""/>
+      <w:lvlJc w:val="left"/>
+      <w:pPr>
+        <w:tabs>
+          <w:tab w:val="num" w:pos="3600"/>
+        </w:tabs>
+        <w:ind w:left="3600" w:hanging="360"/>
+      </w:pPr>
+      <w:rPr>
+        <w:rFonts w:ascii="Symbol" w:hAnsi="Symbol" w:hint="default"/>
+        <w:sz w:val="20"/>
+      </w:rPr>
+    </w:lvl>
+    <w:lvl w:ilvl="5" w:tentative="1">
+      <w:start w:val="1"/>
+      <w:numFmt w:val="bullet"/>
+      <w:lvlText w:val=""/>
+      <w:lvlJc w:val="left"/>
+      <w:pPr>
+        <w:tabs>
+          <w:tab w:val="num" w:pos="4320"/>
+        </w:tabs>
+        <w:ind w:left="4320" w:hanging="360"/>
+      </w:pPr>
+      <w:rPr>
+        <w:rFonts w:ascii="Symbol" w:hAnsi="Symbol" w:hint="default"/>
+        <w:sz w:val="20"/>
+      </w:rPr>
+    </w:lvl>
+    <w:lvl w:ilvl="6" w:tentative="1">
+      <w:start w:val="1"/>
+      <w:numFmt w:val="bullet"/>
+      <w:lvlText w:val=""/>
+      <w:lvlJc w:val="left"/>
+      <w:pPr>
+        <w:tabs>
+          <w:tab w:val="num" w:pos="5040"/>
+        </w:tabs>
+        <w:ind w:left="5040" w:hanging="360"/>
+      </w:pPr>
+      <w:rPr>
+        <w:rFonts w:ascii="Symbol" w:hAnsi="Symbol" w:hint="default"/>
+        <w:sz w:val="20"/>
+      </w:rPr>
+    </w:lvl>
+    <w:lvl w:ilvl="7" w:tentative="1">
+      <w:start w:val="1"/>
+      <w:numFmt w:val="bullet"/>
+      <w:lvlText w:val=""/>
+      <w:lvlJc w:val="left"/>
+      <w:pPr>
+        <w:tabs>
+          <w:tab w:val="num" w:pos="5760"/>
+        </w:tabs>
+        <w:ind w:left="5760" w:hanging="360"/>
+      </w:pPr>
+      <w:rPr>
+        <w:rFonts w:ascii="Symbol" w:hAnsi="Symbol" w:hint="default"/>
+        <w:sz w:val="20"/>
+      </w:rPr>
+    </w:lvl>
+    <w:lvl w:ilvl="8" w:tentative="1">
+      <w:start w:val="1"/>
+      <w:numFmt w:val="bullet"/>
+      <w:lvlText w:val=""/>
+      <w:lvlJc w:val="left"/>
+      <w:pPr>
+        <w:tabs>
+          <w:tab w:val="num" w:pos="6480"/>
+        </w:tabs>
+        <w:ind w:left="6480" w:hanging="360"/>
+      </w:pPr>
+      <w:rPr>
+        <w:rFonts w:ascii="Symbol" w:hAnsi="Symbol" w:hint="default"/>
+        <w:sz w:val="20"/>
+      </w:rPr>
+    </w:lvl>
+  </w:abstractNum>
+  <w:abstractNum w:abstractNumId="10" w15:restartNumberingAfterBreak="0">
+    <w:nsid w:val="53716DF5"/>
+    <w:multiLevelType w:val="multilevel"/>
+    <w:tmpl w:val="5A9EE05E"/>
+    <w:lvl w:ilvl="0">
+      <w:start w:val="1"/>
+      <w:numFmt w:val="decimal"/>
+      <w:lvlText w:val="%1."/>
+      <w:lvlJc w:val="left"/>
+      <w:pPr>
+        <w:tabs>
+          <w:tab w:val="num" w:pos="720"/>
+        </w:tabs>
+        <w:ind w:left="720" w:hanging="360"/>
+      </w:pPr>
+    </w:lvl>
+    <w:lvl w:ilvl="1" w:tentative="1">
+      <w:start w:val="1"/>
+      <w:numFmt w:val="decimal"/>
+      <w:lvlText w:val="%2."/>
+      <w:lvlJc w:val="left"/>
+      <w:pPr>
+        <w:tabs>
+          <w:tab w:val="num" w:pos="1440"/>
+        </w:tabs>
+        <w:ind w:left="1440" w:hanging="360"/>
+      </w:pPr>
+    </w:lvl>
+    <w:lvl w:ilvl="2" w:tentative="1">
+      <w:start w:val="1"/>
+      <w:numFmt w:val="decimal"/>
+      <w:lvlText w:val="%3."/>
+      <w:lvlJc w:val="left"/>
+      <w:pPr>
+        <w:tabs>
+          <w:tab w:val="num" w:pos="2160"/>
+        </w:tabs>
+        <w:ind w:left="2160" w:hanging="360"/>
+      </w:pPr>
+    </w:lvl>
+    <w:lvl w:ilvl="3" w:tentative="1">
+      <w:start w:val="1"/>
+      <w:numFmt w:val="decimal"/>
+      <w:lvlText w:val="%4."/>
+      <w:lvlJc w:val="left"/>
+      <w:pPr>
+        <w:tabs>
+          <w:tab w:val="num" w:pos="2880"/>
+        </w:tabs>
+        <w:ind w:left="2880" w:hanging="360"/>
+      </w:pPr>
+    </w:lvl>
+    <w:lvl w:ilvl="4" w:tentative="1">
+      <w:start w:val="1"/>
+      <w:numFmt w:val="decimal"/>
+      <w:lvlText w:val="%5."/>
+      <w:lvlJc w:val="left"/>
+      <w:pPr>
+        <w:tabs>
+          <w:tab w:val="num" w:pos="3600"/>
+        </w:tabs>
+        <w:ind w:left="3600" w:hanging="360"/>
+      </w:pPr>
+    </w:lvl>
+    <w:lvl w:ilvl="5" w:tentative="1">
+      <w:start w:val="1"/>
+      <w:numFmt w:val="decimal"/>
+      <w:lvlText w:val="%6."/>
+      <w:lvlJc w:val="left"/>
+      <w:pPr>
+        <w:tabs>
+          <w:tab w:val="num" w:pos="4320"/>
+        </w:tabs>
+        <w:ind w:left="4320" w:hanging="360"/>
+      </w:pPr>
+    </w:lvl>
+    <w:lvl w:ilvl="6" w:tentative="1">
+      <w:start w:val="1"/>
+      <w:numFmt w:val="decimal"/>
+      <w:lvlText w:val="%7."/>
+      <w:lvlJc w:val="left"/>
+      <w:pPr>
+        <w:tabs>
+          <w:tab w:val="num" w:pos="5040"/>
+        </w:tabs>
+        <w:ind w:left="5040" w:hanging="360"/>
+      </w:pPr>
+    </w:lvl>
+    <w:lvl w:ilvl="7" w:tentative="1">
+      <w:start w:val="1"/>
+      <w:numFmt w:val="decimal"/>
+      <w:lvlText w:val="%8."/>
+      <w:lvlJc w:val="left"/>
+      <w:pPr>
+        <w:tabs>
+          <w:tab w:val="num" w:pos="5760"/>
+        </w:tabs>
+        <w:ind w:left="5760" w:hanging="360"/>
+      </w:pPr>
+    </w:lvl>
+    <w:lvl w:ilvl="8" w:tentative="1">
+      <w:start w:val="1"/>
+      <w:numFmt w:val="decimal"/>
+      <w:lvlText w:val="%9."/>
+      <w:lvlJc w:val="left"/>
+      <w:pPr>
+        <w:tabs>
+          <w:tab w:val="num" w:pos="6480"/>
+        </w:tabs>
+        <w:ind w:left="6480" w:hanging="360"/>
+      </w:pPr>
+    </w:lvl>
+  </w:abstractNum>
+  <w:abstractNum w:abstractNumId="11" w15:restartNumberingAfterBreak="0">
+    <w:nsid w:val="58613AE1"/>
+    <w:multiLevelType w:val="multilevel"/>
+    <w:tmpl w:val="EF02DC30"/>
+    <w:lvl w:ilvl="0">
+      <w:start w:val="1"/>
+      <w:numFmt w:val="decimal"/>
+      <w:lvlText w:val="%1."/>
+      <w:lvlJc w:val="left"/>
+      <w:pPr>
+        <w:tabs>
+          <w:tab w:val="num" w:pos="720"/>
+        </w:tabs>
+        <w:ind w:left="720" w:hanging="360"/>
+      </w:pPr>
+    </w:lvl>
+    <w:lvl w:ilvl="1" w:tentative="1">
+      <w:start w:val="1"/>
+      <w:numFmt w:val="decimal"/>
+      <w:lvlText w:val="%2."/>
+      <w:lvlJc w:val="left"/>
+      <w:pPr>
+        <w:tabs>
+          <w:tab w:val="num" w:pos="1440"/>
+        </w:tabs>
+        <w:ind w:left="1440" w:hanging="360"/>
+      </w:pPr>
+    </w:lvl>
+    <w:lvl w:ilvl="2" w:tentative="1">
+      <w:start w:val="1"/>
+      <w:numFmt w:val="decimal"/>
+      <w:lvlText w:val="%3."/>
+      <w:lvlJc w:val="left"/>
+      <w:pPr>
+        <w:tabs>
+          <w:tab w:val="num" w:pos="2160"/>
+        </w:tabs>
+        <w:ind w:left="2160" w:hanging="360"/>
+      </w:pPr>
+    </w:lvl>
+    <w:lvl w:ilvl="3" w:tentative="1">
+      <w:start w:val="1"/>
+      <w:numFmt w:val="decimal"/>
+      <w:lvlText w:val="%4."/>
+      <w:lvlJc w:val="left"/>
+      <w:pPr>
+        <w:tabs>
+          <w:tab w:val="num" w:pos="2880"/>
+        </w:tabs>
+        <w:ind w:left="2880" w:hanging="360"/>
+      </w:pPr>
+    </w:lvl>
+    <w:lvl w:ilvl="4" w:tentative="1">
+      <w:start w:val="1"/>
+      <w:numFmt w:val="decimal"/>
+      <w:lvlText w:val="%5."/>
+      <w:lvlJc w:val="left"/>
+      <w:pPr>
+        <w:tabs>
+          <w:tab w:val="num" w:pos="3600"/>
+        </w:tabs>
+        <w:ind w:left="3600" w:hanging="360"/>
+      </w:pPr>
+    </w:lvl>
+    <w:lvl w:ilvl="5" w:tentative="1">
+      <w:start w:val="1"/>
+      <w:numFmt w:val="decimal"/>
+      <w:lvlText w:val="%6."/>
+      <w:lvlJc w:val="left"/>
+      <w:pPr>
+        <w:tabs>
+          <w:tab w:val="num" w:pos="4320"/>
+        </w:tabs>
+        <w:ind w:left="4320" w:hanging="360"/>
+      </w:pPr>
+    </w:lvl>
+    <w:lvl w:ilvl="6" w:tentative="1">
+      <w:start w:val="1"/>
+      <w:numFmt w:val="decimal"/>
+      <w:lvlText w:val="%7."/>
+      <w:lvlJc w:val="left"/>
+      <w:pPr>
+        <w:tabs>
+          <w:tab w:val="num" w:pos="5040"/>
+        </w:tabs>
+        <w:ind w:left="5040" w:hanging="360"/>
+      </w:pPr>
+    </w:lvl>
+    <w:lvl w:ilvl="7" w:tentative="1">
+      <w:start w:val="1"/>
+      <w:numFmt w:val="decimal"/>
+      <w:lvlText w:val="%8."/>
+      <w:lvlJc w:val="left"/>
+      <w:pPr>
+        <w:tabs>
+          <w:tab w:val="num" w:pos="5760"/>
+        </w:tabs>
+        <w:ind w:left="5760" w:hanging="360"/>
+      </w:pPr>
+    </w:lvl>
+    <w:lvl w:ilvl="8" w:tentative="1">
+      <w:start w:val="1"/>
+      <w:numFmt w:val="decimal"/>
+      <w:lvlText w:val="%9."/>
+      <w:lvlJc w:val="left"/>
+      <w:pPr>
+        <w:tabs>
+          <w:tab w:val="num" w:pos="6480"/>
+        </w:tabs>
+        <w:ind w:left="6480" w:hanging="360"/>
+      </w:pPr>
+    </w:lvl>
+  </w:abstractNum>
+  <w:abstractNum w:abstractNumId="12" w15:restartNumberingAfterBreak="0">
     <w:nsid w:val="5AEF5A8F"/>
     <w:multiLevelType w:val="hybridMultilevel"/>
     <w:tmpl w:val="861ED1B6"/>
@@ -402,7 +6651,773 @@
       </w:pPr>
     </w:lvl>
   </w:abstractNum>
-  <w:abstractNum w:abstractNumId="3" w15:restartNumberingAfterBreak="0">
+  <w:abstractNum w:abstractNumId="13" w15:restartNumberingAfterBreak="0">
+    <w:nsid w:val="658F7680"/>
+    <w:multiLevelType w:val="multilevel"/>
+    <w:tmpl w:val="B8E000C0"/>
+    <w:lvl w:ilvl="0">
+      <w:start w:val="1"/>
+      <w:numFmt w:val="decimal"/>
+      <w:lvlText w:val="%1."/>
+      <w:lvlJc w:val="left"/>
+      <w:pPr>
+        <w:tabs>
+          <w:tab w:val="num" w:pos="720"/>
+        </w:tabs>
+        <w:ind w:left="720" w:hanging="360"/>
+      </w:pPr>
+    </w:lvl>
+    <w:lvl w:ilvl="1">
+      <w:start w:val="1"/>
+      <w:numFmt w:val="bullet"/>
+      <w:lvlText w:val=""/>
+      <w:lvlJc w:val="left"/>
+      <w:pPr>
+        <w:tabs>
+          <w:tab w:val="num" w:pos="1440"/>
+        </w:tabs>
+        <w:ind w:left="1440" w:hanging="360"/>
+      </w:pPr>
+      <w:rPr>
+        <w:rFonts w:ascii="Symbol" w:hAnsi="Symbol" w:hint="default"/>
+        <w:sz w:val="20"/>
+      </w:rPr>
+    </w:lvl>
+    <w:lvl w:ilvl="2" w:tentative="1">
+      <w:start w:val="1"/>
+      <w:numFmt w:val="decimal"/>
+      <w:lvlText w:val="%3."/>
+      <w:lvlJc w:val="left"/>
+      <w:pPr>
+        <w:tabs>
+          <w:tab w:val="num" w:pos="2160"/>
+        </w:tabs>
+        <w:ind w:left="2160" w:hanging="360"/>
+      </w:pPr>
+    </w:lvl>
+    <w:lvl w:ilvl="3" w:tentative="1">
+      <w:start w:val="1"/>
+      <w:numFmt w:val="decimal"/>
+      <w:lvlText w:val="%4."/>
+      <w:lvlJc w:val="left"/>
+      <w:pPr>
+        <w:tabs>
+          <w:tab w:val="num" w:pos="2880"/>
+        </w:tabs>
+        <w:ind w:left="2880" w:hanging="360"/>
+      </w:pPr>
+    </w:lvl>
+    <w:lvl w:ilvl="4" w:tentative="1">
+      <w:start w:val="1"/>
+      <w:numFmt w:val="decimal"/>
+      <w:lvlText w:val="%5."/>
+      <w:lvlJc w:val="left"/>
+      <w:pPr>
+        <w:tabs>
+          <w:tab w:val="num" w:pos="3600"/>
+        </w:tabs>
+        <w:ind w:left="3600" w:hanging="360"/>
+      </w:pPr>
+    </w:lvl>
+    <w:lvl w:ilvl="5" w:tentative="1">
+      <w:start w:val="1"/>
+      <w:numFmt w:val="decimal"/>
+      <w:lvlText w:val="%6."/>
+      <w:lvlJc w:val="left"/>
+      <w:pPr>
+        <w:tabs>
+          <w:tab w:val="num" w:pos="4320"/>
+        </w:tabs>
+        <w:ind w:left="4320" w:hanging="360"/>
+      </w:pPr>
+    </w:lvl>
+    <w:lvl w:ilvl="6" w:tentative="1">
+      <w:start w:val="1"/>
+      <w:numFmt w:val="decimal"/>
+      <w:lvlText w:val="%7."/>
+      <w:lvlJc w:val="left"/>
+      <w:pPr>
+        <w:tabs>
+          <w:tab w:val="num" w:pos="5040"/>
+        </w:tabs>
+        <w:ind w:left="5040" w:hanging="360"/>
+      </w:pPr>
+    </w:lvl>
+    <w:lvl w:ilvl="7" w:tentative="1">
+      <w:start w:val="1"/>
+      <w:numFmt w:val="decimal"/>
+      <w:lvlText w:val="%8."/>
+      <w:lvlJc w:val="left"/>
+      <w:pPr>
+        <w:tabs>
+          <w:tab w:val="num" w:pos="5760"/>
+        </w:tabs>
+        <w:ind w:left="5760" w:hanging="360"/>
+      </w:pPr>
+    </w:lvl>
+    <w:lvl w:ilvl="8" w:tentative="1">
+      <w:start w:val="1"/>
+      <w:numFmt w:val="decimal"/>
+      <w:lvlText w:val="%9."/>
+      <w:lvlJc w:val="left"/>
+      <w:pPr>
+        <w:tabs>
+          <w:tab w:val="num" w:pos="6480"/>
+        </w:tabs>
+        <w:ind w:left="6480" w:hanging="360"/>
+      </w:pPr>
+    </w:lvl>
+  </w:abstractNum>
+  <w:abstractNum w:abstractNumId="14" w15:restartNumberingAfterBreak="0">
+    <w:nsid w:val="6E895196"/>
+    <w:multiLevelType w:val="multilevel"/>
+    <w:tmpl w:val="5BB494DE"/>
+    <w:lvl w:ilvl="0">
+      <w:start w:val="1"/>
+      <w:numFmt w:val="bullet"/>
+      <w:lvlText w:val=""/>
+      <w:lvlJc w:val="left"/>
+      <w:pPr>
+        <w:tabs>
+          <w:tab w:val="num" w:pos="720"/>
+        </w:tabs>
+        <w:ind w:left="720" w:hanging="360"/>
+      </w:pPr>
+      <w:rPr>
+        <w:rFonts w:ascii="Symbol" w:hAnsi="Symbol" w:hint="default"/>
+        <w:sz w:val="20"/>
+      </w:rPr>
+    </w:lvl>
+    <w:lvl w:ilvl="1" w:tentative="1">
+      <w:start w:val="1"/>
+      <w:numFmt w:val="bullet"/>
+      <w:lvlText w:val=""/>
+      <w:lvlJc w:val="left"/>
+      <w:pPr>
+        <w:tabs>
+          <w:tab w:val="num" w:pos="1440"/>
+        </w:tabs>
+        <w:ind w:left="1440" w:hanging="360"/>
+      </w:pPr>
+      <w:rPr>
+        <w:rFonts w:ascii="Symbol" w:hAnsi="Symbol" w:hint="default"/>
+        <w:sz w:val="20"/>
+      </w:rPr>
+    </w:lvl>
+    <w:lvl w:ilvl="2" w:tentative="1">
+      <w:start w:val="1"/>
+      <w:numFmt w:val="bullet"/>
+      <w:lvlText w:val=""/>
+      <w:lvlJc w:val="left"/>
+      <w:pPr>
+        <w:tabs>
+          <w:tab w:val="num" w:pos="2160"/>
+        </w:tabs>
+        <w:ind w:left="2160" w:hanging="360"/>
+      </w:pPr>
+      <w:rPr>
+        <w:rFonts w:ascii="Symbol" w:hAnsi="Symbol" w:hint="default"/>
+        <w:sz w:val="20"/>
+      </w:rPr>
+    </w:lvl>
+    <w:lvl w:ilvl="3" w:tentative="1">
+      <w:start w:val="1"/>
+      <w:numFmt w:val="bullet"/>
+      <w:lvlText w:val=""/>
+      <w:lvlJc w:val="left"/>
+      <w:pPr>
+        <w:tabs>
+          <w:tab w:val="num" w:pos="2880"/>
+        </w:tabs>
+        <w:ind w:left="2880" w:hanging="360"/>
+      </w:pPr>
+      <w:rPr>
+        <w:rFonts w:ascii="Symbol" w:hAnsi="Symbol" w:hint="default"/>
+        <w:sz w:val="20"/>
+      </w:rPr>
+    </w:lvl>
+    <w:lvl w:ilvl="4" w:tentative="1">
+      <w:start w:val="1"/>
+      <w:numFmt w:val="bullet"/>
+      <w:lvlText w:val=""/>
+      <w:lvlJc w:val="left"/>
+      <w:pPr>
+        <w:tabs>
+          <w:tab w:val="num" w:pos="3600"/>
+        </w:tabs>
+        <w:ind w:left="3600" w:hanging="360"/>
+      </w:pPr>
+      <w:rPr>
+        <w:rFonts w:ascii="Symbol" w:hAnsi="Symbol" w:hint="default"/>
+        <w:sz w:val="20"/>
+      </w:rPr>
+    </w:lvl>
+    <w:lvl w:ilvl="5" w:tentative="1">
+      <w:start w:val="1"/>
+      <w:numFmt w:val="bullet"/>
+      <w:lvlText w:val=""/>
+      <w:lvlJc w:val="left"/>
+      <w:pPr>
+        <w:tabs>
+          <w:tab w:val="num" w:pos="4320"/>
+        </w:tabs>
+        <w:ind w:left="4320" w:hanging="360"/>
+      </w:pPr>
+      <w:rPr>
+        <w:rFonts w:ascii="Symbol" w:hAnsi="Symbol" w:hint="default"/>
+        <w:sz w:val="20"/>
+      </w:rPr>
+    </w:lvl>
+    <w:lvl w:ilvl="6" w:tentative="1">
+      <w:start w:val="1"/>
+      <w:numFmt w:val="bullet"/>
+      <w:lvlText w:val=""/>
+      <w:lvlJc w:val="left"/>
+      <w:pPr>
+        <w:tabs>
+          <w:tab w:val="num" w:pos="5040"/>
+        </w:tabs>
+        <w:ind w:left="5040" w:hanging="360"/>
+      </w:pPr>
+      <w:rPr>
+        <w:rFonts w:ascii="Symbol" w:hAnsi="Symbol" w:hint="default"/>
+        <w:sz w:val="20"/>
+      </w:rPr>
+    </w:lvl>
+    <w:lvl w:ilvl="7" w:tentative="1">
+      <w:start w:val="1"/>
+      <w:numFmt w:val="bullet"/>
+      <w:lvlText w:val=""/>
+      <w:lvlJc w:val="left"/>
+      <w:pPr>
+        <w:tabs>
+          <w:tab w:val="num" w:pos="5760"/>
+        </w:tabs>
+        <w:ind w:left="5760" w:hanging="360"/>
+      </w:pPr>
+      <w:rPr>
+        <w:rFonts w:ascii="Symbol" w:hAnsi="Symbol" w:hint="default"/>
+        <w:sz w:val="20"/>
+      </w:rPr>
+    </w:lvl>
+    <w:lvl w:ilvl="8" w:tentative="1">
+      <w:start w:val="1"/>
+      <w:numFmt w:val="bullet"/>
+      <w:lvlText w:val=""/>
+      <w:lvlJc w:val="left"/>
+      <w:pPr>
+        <w:tabs>
+          <w:tab w:val="num" w:pos="6480"/>
+        </w:tabs>
+        <w:ind w:left="6480" w:hanging="360"/>
+      </w:pPr>
+      <w:rPr>
+        <w:rFonts w:ascii="Symbol" w:hAnsi="Symbol" w:hint="default"/>
+        <w:sz w:val="20"/>
+      </w:rPr>
+    </w:lvl>
+  </w:abstractNum>
+  <w:abstractNum w:abstractNumId="15" w15:restartNumberingAfterBreak="0">
+    <w:nsid w:val="6F573B35"/>
+    <w:multiLevelType w:val="multilevel"/>
+    <w:tmpl w:val="49F0F39C"/>
+    <w:lvl w:ilvl="0">
+      <w:start w:val="1"/>
+      <w:numFmt w:val="bullet"/>
+      <w:lvlText w:val=""/>
+      <w:lvlJc w:val="left"/>
+      <w:pPr>
+        <w:tabs>
+          <w:tab w:val="num" w:pos="720"/>
+        </w:tabs>
+        <w:ind w:left="720" w:hanging="360"/>
+      </w:pPr>
+      <w:rPr>
+        <w:rFonts w:ascii="Symbol" w:hAnsi="Symbol" w:hint="default"/>
+        <w:sz w:val="20"/>
+      </w:rPr>
+    </w:lvl>
+    <w:lvl w:ilvl="1" w:tentative="1">
+      <w:start w:val="1"/>
+      <w:numFmt w:val="bullet"/>
+      <w:lvlText w:val=""/>
+      <w:lvlJc w:val="left"/>
+      <w:pPr>
+        <w:tabs>
+          <w:tab w:val="num" w:pos="1440"/>
+        </w:tabs>
+        <w:ind w:left="1440" w:hanging="360"/>
+      </w:pPr>
+      <w:rPr>
+        <w:rFonts w:ascii="Symbol" w:hAnsi="Symbol" w:hint="default"/>
+        <w:sz w:val="20"/>
+      </w:rPr>
+    </w:lvl>
+    <w:lvl w:ilvl="2" w:tentative="1">
+      <w:start w:val="1"/>
+      <w:numFmt w:val="bullet"/>
+      <w:lvlText w:val=""/>
+      <w:lvlJc w:val="left"/>
+      <w:pPr>
+        <w:tabs>
+          <w:tab w:val="num" w:pos="2160"/>
+        </w:tabs>
+        <w:ind w:left="2160" w:hanging="360"/>
+      </w:pPr>
+      <w:rPr>
+        <w:rFonts w:ascii="Symbol" w:hAnsi="Symbol" w:hint="default"/>
+        <w:sz w:val="20"/>
+      </w:rPr>
+    </w:lvl>
+    <w:lvl w:ilvl="3" w:tentative="1">
+      <w:start w:val="1"/>
+      <w:numFmt w:val="bullet"/>
+      <w:lvlText w:val=""/>
+      <w:lvlJc w:val="left"/>
+      <w:pPr>
+        <w:tabs>
+          <w:tab w:val="num" w:pos="2880"/>
+        </w:tabs>
+        <w:ind w:left="2880" w:hanging="360"/>
+      </w:pPr>
+      <w:rPr>
+        <w:rFonts w:ascii="Symbol" w:hAnsi="Symbol" w:hint="default"/>
+        <w:sz w:val="20"/>
+      </w:rPr>
+    </w:lvl>
+    <w:lvl w:ilvl="4" w:tentative="1">
+      <w:start w:val="1"/>
+      <w:numFmt w:val="bullet"/>
+      <w:lvlText w:val=""/>
+      <w:lvlJc w:val="left"/>
+      <w:pPr>
+        <w:tabs>
+          <w:tab w:val="num" w:pos="3600"/>
+        </w:tabs>
+        <w:ind w:left="3600" w:hanging="360"/>
+      </w:pPr>
+      <w:rPr>
+        <w:rFonts w:ascii="Symbol" w:hAnsi="Symbol" w:hint="default"/>
+        <w:sz w:val="20"/>
+      </w:rPr>
+    </w:lvl>
+    <w:lvl w:ilvl="5" w:tentative="1">
+      <w:start w:val="1"/>
+      <w:numFmt w:val="bullet"/>
+      <w:lvlText w:val=""/>
+      <w:lvlJc w:val="left"/>
+      <w:pPr>
+        <w:tabs>
+          <w:tab w:val="num" w:pos="4320"/>
+        </w:tabs>
+        <w:ind w:left="4320" w:hanging="360"/>
+      </w:pPr>
+      <w:rPr>
+        <w:rFonts w:ascii="Symbol" w:hAnsi="Symbol" w:hint="default"/>
+        <w:sz w:val="20"/>
+      </w:rPr>
+    </w:lvl>
+    <w:lvl w:ilvl="6" w:tentative="1">
+      <w:start w:val="1"/>
+      <w:numFmt w:val="bullet"/>
+      <w:lvlText w:val=""/>
+      <w:lvlJc w:val="left"/>
+      <w:pPr>
+        <w:tabs>
+          <w:tab w:val="num" w:pos="5040"/>
+        </w:tabs>
+        <w:ind w:left="5040" w:hanging="360"/>
+      </w:pPr>
+      <w:rPr>
+        <w:rFonts w:ascii="Symbol" w:hAnsi="Symbol" w:hint="default"/>
+        <w:sz w:val="20"/>
+      </w:rPr>
+    </w:lvl>
+    <w:lvl w:ilvl="7" w:tentative="1">
+      <w:start w:val="1"/>
+      <w:numFmt w:val="bullet"/>
+      <w:lvlText w:val=""/>
+      <w:lvlJc w:val="left"/>
+      <w:pPr>
+        <w:tabs>
+          <w:tab w:val="num" w:pos="5760"/>
+        </w:tabs>
+        <w:ind w:left="5760" w:hanging="360"/>
+      </w:pPr>
+      <w:rPr>
+        <w:rFonts w:ascii="Symbol" w:hAnsi="Symbol" w:hint="default"/>
+        <w:sz w:val="20"/>
+      </w:rPr>
+    </w:lvl>
+    <w:lvl w:ilvl="8" w:tentative="1">
+      <w:start w:val="1"/>
+      <w:numFmt w:val="bullet"/>
+      <w:lvlText w:val=""/>
+      <w:lvlJc w:val="left"/>
+      <w:pPr>
+        <w:tabs>
+          <w:tab w:val="num" w:pos="6480"/>
+        </w:tabs>
+        <w:ind w:left="6480" w:hanging="360"/>
+      </w:pPr>
+      <w:rPr>
+        <w:rFonts w:ascii="Symbol" w:hAnsi="Symbol" w:hint="default"/>
+        <w:sz w:val="20"/>
+      </w:rPr>
+    </w:lvl>
+  </w:abstractNum>
+  <w:abstractNum w:abstractNumId="16" w15:restartNumberingAfterBreak="0">
+    <w:nsid w:val="714C2FA1"/>
+    <w:multiLevelType w:val="multilevel"/>
+    <w:tmpl w:val="D512976C"/>
+    <w:lvl w:ilvl="0">
+      <w:start w:val="1"/>
+      <w:numFmt w:val="decimal"/>
+      <w:lvlText w:val="%1."/>
+      <w:lvlJc w:val="left"/>
+      <w:pPr>
+        <w:tabs>
+          <w:tab w:val="num" w:pos="720"/>
+        </w:tabs>
+        <w:ind w:left="720" w:hanging="360"/>
+      </w:pPr>
+    </w:lvl>
+    <w:lvl w:ilvl="1">
+      <w:start w:val="1"/>
+      <w:numFmt w:val="bullet"/>
+      <w:lvlText w:val=""/>
+      <w:lvlJc w:val="left"/>
+      <w:pPr>
+        <w:tabs>
+          <w:tab w:val="num" w:pos="1440"/>
+        </w:tabs>
+        <w:ind w:left="1440" w:hanging="360"/>
+      </w:pPr>
+      <w:rPr>
+        <w:rFonts w:ascii="Symbol" w:hAnsi="Symbol" w:hint="default"/>
+        <w:sz w:val="20"/>
+      </w:rPr>
+    </w:lvl>
+    <w:lvl w:ilvl="2" w:tentative="1">
+      <w:start w:val="1"/>
+      <w:numFmt w:val="decimal"/>
+      <w:lvlText w:val="%3."/>
+      <w:lvlJc w:val="left"/>
+      <w:pPr>
+        <w:tabs>
+          <w:tab w:val="num" w:pos="2160"/>
+        </w:tabs>
+        <w:ind w:left="2160" w:hanging="360"/>
+      </w:pPr>
+    </w:lvl>
+    <w:lvl w:ilvl="3" w:tentative="1">
+      <w:start w:val="1"/>
+      <w:numFmt w:val="decimal"/>
+      <w:lvlText w:val="%4."/>
+      <w:lvlJc w:val="left"/>
+      <w:pPr>
+        <w:tabs>
+          <w:tab w:val="num" w:pos="2880"/>
+        </w:tabs>
+        <w:ind w:left="2880" w:hanging="360"/>
+      </w:pPr>
+    </w:lvl>
+    <w:lvl w:ilvl="4" w:tentative="1">
+      <w:start w:val="1"/>
+      <w:numFmt w:val="decimal"/>
+      <w:lvlText w:val="%5."/>
+      <w:lvlJc w:val="left"/>
+      <w:pPr>
+        <w:tabs>
+          <w:tab w:val="num" w:pos="3600"/>
+        </w:tabs>
+        <w:ind w:left="3600" w:hanging="360"/>
+      </w:pPr>
+    </w:lvl>
+    <w:lvl w:ilvl="5" w:tentative="1">
+      <w:start w:val="1"/>
+      <w:numFmt w:val="decimal"/>
+      <w:lvlText w:val="%6."/>
+      <w:lvlJc w:val="left"/>
+      <w:pPr>
+        <w:tabs>
+          <w:tab w:val="num" w:pos="4320"/>
+        </w:tabs>
+        <w:ind w:left="4320" w:hanging="360"/>
+      </w:pPr>
+    </w:lvl>
+    <w:lvl w:ilvl="6" w:tentative="1">
+      <w:start w:val="1"/>
+      <w:numFmt w:val="decimal"/>
+      <w:lvlText w:val="%7."/>
+      <w:lvlJc w:val="left"/>
+      <w:pPr>
+        <w:tabs>
+          <w:tab w:val="num" w:pos="5040"/>
+        </w:tabs>
+        <w:ind w:left="5040" w:hanging="360"/>
+      </w:pPr>
+    </w:lvl>
+    <w:lvl w:ilvl="7" w:tentative="1">
+      <w:start w:val="1"/>
+      <w:numFmt w:val="decimal"/>
+      <w:lvlText w:val="%8."/>
+      <w:lvlJc w:val="left"/>
+      <w:pPr>
+        <w:tabs>
+          <w:tab w:val="num" w:pos="5760"/>
+        </w:tabs>
+        <w:ind w:left="5760" w:hanging="360"/>
+      </w:pPr>
+    </w:lvl>
+    <w:lvl w:ilvl="8" w:tentative="1">
+      <w:start w:val="1"/>
+      <w:numFmt w:val="decimal"/>
+      <w:lvlText w:val="%9."/>
+      <w:lvlJc w:val="left"/>
+      <w:pPr>
+        <w:tabs>
+          <w:tab w:val="num" w:pos="6480"/>
+        </w:tabs>
+        <w:ind w:left="6480" w:hanging="360"/>
+      </w:pPr>
+    </w:lvl>
+  </w:abstractNum>
+  <w:abstractNum w:abstractNumId="17" w15:restartNumberingAfterBreak="0">
+    <w:nsid w:val="73530BEA"/>
+    <w:multiLevelType w:val="multilevel"/>
+    <w:tmpl w:val="A6CC84F0"/>
+    <w:lvl w:ilvl="0">
+      <w:start w:val="1"/>
+      <w:numFmt w:val="decimal"/>
+      <w:lvlText w:val="%1."/>
+      <w:lvlJc w:val="left"/>
+      <w:pPr>
+        <w:tabs>
+          <w:tab w:val="num" w:pos="720"/>
+        </w:tabs>
+        <w:ind w:left="720" w:hanging="360"/>
+      </w:pPr>
+    </w:lvl>
+    <w:lvl w:ilvl="1">
+      <w:start w:val="1"/>
+      <w:numFmt w:val="bullet"/>
+      <w:lvlText w:val=""/>
+      <w:lvlJc w:val="left"/>
+      <w:pPr>
+        <w:tabs>
+          <w:tab w:val="num" w:pos="1440"/>
+        </w:tabs>
+        <w:ind w:left="1440" w:hanging="360"/>
+      </w:pPr>
+      <w:rPr>
+        <w:rFonts w:ascii="Symbol" w:hAnsi="Symbol" w:hint="default"/>
+        <w:sz w:val="20"/>
+      </w:rPr>
+    </w:lvl>
+    <w:lvl w:ilvl="2" w:tentative="1">
+      <w:start w:val="1"/>
+      <w:numFmt w:val="decimal"/>
+      <w:lvlText w:val="%3."/>
+      <w:lvlJc w:val="left"/>
+      <w:pPr>
+        <w:tabs>
+          <w:tab w:val="num" w:pos="2160"/>
+        </w:tabs>
+        <w:ind w:left="2160" w:hanging="360"/>
+      </w:pPr>
+    </w:lvl>
+    <w:lvl w:ilvl="3" w:tentative="1">
+      <w:start w:val="1"/>
+      <w:numFmt w:val="decimal"/>
+      <w:lvlText w:val="%4."/>
+      <w:lvlJc w:val="left"/>
+      <w:pPr>
+        <w:tabs>
+          <w:tab w:val="num" w:pos="2880"/>
+        </w:tabs>
+        <w:ind w:left="2880" w:hanging="360"/>
+      </w:pPr>
+    </w:lvl>
+    <w:lvl w:ilvl="4" w:tentative="1">
+      <w:start w:val="1"/>
+      <w:numFmt w:val="decimal"/>
+      <w:lvlText w:val="%5."/>
+      <w:lvlJc w:val="left"/>
+      <w:pPr>
+        <w:tabs>
+          <w:tab w:val="num" w:pos="3600"/>
+        </w:tabs>
+        <w:ind w:left="3600" w:hanging="360"/>
+      </w:pPr>
+    </w:lvl>
+    <w:lvl w:ilvl="5" w:tentative="1">
+      <w:start w:val="1"/>
+      <w:numFmt w:val="decimal"/>
+      <w:lvlText w:val="%6."/>
+      <w:lvlJc w:val="left"/>
+      <w:pPr>
+        <w:tabs>
+          <w:tab w:val="num" w:pos="4320"/>
+        </w:tabs>
+        <w:ind w:left="4320" w:hanging="360"/>
+      </w:pPr>
+    </w:lvl>
+    <w:lvl w:ilvl="6" w:tentative="1">
+      <w:start w:val="1"/>
+      <w:numFmt w:val="decimal"/>
+      <w:lvlText w:val="%7."/>
+      <w:lvlJc w:val="left"/>
+      <w:pPr>
+        <w:tabs>
+          <w:tab w:val="num" w:pos="5040"/>
+        </w:tabs>
+        <w:ind w:left="5040" w:hanging="360"/>
+      </w:pPr>
+    </w:lvl>
+    <w:lvl w:ilvl="7" w:tentative="1">
+      <w:start w:val="1"/>
+      <w:numFmt w:val="decimal"/>
+      <w:lvlText w:val="%8."/>
+      <w:lvlJc w:val="left"/>
+      <w:pPr>
+        <w:tabs>
+          <w:tab w:val="num" w:pos="5760"/>
+        </w:tabs>
+        <w:ind w:left="5760" w:hanging="360"/>
+      </w:pPr>
+    </w:lvl>
+    <w:lvl w:ilvl="8" w:tentative="1">
+      <w:start w:val="1"/>
+      <w:numFmt w:val="decimal"/>
+      <w:lvlText w:val="%9."/>
+      <w:lvlJc w:val="left"/>
+      <w:pPr>
+        <w:tabs>
+          <w:tab w:val="num" w:pos="6480"/>
+        </w:tabs>
+        <w:ind w:left="6480" w:hanging="360"/>
+      </w:pPr>
+    </w:lvl>
+  </w:abstractNum>
+  <w:abstractNum w:abstractNumId="18" w15:restartNumberingAfterBreak="0">
+    <w:nsid w:val="74EE22F4"/>
+    <w:multiLevelType w:val="multilevel"/>
+    <w:tmpl w:val="3D5C439C"/>
+    <w:lvl w:ilvl="0">
+      <w:start w:val="1"/>
+      <w:numFmt w:val="decimal"/>
+      <w:lvlText w:val="%1."/>
+      <w:lvlJc w:val="left"/>
+      <w:pPr>
+        <w:tabs>
+          <w:tab w:val="num" w:pos="720"/>
+        </w:tabs>
+        <w:ind w:left="720" w:hanging="360"/>
+      </w:pPr>
+    </w:lvl>
+    <w:lvl w:ilvl="1">
+      <w:start w:val="1"/>
+      <w:numFmt w:val="bullet"/>
+      <w:lvlText w:val=""/>
+      <w:lvlJc w:val="left"/>
+      <w:pPr>
+        <w:tabs>
+          <w:tab w:val="num" w:pos="1440"/>
+        </w:tabs>
+        <w:ind w:left="1440" w:hanging="360"/>
+      </w:pPr>
+      <w:rPr>
+        <w:rFonts w:ascii="Symbol" w:hAnsi="Symbol" w:hint="default"/>
+        <w:sz w:val="20"/>
+      </w:rPr>
+    </w:lvl>
+    <w:lvl w:ilvl="2" w:tentative="1">
+      <w:start w:val="1"/>
+      <w:numFmt w:val="decimal"/>
+      <w:lvlText w:val="%3."/>
+      <w:lvlJc w:val="left"/>
+      <w:pPr>
+        <w:tabs>
+          <w:tab w:val="num" w:pos="2160"/>
+        </w:tabs>
+        <w:ind w:left="2160" w:hanging="360"/>
+      </w:pPr>
+    </w:lvl>
+    <w:lvl w:ilvl="3" w:tentative="1">
+      <w:start w:val="1"/>
+      <w:numFmt w:val="decimal"/>
+      <w:lvlText w:val="%4."/>
+      <w:lvlJc w:val="left"/>
+      <w:pPr>
+        <w:tabs>
+          <w:tab w:val="num" w:pos="2880"/>
+        </w:tabs>
+        <w:ind w:left="2880" w:hanging="360"/>
+      </w:pPr>
+    </w:lvl>
+    <w:lvl w:ilvl="4" w:tentative="1">
+      <w:start w:val="1"/>
+      <w:numFmt w:val="decimal"/>
+      <w:lvlText w:val="%5."/>
+      <w:lvlJc w:val="left"/>
+      <w:pPr>
+        <w:tabs>
+          <w:tab w:val="num" w:pos="3600"/>
+        </w:tabs>
+        <w:ind w:left="3600" w:hanging="360"/>
+      </w:pPr>
+    </w:lvl>
+    <w:lvl w:ilvl="5" w:tentative="1">
+      <w:start w:val="1"/>
+      <w:numFmt w:val="decimal"/>
+      <w:lvlText w:val="%6."/>
+      <w:lvlJc w:val="left"/>
+      <w:pPr>
+        <w:tabs>
+          <w:tab w:val="num" w:pos="4320"/>
+        </w:tabs>
+        <w:ind w:left="4320" w:hanging="360"/>
+      </w:pPr>
+    </w:lvl>
+    <w:lvl w:ilvl="6" w:tentative="1">
+      <w:start w:val="1"/>
+      <w:numFmt w:val="decimal"/>
+      <w:lvlText w:val="%7."/>
+      <w:lvlJc w:val="left"/>
+      <w:pPr>
+        <w:tabs>
+          <w:tab w:val="num" w:pos="5040"/>
+        </w:tabs>
+        <w:ind w:left="5040" w:hanging="360"/>
+      </w:pPr>
+    </w:lvl>
+    <w:lvl w:ilvl="7" w:tentative="1">
+      <w:start w:val="1"/>
+      <w:numFmt w:val="decimal"/>
+      <w:lvlText w:val="%8."/>
+      <w:lvlJc w:val="left"/>
+      <w:pPr>
+        <w:tabs>
+          <w:tab w:val="num" w:pos="5760"/>
+        </w:tabs>
+        <w:ind w:left="5760" w:hanging="360"/>
+      </w:pPr>
+    </w:lvl>
+    <w:lvl w:ilvl="8" w:tentative="1">
+      <w:start w:val="1"/>
+      <w:numFmt w:val="decimal"/>
+      <w:lvlText w:val="%9."/>
+      <w:lvlJc w:val="left"/>
+      <w:pPr>
+        <w:tabs>
+          <w:tab w:val="num" w:pos="6480"/>
+        </w:tabs>
+        <w:ind w:left="6480" w:hanging="360"/>
+      </w:pPr>
+    </w:lvl>
+  </w:abstractNum>
+  <w:abstractNum w:abstractNumId="19" w15:restartNumberingAfterBreak="0">
     <w:nsid w:val="762133D7"/>
     <w:multiLevelType w:val="hybridMultilevel"/>
     <w:tmpl w:val="53A675B4"/>
@@ -492,16 +7507,64 @@
     </w:lvl>
   </w:abstractNum>
   <w:num w:numId="1" w16cid:durableId="1257902912">
+    <w:abstractNumId w:val="7"/>
+  </w:num>
+  <w:num w:numId="2" w16cid:durableId="549607882">
+    <w:abstractNumId w:val="12"/>
+  </w:num>
+  <w:num w:numId="3" w16cid:durableId="126247614">
+    <w:abstractNumId w:val="3"/>
+  </w:num>
+  <w:num w:numId="4" w16cid:durableId="786849434">
+    <w:abstractNumId w:val="19"/>
+  </w:num>
+  <w:num w:numId="5" w16cid:durableId="1208300780">
+    <w:abstractNumId w:val="14"/>
+  </w:num>
+  <w:num w:numId="6" w16cid:durableId="47607163">
+    <w:abstractNumId w:val="18"/>
+  </w:num>
+  <w:num w:numId="7" w16cid:durableId="2144225639">
+    <w:abstractNumId w:val="13"/>
+  </w:num>
+  <w:num w:numId="8" w16cid:durableId="688750387">
+    <w:abstractNumId w:val="9"/>
+  </w:num>
+  <w:num w:numId="9" w16cid:durableId="773742216">
+    <w:abstractNumId w:val="17"/>
+  </w:num>
+  <w:num w:numId="10" w16cid:durableId="1976330276">
+    <w:abstractNumId w:val="2"/>
+  </w:num>
+  <w:num w:numId="11" w16cid:durableId="1282759623">
+    <w:abstractNumId w:val="16"/>
+  </w:num>
+  <w:num w:numId="12" w16cid:durableId="1293486880">
+    <w:abstractNumId w:val="6"/>
+  </w:num>
+  <w:num w:numId="13" w16cid:durableId="953174369">
+    <w:abstractNumId w:val="15"/>
+  </w:num>
+  <w:num w:numId="14" w16cid:durableId="1487043075">
+    <w:abstractNumId w:val="11"/>
+  </w:num>
+  <w:num w:numId="15" w16cid:durableId="157039966">
+    <w:abstractNumId w:val="4"/>
+  </w:num>
+  <w:num w:numId="16" w16cid:durableId="434325831">
     <w:abstractNumId w:val="1"/>
   </w:num>
-  <w:num w:numId="2" w16cid:durableId="549607882">
-    <w:abstractNumId w:val="2"/>
-  </w:num>
-  <w:num w:numId="3" w16cid:durableId="126247614">
+  <w:num w:numId="17" w16cid:durableId="693848636">
     <w:abstractNumId w:val="0"/>
   </w:num>
-  <w:num w:numId="4" w16cid:durableId="786849434">
-    <w:abstractNumId w:val="3"/>
+  <w:num w:numId="18" w16cid:durableId="253826677">
+    <w:abstractNumId w:val="5"/>
+  </w:num>
+  <w:num w:numId="19" w16cid:durableId="2010982244">
+    <w:abstractNumId w:val="8"/>
+  </w:num>
+  <w:num w:numId="20" w16cid:durableId="2134982829">
+    <w:abstractNumId w:val="10"/>
   </w:num>
 </w:numbering>
 </file>
@@ -1116,7 +8179,6 @@
   <w:style w:type="character" w:default="1" w:styleId="a0">
     <w:name w:val="Default Paragraph Font"/>
     <w:uiPriority w:val="1"/>
-    <w:semiHidden/>
     <w:unhideWhenUsed/>
   </w:style>
   <w:style w:type="table" w:default="1" w:styleId="a1">

--- a/Project6/说明文档.docx
+++ b/Project6/说明文档.docx
@@ -3,7 +3,190 @@
 <w:document xmlns:wpc="http://schemas.microsoft.com/office/word/2010/wordprocessingCanvas" xmlns:cx="http://schemas.microsoft.com/office/drawing/2014/chartex" xmlns:cx1="http://schemas.microsoft.com/office/drawing/2015/9/8/chartex" xmlns:cx2="http://schemas.microsoft.com/office/drawing/2015/10/21/chartex" xmlns:cx3="http://schemas.microsoft.com/office/drawing/2016/5/9/chartex" xmlns:cx4="http://schemas.microsoft.com/office/drawing/2016/5/10/chartex" xmlns:cx5="http://schemas.microsoft.com/office/drawing/2016/5/11/chartex" xmlns:cx6="http://schemas.microsoft.com/office/drawing/2016/5/12/chartex" xmlns:cx7="http://schemas.microsoft.com/office/drawing/2016/5/13/chartex" xmlns:cx8="http://schemas.microsoft.com/office/drawing/2016/5/14/chartex" xmlns:mc="http://schemas.openxmlformats.org/markup-compatibility/2006" xmlns:aink="http://schemas.microsoft.com/office/drawing/2016/ink" xmlns:am3d="http://schemas.microsoft.com/office/drawing/2017/model3d" xmlns:o="urn:schemas-microsoft-com:office:office" xmlns:oel="http://schemas.microsoft.com/office/2019/extlst" xmlns:r="http://schemas.openxmlformats.org/officeDocument/2006/relationships" xmlns:m="http://schemas.openxmlformats.org/officeDocument/2006/math" xmlns:v="urn:schemas-microsoft-com:vml" xmlns:wp14="http://schemas.microsoft.com/office/word/2010/wordprocessingDrawing" xmlns:wp="http://schemas.openxmlformats.org/drawingml/2006/wordprocessingDrawing" xmlns:w10="urn:schemas-microsoft-com:office:word" xmlns:w="http://schemas.openxmlformats.org/wordprocessingml/2006/main" xmlns:w14="http://schemas.microsoft.com/office/word/2010/wordml" xmlns:w15="http://schemas.microsoft.com/office/word/2012/wordml" xmlns:w16cex="http://schemas.microsoft.com/office/word/2018/wordml/cex" xmlns:w16cid="http://schemas.microsoft.com/office/word/2016/wordml/cid" xmlns:w16="http://schemas.microsoft.com/office/word/2018/wordml" xmlns:w16du="http://schemas.microsoft.com/office/word/2023/wordml/word16du" xmlns:w16sdtdh="http://schemas.microsoft.com/office/word/2020/wordml/sdtdatahash" xmlns:w16sdtfl="http://schemas.microsoft.com/office/word/2024/wordml/sdtformatlock" xmlns:w16se="http://schemas.microsoft.com/office/word/2015/wordml/symex" xmlns:wpg="http://schemas.microsoft.com/office/word/2010/wordprocessingGroup" xmlns:wpi="http://schemas.microsoft.com/office/word/2010/wordprocessingInk" xmlns:wne="http://schemas.microsoft.com/office/word/2006/wordml" xmlns:wps="http://schemas.microsoft.com/office/word/2010/wordprocessingShape" mc:Ignorable="w14 w15 w16se w16cid w16 w16cex w16sdtdh w16sdtfl w16du wp14">
   <w:body>
     <w:p>
-      <w:r>
+      <w:pPr>
+        <w:jc w:val="center"/>
+      </w:pPr>
+      <w:r>
+        <w:rPr>
+          <w:rFonts w:hint="eastAsia"/>
+        </w:rPr>
+        <w:t xml:space="preserve">   </w:t>
+      </w:r>
+      <w:r>
+        <w:rPr>
+          <w:noProof/>
+        </w:rPr>
+        <w:drawing>
+          <wp:inline distT="0" distB="0" distL="0" distR="0" wp14:anchorId="3A688DF7" wp14:editId="581B04E3">
+            <wp:extent cx="3250194" cy="3765550"/>
+            <wp:effectExtent l="0" t="0" r="7620" b="6350"/>
+            <wp:docPr id="1231555210" name="图片 1"/>
+            <wp:cNvGraphicFramePr>
+              <a:graphicFrameLocks xmlns:a="http://schemas.openxmlformats.org/drawingml/2006/main" noChangeAspect="1"/>
+            </wp:cNvGraphicFramePr>
+            <a:graphic xmlns:a="http://schemas.openxmlformats.org/drawingml/2006/main">
+              <a:graphicData uri="http://schemas.openxmlformats.org/drawingml/2006/picture">
+                <pic:pic xmlns:pic="http://schemas.openxmlformats.org/drawingml/2006/picture">
+                  <pic:nvPicPr>
+                    <pic:cNvPr id="0" name="Picture 1"/>
+                    <pic:cNvPicPr>
+                      <a:picLocks noChangeAspect="1" noChangeArrowheads="1"/>
+                    </pic:cNvPicPr>
+                  </pic:nvPicPr>
+                  <pic:blipFill rotWithShape="1">
+                    <a:blip r:embed="rId8" cstate="print">
+                      <a:extLst>
+                        <a:ext uri="{28A0092B-C50C-407E-A947-70E740481C1C}">
+                          <a14:useLocalDpi xmlns:a14="http://schemas.microsoft.com/office/drawing/2010/main" val="0"/>
+                        </a:ext>
+                      </a:extLst>
+                    </a:blip>
+                    <a:srcRect l="12188" r="7816"/>
+                    <a:stretch/>
+                  </pic:blipFill>
+                  <pic:spPr bwMode="auto">
+                    <a:xfrm>
+                      <a:off x="0" y="0"/>
+                      <a:ext cx="3250518" cy="3765925"/>
+                    </a:xfrm>
+                    <a:prstGeom prst="rect">
+                      <a:avLst/>
+                    </a:prstGeom>
+                    <a:noFill/>
+                    <a:ln>
+                      <a:noFill/>
+                    </a:ln>
+                    <a:extLst>
+                      <a:ext uri="{53640926-AAD7-44D8-BBD7-CCE9431645EC}">
+                        <a14:shadowObscured xmlns:a14="http://schemas.microsoft.com/office/drawing/2010/main"/>
+                      </a:ext>
+                    </a:extLst>
+                  </pic:spPr>
+                </pic:pic>
+              </a:graphicData>
+            </a:graphic>
+          </wp:inline>
+        </w:drawing>
+      </w:r>
+    </w:p>
+    <w:p>
+      <w:pPr>
+        <w:jc w:val="center"/>
+        <w:rPr>
+          <w:b/>
+          <w:bCs/>
+          <w:sz w:val="56"/>
+          <w:szCs w:val="56"/>
+        </w:rPr>
+      </w:pPr>
+      <w:r>
+        <w:rPr>
+          <w:rFonts w:hint="eastAsia"/>
+          <w:b/>
+          <w:bCs/>
+          <w:sz w:val="56"/>
+          <w:szCs w:val="56"/>
+        </w:rPr>
+        <w:t>Project6</w:t>
+      </w:r>
+    </w:p>
+    <w:p>
+      <w:pPr>
+        <w:jc w:val="center"/>
+        <w:rPr>
+          <w:b/>
+          <w:bCs/>
+          <w:sz w:val="56"/>
+          <w:szCs w:val="56"/>
+        </w:rPr>
+      </w:pPr>
+      <w:r>
+        <w:rPr>
+          <w:rFonts w:hint="eastAsia"/>
+          <w:b/>
+          <w:bCs/>
+          <w:sz w:val="56"/>
+          <w:szCs w:val="56"/>
+        </w:rPr>
+        <w:t>说明文档</w:t>
+      </w:r>
+    </w:p>
+    <w:p>
+      <w:pPr>
+        <w:jc w:val="center"/>
+      </w:pPr>
+    </w:p>
+    <w:p>
+      <w:pPr>
+        <w:jc w:val="center"/>
+        <w:rPr>
+          <w:b/>
+          <w:bCs/>
+          <w:sz w:val="48"/>
+          <w:szCs w:val="48"/>
+        </w:rPr>
+      </w:pPr>
+    </w:p>
+    <w:p>
+      <w:pPr>
+        <w:jc w:val="center"/>
+        <w:rPr>
+          <w:b/>
+          <w:bCs/>
+          <w:sz w:val="48"/>
+          <w:szCs w:val="48"/>
+        </w:rPr>
+      </w:pPr>
+    </w:p>
+    <w:p>
+      <w:pPr>
+        <w:jc w:val="center"/>
+        <w:rPr>
+          <w:b/>
+          <w:bCs/>
+          <w:sz w:val="48"/>
+          <w:szCs w:val="48"/>
+        </w:rPr>
+      </w:pPr>
+    </w:p>
+    <w:p>
+      <w:pPr>
+        <w:jc w:val="center"/>
+        <w:rPr>
+          <w:sz w:val="44"/>
+          <w:szCs w:val="44"/>
+        </w:rPr>
+      </w:pPr>
+      <w:r>
+        <w:rPr>
+          <w:rFonts w:hint="eastAsia"/>
+          <w:sz w:val="44"/>
+          <w:szCs w:val="44"/>
+        </w:rPr>
+        <w:t>郎泓森</w:t>
+      </w:r>
+    </w:p>
+    <w:p>
+      <w:pPr>
+        <w:jc w:val="center"/>
+        <w:rPr>
+          <w:sz w:val="44"/>
+          <w:szCs w:val="44"/>
+        </w:rPr>
+      </w:pPr>
+      <w:r>
+        <w:rPr>
+          <w:rFonts w:hint="eastAsia"/>
+          <w:sz w:val="44"/>
+          <w:szCs w:val="44"/>
+        </w:rPr>
+        <w:t>202200460010</w:t>
+      </w:r>
+    </w:p>
+    <w:p/>
+    <w:p>
+      <w:r>
+        <w:lastRenderedPageBreak/>
         <w:t>以下是对论文</w:t>
       </w:r>
       <w:r>
@@ -80,13 +263,7 @@
           <w:rPr>
             <w:rFonts w:ascii="Cambria Math" w:hAnsi="Cambria Math"/>
           </w:rPr>
-          <m:t>​</m:t>
-        </m:r>
-        <m:r>
-          <w:rPr>
-            <w:rFonts w:ascii="Cambria Math" w:hAnsi="Cambria Math"/>
-          </w:rPr>
-          <m:t> </m:t>
+          <m:t>​ </m:t>
         </m:r>
       </m:oMath>
       <w:r>
@@ -132,10 +309,7 @@
     </w:p>
     <w:p>
       <w:pPr>
-        <w:numPr>
-          <w:ilvl w:val="0"/>
-          <w:numId w:val="10"/>
-        </w:numPr>
+        <w:ind w:left="720"/>
       </w:pPr>
       <m:oMath>
         <m:sSub>
@@ -280,10 +454,7 @@
     </w:p>
     <w:p>
       <w:pPr>
-        <w:numPr>
-          <w:ilvl w:val="0"/>
-          <w:numId w:val="10"/>
-        </w:numPr>
+        <w:ind w:left="720"/>
       </w:pPr>
       <m:oMath>
         <m:sSub>
@@ -324,13 +495,7 @@
           <w:rPr>
             <w:rFonts w:ascii="Cambria Math" w:hAnsi="Cambria Math"/>
           </w:rPr>
-          <m:t> </m:t>
-        </m:r>
-        <m:r>
-          <w:rPr>
-            <w:rFonts w:ascii="Cambria Math" w:hAnsi="Cambria Math"/>
-          </w:rPr>
-          <m:t>W=</m:t>
+          <m:t> W=</m:t>
         </m:r>
         <m:sSubSup>
           <m:sSubSupPr>
@@ -538,10 +703,7 @@
     </w:p>
     <w:p>
       <w:pPr>
-        <w:numPr>
-          <w:ilvl w:val="1"/>
-          <w:numId w:val="11"/>
-        </w:numPr>
+        <w:ind w:left="1440"/>
       </w:pPr>
       <w:r>
         <w:t>素数域</w:t>
@@ -596,10 +758,7 @@
     </w:p>
     <w:p>
       <w:pPr>
-        <w:numPr>
-          <w:ilvl w:val="1"/>
-          <w:numId w:val="11"/>
-        </w:numPr>
+        <w:ind w:left="1440"/>
       </w:pPr>
       <w:r>
         <w:t>椭圆曲线方程：</w:t>
@@ -669,58 +828,13 @@
           <w:rPr>
             <w:rFonts w:ascii="Cambria Math" w:hAnsi="Cambria Math"/>
           </w:rPr>
-          <m:t>+</m:t>
-        </m:r>
-        <m:r>
-          <w:rPr>
-            <w:rFonts w:ascii="Cambria Math" w:hAnsi="Cambria Math"/>
-          </w:rPr>
-          <m:t>ax</m:t>
-        </m:r>
-        <m:r>
-          <w:rPr>
-            <w:rFonts w:ascii="Cambria Math" w:hAnsi="Cambria Math"/>
-          </w:rPr>
-          <m:t>+</m:t>
-        </m:r>
-        <m:r>
-          <w:rPr>
-            <w:rFonts w:ascii="Cambria Math" w:hAnsi="Cambria Math"/>
-          </w:rPr>
-          <m:t>b</m:t>
-        </m:r>
-        <m:r>
-          <w:rPr>
-            <w:rFonts w:ascii="Cambria Math" w:hAnsi="Cambria Math"/>
-          </w:rPr>
-          <m:t xml:space="preserve"> </m:t>
-        </m:r>
-        <m:r>
-          <w:rPr>
-            <w:rFonts w:ascii="Cambria Math" w:hAnsi="Cambria Math"/>
-          </w:rPr>
-          <m:t>mod</m:t>
-        </m:r>
-        <m:r>
-          <w:rPr>
-            <w:rFonts w:ascii="Cambria Math" w:hAnsi="Cambria Math"/>
-          </w:rPr>
-          <m:t xml:space="preserve"> </m:t>
-        </m:r>
-        <m:r>
-          <w:rPr>
-            <w:rFonts w:ascii="Cambria Math" w:hAnsi="Cambria Math"/>
-          </w:rPr>
-          <m:t>p</m:t>
+          <m:t>+ax+b mod p</m:t>
         </m:r>
       </m:oMath>
     </w:p>
     <w:p>
       <w:pPr>
-        <w:numPr>
-          <w:ilvl w:val="1"/>
-          <w:numId w:val="11"/>
-        </w:numPr>
+        <w:ind w:left="1440"/>
       </w:pPr>
       <w:r>
         <w:t>基点</w:t>
@@ -799,35 +913,14 @@
     </w:p>
     <w:p>
       <w:pPr>
-        <w:numPr>
-          <w:ilvl w:val="1"/>
-          <w:numId w:val="11"/>
-        </w:numPr>
+        <w:ind w:left="1440"/>
       </w:pPr>
       <m:oMath>
         <m:r>
           <w:rPr>
             <w:rFonts w:ascii="Cambria Math" w:hAnsi="Cambria Math"/>
           </w:rPr>
-          <m:t>H:</m:t>
-        </m:r>
-        <m:r>
-          <w:rPr>
-            <w:rFonts w:ascii="Cambria Math" w:hAnsi="Cambria Math"/>
-          </w:rPr>
-          <m:t>U</m:t>
-        </m:r>
-        <m:r>
-          <w:rPr>
-            <w:rFonts w:ascii="Cambria Math" w:hAnsi="Cambria Math"/>
-          </w:rPr>
-          <m:t>→E</m:t>
-        </m:r>
-        <m:r>
-          <w:rPr>
-            <w:rFonts w:ascii="Cambria Math" w:hAnsi="Cambria Math"/>
-          </w:rPr>
-          <m:t>(</m:t>
+          <m:t>H:U→E(</m:t>
         </m:r>
         <m:sSub>
           <m:sSubPr>
@@ -868,10 +961,7 @@
     </w:p>
     <w:p>
       <w:pPr>
-        <w:numPr>
-          <w:ilvl w:val="1"/>
-          <w:numId w:val="11"/>
-        </w:numPr>
+        <w:ind w:left="1440"/>
       </w:pPr>
       <w:r>
         <w:t>实现</w:t>
@@ -882,13 +972,8 @@
         </w:rPr>
         <w:t>：</w:t>
       </w:r>
-      <w:proofErr w:type="spellStart"/>
-      <w:r>
-        <w:t>hash_to_point</w:t>
-      </w:r>
-      <w:proofErr w:type="spellEnd"/>
-      <w:r>
-        <w:t>() </w:t>
+      <w:r>
+        <w:t>hash_to_point() </w:t>
       </w:r>
       <w:r>
         <w:t>使用</w:t>
@@ -946,18 +1031,10 @@
     </w:p>
     <w:p>
       <w:pPr>
-        <w:numPr>
-          <w:ilvl w:val="1"/>
-          <w:numId w:val="11"/>
-        </w:numPr>
-      </w:pPr>
-      <w:proofErr w:type="spellStart"/>
-      <w:r>
-        <w:t>Paillier</w:t>
-      </w:r>
-      <w:proofErr w:type="spellEnd"/>
-      <w:r>
-        <w:t xml:space="preserve"> </w:t>
+        <w:ind w:left="1440"/>
+      </w:pPr>
+      <w:r>
+        <w:t xml:space="preserve">Paillier </w:t>
       </w:r>
       <w:r>
         <w:t>加密系统：</w:t>
@@ -997,22 +1074,13 @@
           <w:rPr>
             <w:rFonts w:ascii="Cambria Math" w:hAnsi="Cambria Math"/>
           </w:rPr>
-          <m:t>ADec</m:t>
-        </m:r>
-        <m:r>
-          <w:rPr>
-            <w:rFonts w:ascii="Cambria Math" w:hAnsi="Cambria Math"/>
-          </w:rPr>
-          <m:t>)</m:t>
+          <m:t>ADec)</m:t>
         </m:r>
       </m:oMath>
     </w:p>
     <w:p>
       <w:pPr>
-        <w:numPr>
-          <w:ilvl w:val="1"/>
-          <w:numId w:val="11"/>
-        </w:numPr>
+        <w:ind w:left="1440"/>
       </w:pPr>
       <w:r>
         <w:t>满足</w:t>
@@ -1025,25 +1093,7 @@
           <w:rPr>
             <w:rFonts w:ascii="Cambria Math" w:hAnsi="Cambria Math"/>
           </w:rPr>
-          <m:t>AEnc(</m:t>
-        </m:r>
-        <m:r>
-          <w:rPr>
-            <w:rFonts w:ascii="Cambria Math" w:hAnsi="Cambria Math"/>
-          </w:rPr>
-          <m:t>m</m:t>
-        </m:r>
-        <m:r>
-          <w:rPr>
-            <w:rFonts w:ascii="Cambria Math" w:hAnsi="Cambria Math"/>
-          </w:rPr>
-          <m:t>1</m:t>
-        </m:r>
-        <m:r>
-          <w:rPr>
-            <w:rFonts w:ascii="Cambria Math" w:hAnsi="Cambria Math"/>
-          </w:rPr>
-          <m:t>​)</m:t>
+          <m:t>AEnc(m1​)</m:t>
         </m:r>
         <m:r>
           <w:rPr>
@@ -1055,73 +1105,7 @@
           <w:rPr>
             <w:rFonts w:ascii="Cambria Math" w:hAnsi="Cambria Math"/>
           </w:rPr>
-          <m:t>AEnc(</m:t>
-        </m:r>
-        <m:r>
-          <w:rPr>
-            <w:rFonts w:ascii="Cambria Math" w:hAnsi="Cambria Math"/>
-          </w:rPr>
-          <m:t>m</m:t>
-        </m:r>
-        <m:r>
-          <w:rPr>
-            <w:rFonts w:ascii="Cambria Math" w:hAnsi="Cambria Math"/>
-          </w:rPr>
-          <m:t>2</m:t>
-        </m:r>
-        <m:r>
-          <w:rPr>
-            <w:rFonts w:ascii="Cambria Math" w:hAnsi="Cambria Math"/>
-          </w:rPr>
-          <m:t>​)=</m:t>
-        </m:r>
-        <m:r>
-          <w:rPr>
-            <w:rFonts w:ascii="Cambria Math" w:hAnsi="Cambria Math"/>
-          </w:rPr>
-          <m:t>AEnc(</m:t>
-        </m:r>
-        <m:r>
-          <w:rPr>
-            <w:rFonts w:ascii="Cambria Math" w:hAnsi="Cambria Math"/>
-          </w:rPr>
-          <m:t>m</m:t>
-        </m:r>
-        <m:r>
-          <w:rPr>
-            <w:rFonts w:ascii="Cambria Math" w:hAnsi="Cambria Math"/>
-          </w:rPr>
-          <m:t>1</m:t>
-        </m:r>
-        <m:r>
-          <w:rPr>
-            <w:rFonts w:ascii="Cambria Math" w:hAnsi="Cambria Math"/>
-          </w:rPr>
-          <m:t>​</m:t>
-        </m:r>
-        <m:r>
-          <w:rPr>
-            <w:rFonts w:ascii="Cambria Math" w:hAnsi="Cambria Math"/>
-          </w:rPr>
-          <m:t>+</m:t>
-        </m:r>
-        <m:r>
-          <w:rPr>
-            <w:rFonts w:ascii="Cambria Math" w:hAnsi="Cambria Math"/>
-          </w:rPr>
-          <m:t>m</m:t>
-        </m:r>
-        <m:r>
-          <w:rPr>
-            <w:rFonts w:ascii="Cambria Math" w:hAnsi="Cambria Math"/>
-          </w:rPr>
-          <m:t>2</m:t>
-        </m:r>
-        <m:r>
-          <w:rPr>
-            <w:rFonts w:ascii="Cambria Math" w:hAnsi="Cambria Math"/>
-          </w:rPr>
-          <m:t>​)</m:t>
+          <m:t>AEnc(m2​)=AEnc(m1​+m2​)</m:t>
         </m:r>
       </m:oMath>
     </w:p>
@@ -1234,15 +1218,7 @@
         <w:t>生成</w:t>
       </w:r>
       <w:r>
-        <w:t xml:space="preserve"> </w:t>
-      </w:r>
-      <w:proofErr w:type="spellStart"/>
-      <w:r>
-        <w:t>Paillier</w:t>
-      </w:r>
-      <w:proofErr w:type="spellEnd"/>
-      <w:r>
-        <w:t xml:space="preserve"> </w:t>
+        <w:t xml:space="preserve"> Paillier </w:t>
       </w:r>
       <w:r>
         <w:t>密钥对</w:t>
@@ -1255,13 +1231,7 @@
           <w:rPr>
             <w:rFonts w:ascii="Cambria Math" w:hAnsi="Cambria Math"/>
           </w:rPr>
-          <m:t>(</m:t>
-        </m:r>
-        <m:r>
-          <w:rPr>
-            <w:rFonts w:ascii="Cambria Math" w:hAnsi="Cambria Math"/>
-          </w:rPr>
-          <m:t>pk</m:t>
+          <m:t>(pk</m:t>
         </m:r>
         <m:r>
           <m:rPr>
@@ -1276,19 +1246,7 @@
           <w:rPr>
             <w:rFonts w:ascii="Cambria Math" w:hAnsi="Cambria Math"/>
           </w:rPr>
-          <m:t>sk)←</m:t>
-        </m:r>
-        <m:r>
-          <w:rPr>
-            <w:rFonts w:ascii="Cambria Math" w:hAnsi="Cambria Math"/>
-          </w:rPr>
-          <m:t>AGen(</m:t>
-        </m:r>
-        <m:r>
-          <w:rPr>
-            <w:rFonts w:ascii="Cambria Math" w:hAnsi="Cambria Math"/>
-          </w:rPr>
-          <m:t>λ)</m:t>
+          <m:t>sk)←AGen(λ)</m:t>
         </m:r>
       </m:oMath>
       <w:r>
@@ -1305,13 +1263,7 @@
           <w:rPr>
             <w:rFonts w:ascii="Cambria Math" w:hAnsi="Cambria Math"/>
           </w:rPr>
-          <m:t>pk</m:t>
-        </m:r>
-        <m:r>
-          <w:rPr>
-            <w:rFonts w:ascii="Cambria Math" w:hAnsi="Cambria Math"/>
-          </w:rPr>
-          <m:t> </m:t>
+          <m:t>pk </m:t>
         </m:r>
       </m:oMath>
       <w:r>
@@ -1432,53 +1384,14 @@
             <w:rPr>
               <w:rFonts w:ascii="Cambria Math" w:hAnsi="Cambria Math"/>
             </w:rPr>
-            <m:t>V:Mi​=</m:t>
-          </m:r>
-          <m:r>
-            <w:rPr>
-              <w:rFonts w:ascii="Cambria Math" w:hAnsi="Cambria Math"/>
-            </w:rPr>
-            <m:t>[</m:t>
-          </m:r>
-          <m:r>
-            <w:rPr>
-              <w:rFonts w:ascii="Cambria Math" w:hAnsi="Cambria Math"/>
-            </w:rPr>
-            <m:t>k</m:t>
-          </m:r>
-          <m:r>
-            <w:rPr>
-              <w:rFonts w:ascii="Cambria Math" w:hAnsi="Cambria Math"/>
-            </w:rPr>
-            <m:t>1</m:t>
-          </m:r>
-          <m:r>
-            <w:rPr>
-              <w:rFonts w:ascii="Cambria Math" w:hAnsi="Cambria Math"/>
-            </w:rPr>
-            <m:t>​]H</m:t>
-          </m:r>
-          <m:r>
-            <w:rPr>
-              <w:rFonts w:ascii="Cambria Math" w:hAnsi="Cambria Math"/>
-            </w:rPr>
-            <m:t>(</m:t>
-          </m:r>
-          <m:r>
-            <w:rPr>
-              <w:rFonts w:ascii="Cambria Math" w:hAnsi="Cambria Math"/>
-            </w:rPr>
-            <m:t>vi​)</m:t>
+            <m:t>V:Mi​=[k1​]H(vi​)</m:t>
           </m:r>
         </m:oMath>
       </m:oMathPara>
     </w:p>
     <w:p>
       <w:pPr>
-        <w:numPr>
-          <w:ilvl w:val="0"/>
-          <w:numId w:val="13"/>
-        </w:numPr>
+        <w:ind w:left="720"/>
       </w:pPr>
       <m:oMath>
         <m:sSub>
@@ -1530,10 +1443,7 @@
     </w:p>
     <w:p>
       <w:pPr>
-        <w:numPr>
-          <w:ilvl w:val="0"/>
-          <w:numId w:val="13"/>
-        </w:numPr>
+        <w:ind w:left="720"/>
       </w:pPr>
       <w:r>
         <w:lastRenderedPageBreak/>
@@ -1875,13 +1785,7 @@
             <w:rPr>
               <w:rFonts w:ascii="Cambria Math" w:hAnsi="Cambria Math"/>
             </w:rPr>
-            <m:t>​=</m:t>
-          </m:r>
-          <m:r>
-            <w:rPr>
-              <w:rFonts w:ascii="Cambria Math" w:hAnsi="Cambria Math"/>
-            </w:rPr>
-            <m:t>[</m:t>
+            <m:t>​=[</m:t>
           </m:r>
           <m:sSub>
             <m:sSubPr>
@@ -1953,13 +1857,7 @@
             <w:rPr>
               <w:rFonts w:ascii="Cambria Math" w:hAnsi="Cambria Math"/>
             </w:rPr>
-            <m:t>​]H</m:t>
-          </m:r>
-          <m:r>
-            <w:rPr>
-              <w:rFonts w:ascii="Cambria Math" w:hAnsi="Cambria Math"/>
-            </w:rPr>
-            <m:t>(</m:t>
+            <m:t>​]H(</m:t>
           </m:r>
           <m:sSub>
             <m:sSubPr>
@@ -2001,6 +1899,9 @@
             <m:t>​)</m:t>
           </m:r>
           <m:r>
+            <m:rPr>
+              <m:sty m:val="p"/>
+            </m:rPr>
             <w:br/>
           </m:r>
         </m:oMath>
@@ -2359,13 +2260,7 @@
             <w:rPr>
               <w:rFonts w:ascii="Cambria Math" w:hAnsi="Cambria Math"/>
             </w:rPr>
-            <m:t>​=</m:t>
-          </m:r>
-          <m:r>
-            <w:rPr>
-              <w:rFonts w:ascii="Cambria Math" w:hAnsi="Cambria Math"/>
-            </w:rPr>
-            <m:t>[</m:t>
+            <m:t>​=[</m:t>
           </m:r>
           <m:sSub>
             <m:sSubPr>
@@ -2437,13 +2332,7 @@
             <w:rPr>
               <w:rFonts w:ascii="Cambria Math" w:hAnsi="Cambria Math"/>
             </w:rPr>
-            <m:t>​]H</m:t>
-          </m:r>
-          <m:r>
-            <w:rPr>
-              <w:rFonts w:ascii="Cambria Math" w:hAnsi="Cambria Math"/>
-            </w:rPr>
-            <m:t>(</m:t>
+            <m:t>​]H(</m:t>
           </m:r>
           <m:sSub>
             <m:sSubPr>
@@ -2506,19 +2395,7 @@
             <w:rPr>
               <w:rFonts w:ascii="Cambria Math" w:hAnsi="Cambria Math"/>
             </w:rPr>
-            <m:t>J=</m:t>
-          </m:r>
-          <m:r>
-            <w:rPr>
-              <w:rFonts w:ascii="Cambria Math" w:hAnsi="Cambria Math"/>
-            </w:rPr>
-            <m:t>{</m:t>
-          </m:r>
-          <m:r>
-            <w:rPr>
-              <w:rFonts w:ascii="Cambria Math" w:hAnsi="Cambria Math"/>
-            </w:rPr>
-            <m:t>j</m:t>
+            <m:t>J={j</m:t>
           </m:r>
           <m:r>
             <w:rPr>
@@ -2680,6 +2557,9 @@
             <m:t>​}</m:t>
           </m:r>
           <m:r>
+            <m:rPr>
+              <m:sty m:val="p"/>
+            </m:rPr>
             <w:br/>
           </m:r>
         </m:oMath>
@@ -2861,13 +2741,7 @@
             <w:rPr>
               <w:rFonts w:ascii="Cambria Math" w:hAnsi="Cambria Math"/>
             </w:rPr>
-            <m:t>​=</m:t>
-          </m:r>
-          <m:r>
-            <w:rPr>
-              <w:rFonts w:ascii="Cambria Math" w:hAnsi="Cambria Math"/>
-            </w:rPr>
-            <m:t>AEnc(</m:t>
+            <m:t>​=AEnc(</m:t>
           </m:r>
           <m:nary>
             <m:naryPr>
@@ -2962,15 +2836,12 @@
             <w:rPr>
               <w:rFonts w:ascii="Cambria Math" w:hAnsi="Cambria Math"/>
             </w:rPr>
-            <m:t>​</m:t>
+            <m:t>​)</m:t>
           </m:r>
           <m:r>
-            <w:rPr>
-              <w:rFonts w:ascii="Cambria Math" w:hAnsi="Cambria Math"/>
-            </w:rPr>
-            <m:t>)</m:t>
-          </m:r>
-          <m:r>
+            <m:rPr>
+              <m:sty m:val="p"/>
+            </m:rPr>
             <w:br/>
           </m:r>
         </m:oMath>
@@ -3078,19 +2949,7 @@
           <w:rPr>
             <w:rFonts w:ascii="Cambria Math" w:hAnsi="Cambria Math"/>
           </w:rPr>
-          <m:t>S=</m:t>
-        </m:r>
-        <m:r>
-          <w:rPr>
-            <w:rFonts w:ascii="Cambria Math" w:hAnsi="Cambria Math"/>
-          </w:rPr>
-          <m:t>ADec(</m:t>
-        </m:r>
-        <m:r>
-          <w:rPr>
-            <w:rFonts w:ascii="Cambria Math" w:hAnsi="Cambria Math"/>
-          </w:rPr>
-          <m:t>sk</m:t>
+          <m:t>S=ADec(sk</m:t>
         </m:r>
         <m:r>
           <m:rPr>
@@ -3105,19 +2964,7 @@
           <w:rPr>
             <w:rFonts w:ascii="Cambria Math" w:hAnsi="Cambria Math"/>
           </w:rPr>
-          <m:t>S</m:t>
-        </m:r>
-        <m:r>
-          <w:rPr>
-            <w:rFonts w:ascii="Cambria Math" w:hAnsi="Cambria Math"/>
-          </w:rPr>
-          <m:t>enc</m:t>
-        </m:r>
-        <m:r>
-          <w:rPr>
-            <w:rFonts w:ascii="Cambria Math" w:hAnsi="Cambria Math"/>
-          </w:rPr>
-          <m:t>​)</m:t>
+          <m:t>Senc​)</m:t>
         </m:r>
       </m:oMath>
     </w:p>
@@ -3140,15 +2987,7 @@
         </m:r>
       </m:oMath>
       <w:r>
-        <w:t>（</w:t>
-      </w:r>
-      <w:proofErr w:type="gramStart"/>
-      <w:r>
-        <w:t>关联值</w:t>
-      </w:r>
-      <w:proofErr w:type="gramEnd"/>
-      <w:r>
-        <w:t>之和）</w:t>
+        <w:t>（关联值之和）</w:t>
       </w:r>
     </w:p>
     <w:p>
@@ -3210,7 +3049,7 @@
                     <pic:cNvPicPr/>
                   </pic:nvPicPr>
                   <pic:blipFill>
-                    <a:blip r:embed="rId8"/>
+                    <a:blip r:embed="rId9"/>
                     <a:stretch>
                       <a:fillRect/>
                     </a:stretch>
@@ -3248,7 +3087,6 @@
         </w:rPr>
         <w:t xml:space="preserve">2. </w:t>
       </w:r>
-      <w:proofErr w:type="gramStart"/>
       <w:r>
         <w:rPr>
           <w:b/>
@@ -3256,7 +3094,6 @@
         </w:rPr>
         <w:t>哈希到曲线</w:t>
       </w:r>
-      <w:proofErr w:type="gramEnd"/>
     </w:p>
     <w:p>
       <w:pPr>
@@ -3285,7 +3122,7 @@
                     <pic:cNvPicPr/>
                   </pic:nvPicPr>
                   <pic:blipFill>
-                    <a:blip r:embed="rId9"/>
+                    <a:blip r:embed="rId10"/>
                     <a:stretch>
                       <a:fillRect/>
                     </a:stretch>
@@ -3347,7 +3184,7 @@
                     <pic:cNvPicPr/>
                   </pic:nvPicPr>
                   <pic:blipFill>
-                    <a:blip r:embed="rId10"/>
+                    <a:blip r:embed="rId11"/>
                     <a:stretch>
                       <a:fillRect/>
                     </a:stretch>
@@ -3371,7 +3208,6 @@
     <w:p>
       <w:pPr>
         <w:rPr>
-          <w:rFonts w:hint="eastAsia"/>
           <w:b/>
           <w:bCs/>
         </w:rPr>
@@ -3397,7 +3233,7 @@
                     <pic:cNvPicPr/>
                   </pic:nvPicPr>
                   <pic:blipFill>
-                    <a:blip r:embed="rId11"/>
+                    <a:blip r:embed="rId12"/>
                     <a:stretch>
                       <a:fillRect/>
                     </a:stretch>
@@ -3427,10 +3263,19 @@
       </w:pPr>
       <w:r>
         <w:rPr>
+          <w:rFonts w:hint="eastAsia"/>
           <w:b/>
           <w:bCs/>
         </w:rPr>
-        <w:t>数学安全性分析</w:t>
+        <w:t>4.</w:t>
+      </w:r>
+      <w:r>
+        <w:rPr>
+          <w:rFonts w:hint="eastAsia"/>
+          <w:b/>
+          <w:bCs/>
+        </w:rPr>
+        <w:t>运行结果</w:t>
       </w:r>
     </w:p>
     <w:p>
@@ -3442,36 +3287,229 @@
       </w:pPr>
       <w:r>
         <w:rPr>
+          <w:noProof/>
+        </w:rPr>
+        <w:drawing>
+          <wp:inline distT="0" distB="0" distL="0" distR="0" wp14:anchorId="2DCACEFA" wp14:editId="2AD92786">
+            <wp:extent cx="5274310" cy="1590675"/>
+            <wp:effectExtent l="0" t="0" r="2540" b="9525"/>
+            <wp:docPr id="589466474" name="图片 1"/>
+            <wp:cNvGraphicFramePr>
+              <a:graphicFrameLocks xmlns:a="http://schemas.openxmlformats.org/drawingml/2006/main" noChangeAspect="1"/>
+            </wp:cNvGraphicFramePr>
+            <a:graphic xmlns:a="http://schemas.openxmlformats.org/drawingml/2006/main">
+              <a:graphicData uri="http://schemas.openxmlformats.org/drawingml/2006/picture">
+                <pic:pic xmlns:pic="http://schemas.openxmlformats.org/drawingml/2006/picture">
+                  <pic:nvPicPr>
+                    <pic:cNvPr id="589466474" name=""/>
+                    <pic:cNvPicPr/>
+                  </pic:nvPicPr>
+                  <pic:blipFill>
+                    <a:blip r:embed="rId13"/>
+                    <a:stretch>
+                      <a:fillRect/>
+                    </a:stretch>
+                  </pic:blipFill>
+                  <pic:spPr>
+                    <a:xfrm>
+                      <a:off x="0" y="0"/>
+                      <a:ext cx="5274310" cy="1590675"/>
+                    </a:xfrm>
+                    <a:prstGeom prst="rect">
+                      <a:avLst/>
+                    </a:prstGeom>
+                  </pic:spPr>
+                </pic:pic>
+              </a:graphicData>
+            </a:graphic>
+          </wp:inline>
+        </w:drawing>
+      </w:r>
+    </w:p>
+    <w:p>
+      <w:pPr>
+        <w:rPr>
           <w:b/>
           <w:bCs/>
         </w:rPr>
-        <w:t xml:space="preserve">1. </w:t>
-      </w:r>
-      <w:r>
+      </w:pPr>
+      <w:r>
+        <w:rPr>
+          <w:noProof/>
+        </w:rPr>
+        <w:drawing>
+          <wp:inline distT="0" distB="0" distL="0" distR="0" wp14:anchorId="333A8CF8" wp14:editId="4DA932A1">
+            <wp:extent cx="5274310" cy="881017"/>
+            <wp:effectExtent l="0" t="0" r="2540" b="0"/>
+            <wp:docPr id="958758010" name="图片 1"/>
+            <wp:cNvGraphicFramePr>
+              <a:graphicFrameLocks xmlns:a="http://schemas.openxmlformats.org/drawingml/2006/main" noChangeAspect="1"/>
+            </wp:cNvGraphicFramePr>
+            <a:graphic xmlns:a="http://schemas.openxmlformats.org/drawingml/2006/main">
+              <a:graphicData uri="http://schemas.openxmlformats.org/drawingml/2006/picture">
+                <pic:pic xmlns:pic="http://schemas.openxmlformats.org/drawingml/2006/picture">
+                  <pic:nvPicPr>
+                    <pic:cNvPr id="958758010" name=""/>
+                    <pic:cNvPicPr/>
+                  </pic:nvPicPr>
+                  <pic:blipFill rotWithShape="1">
+                    <a:blip r:embed="rId14"/>
+                    <a:srcRect t="48917"/>
+                    <a:stretch>
+                      <a:fillRect/>
+                    </a:stretch>
+                  </pic:blipFill>
+                  <pic:spPr bwMode="auto">
+                    <a:xfrm>
+                      <a:off x="0" y="0"/>
+                      <a:ext cx="5274310" cy="881017"/>
+                    </a:xfrm>
+                    <a:prstGeom prst="rect">
+                      <a:avLst/>
+                    </a:prstGeom>
+                    <a:ln>
+                      <a:noFill/>
+                    </a:ln>
+                    <a:extLst>
+                      <a:ext uri="{53640926-AAD7-44D8-BBD7-CCE9431645EC}">
+                        <a14:shadowObscured xmlns:a14="http://schemas.microsoft.com/office/drawing/2010/main"/>
+                      </a:ext>
+                    </a:extLst>
+                  </pic:spPr>
+                </pic:pic>
+              </a:graphicData>
+            </a:graphic>
+          </wp:inline>
+        </w:drawing>
+      </w:r>
+    </w:p>
+    <w:p>
+      <w:pPr>
         <w:rPr>
           <w:b/>
           <w:bCs/>
         </w:rPr>
-        <w:t>隐私保护原理</w:t>
+      </w:pPr>
+      <w:r>
+        <w:rPr>
+          <w:noProof/>
+        </w:rPr>
+        <w:drawing>
+          <wp:inline distT="0" distB="0" distL="0" distR="0" wp14:anchorId="068B4AB9" wp14:editId="792C9E16">
+            <wp:extent cx="5274310" cy="2764155"/>
+            <wp:effectExtent l="0" t="0" r="2540" b="0"/>
+            <wp:docPr id="291350463" name="图片 1"/>
+            <wp:cNvGraphicFramePr>
+              <a:graphicFrameLocks xmlns:a="http://schemas.openxmlformats.org/drawingml/2006/main" noChangeAspect="1"/>
+            </wp:cNvGraphicFramePr>
+            <a:graphic xmlns:a="http://schemas.openxmlformats.org/drawingml/2006/main">
+              <a:graphicData uri="http://schemas.openxmlformats.org/drawingml/2006/picture">
+                <pic:pic xmlns:pic="http://schemas.openxmlformats.org/drawingml/2006/picture">
+                  <pic:nvPicPr>
+                    <pic:cNvPr id="291350463" name=""/>
+                    <pic:cNvPicPr/>
+                  </pic:nvPicPr>
+                  <pic:blipFill>
+                    <a:blip r:embed="rId15"/>
+                    <a:stretch>
+                      <a:fillRect/>
+                    </a:stretch>
+                  </pic:blipFill>
+                  <pic:spPr>
+                    <a:xfrm>
+                      <a:off x="0" y="0"/>
+                      <a:ext cx="5274310" cy="2764155"/>
+                    </a:xfrm>
+                    <a:prstGeom prst="rect">
+                      <a:avLst/>
+                    </a:prstGeom>
+                  </pic:spPr>
+                </pic:pic>
+              </a:graphicData>
+            </a:graphic>
+          </wp:inline>
+        </w:drawing>
       </w:r>
     </w:p>
     <w:p>
       <w:pPr>
-        <w:numPr>
-          <w:ilvl w:val="0"/>
-          <w:numId w:val="17"/>
-        </w:numPr>
-      </w:pPr>
-      <w:r>
-        <w:t>​</w:t>
-      </w:r>
-      <w:r>
+        <w:rPr>
+          <w:rFonts w:hint="eastAsia"/>
+        </w:rPr>
+      </w:pPr>
+      <w:r>
+        <w:rPr>
+          <w:rFonts w:hint="eastAsia"/>
+        </w:rPr>
+        <w:lastRenderedPageBreak/>
+        <w:t>根据运行结果显示，代码成功生成了</w:t>
+      </w:r>
+      <w:r>
+        <w:rPr>
+          <w:rFonts w:hint="eastAsia"/>
+        </w:rPr>
+        <w:t>paillier</w:t>
+      </w:r>
+      <w:r>
+        <w:rPr>
+          <w:rFonts w:hint="eastAsia"/>
+        </w:rPr>
+        <w:t>密钥对并进行了</w:t>
+      </w:r>
+      <w:r>
+        <w:rPr>
+          <w:rFonts w:hint="eastAsia"/>
+        </w:rPr>
+        <w:t>3</w:t>
+      </w:r>
+      <w:r>
+        <w:rPr>
+          <w:rFonts w:hint="eastAsia"/>
+        </w:rPr>
+        <w:t>轮交互，计算交集和与期望和相同，协议正确执行。</w:t>
+      </w:r>
+    </w:p>
+    <w:p>
+      <w:pPr>
         <w:rPr>
           <w:b/>
           <w:bCs/>
         </w:rPr>
-        <w:t>​</w:t>
-      </w:r>
+      </w:pPr>
+      <w:r>
+        <w:rPr>
+          <w:b/>
+          <w:bCs/>
+        </w:rPr>
+        <w:t>数学安全性分析</w:t>
+      </w:r>
+    </w:p>
+    <w:p>
+      <w:pPr>
+        <w:rPr>
+          <w:b/>
+          <w:bCs/>
+        </w:rPr>
+      </w:pPr>
+      <w:r>
+        <w:rPr>
+          <w:b/>
+          <w:bCs/>
+        </w:rPr>
+        <w:t xml:space="preserve">1. </w:t>
+      </w:r>
+      <w:r>
+        <w:rPr>
+          <w:b/>
+          <w:bCs/>
+        </w:rPr>
+        <w:t>隐私保护原理</w:t>
+      </w:r>
+    </w:p>
+    <w:p>
+      <w:pPr>
+        <w:ind w:left="720"/>
+      </w:pPr>
       <w:r>
         <w:rPr>
           <w:b/>
@@ -3500,25 +3538,7 @@
           <w:rPr>
             <w:rFonts w:ascii="Cambria Math" w:hAnsi="Cambria Math"/>
           </w:rPr>
-          <m:t>[</m:t>
-        </m:r>
-        <m:r>
-          <w:rPr>
-            <w:rFonts w:ascii="Cambria Math" w:hAnsi="Cambria Math"/>
-          </w:rPr>
-          <m:t>k]H</m:t>
-        </m:r>
-        <m:r>
-          <w:rPr>
-            <w:rFonts w:ascii="Cambria Math" w:hAnsi="Cambria Math"/>
-          </w:rPr>
-          <m:t>(</m:t>
-        </m:r>
-        <m:r>
-          <w:rPr>
-            <w:rFonts w:ascii="Cambria Math" w:hAnsi="Cambria Math"/>
-          </w:rPr>
-          <m:t>v)</m:t>
+          <m:t>[k]H(v)</m:t>
         </m:r>
       </m:oMath>
       <w:r>
@@ -3550,42 +3570,20 @@
     </w:p>
     <w:p>
       <w:pPr>
-        <w:numPr>
-          <w:ilvl w:val="0"/>
-          <w:numId w:val="17"/>
-        </w:numPr>
-      </w:pPr>
-      <w:r>
-        <w:t>​</w:t>
-      </w:r>
+        <w:ind w:left="720"/>
+      </w:pPr>
       <w:r>
         <w:rPr>
           <w:b/>
           <w:bCs/>
         </w:rPr>
-        <w:t>​</w:t>
-      </w:r>
-      <w:proofErr w:type="gramStart"/>
+        <w:t>关联值隐藏</w:t>
+      </w:r>
       <w:r>
         <w:rPr>
           <w:b/>
           <w:bCs/>
         </w:rPr>
-        <w:t>关联值</w:t>
-      </w:r>
-      <w:proofErr w:type="gramEnd"/>
-      <w:r>
-        <w:rPr>
-          <w:b/>
-          <w:bCs/>
-        </w:rPr>
-        <w:t>隐藏</w:t>
-      </w:r>
-      <w:r>
-        <w:rPr>
-          <w:b/>
-          <w:bCs/>
-        </w:rPr>
         <w:t>​</w:t>
       </w:r>
       <w:r>
@@ -3594,13 +3592,8 @@
       <w:r>
         <w:t>：</w:t>
       </w:r>
-      <w:proofErr w:type="spellStart"/>
-      <w:r>
-        <w:t>Paillier</w:t>
-      </w:r>
-      <w:proofErr w:type="spellEnd"/>
-      <w:r>
-        <w:t xml:space="preserve"> </w:t>
+      <w:r>
+        <w:t xml:space="preserve">Paillier </w:t>
       </w:r>
       <w:r>
         <w:t>加密的语义安全性保护</w:t>
@@ -3646,21 +3639,8 @@
     </w:p>
     <w:p>
       <w:pPr>
-        <w:numPr>
-          <w:ilvl w:val="0"/>
-          <w:numId w:val="17"/>
-        </w:numPr>
-      </w:pPr>
-      <w:r>
-        <w:t>​</w:t>
-      </w:r>
-      <w:r>
-        <w:rPr>
-          <w:b/>
-          <w:bCs/>
-        </w:rPr>
-        <w:t>​</w:t>
-      </w:r>
+        <w:ind w:left="720"/>
+      </w:pPr>
       <w:r>
         <w:rPr>
           <w:b/>
@@ -3769,25 +3749,7 @@
               <w:rPr>
                 <w:rFonts w:ascii="Cambria Math" w:hAnsi="Cambria Math"/>
               </w:rPr>
-              <m:t>k</m:t>
-            </m:r>
-            <m:r>
-              <w:rPr>
-                <w:rFonts w:ascii="Cambria Math" w:hAnsi="Cambria Math"/>
-              </w:rPr>
-              <m:t>1</m:t>
-            </m:r>
-            <m:r>
-              <w:rPr>
-                <w:rFonts w:ascii="Cambria Math" w:hAnsi="Cambria Math"/>
-              </w:rPr>
-              <m:t>​k</m:t>
-            </m:r>
-            <m:r>
-              <w:rPr>
-                <w:rFonts w:ascii="Cambria Math" w:hAnsi="Cambria Math"/>
-              </w:rPr>
-              <m:t>2</m:t>
+              <m:t>k1​k2</m:t>
             </m:r>
           </m:sup>
         </m:sSup>
@@ -3845,13 +3807,7 @@
           <w:rPr>
             <w:rFonts w:ascii="Cambria Math" w:hAnsi="Cambria Math"/>
           </w:rPr>
-          <m:t>vi​=wj​</m:t>
-        </m:r>
-        <m:r>
-          <w:rPr>
-            <w:rFonts w:ascii="Cambria Math" w:hAnsi="Cambria Math"/>
-          </w:rPr>
-          <m:t> </m:t>
+          <m:t>vi​=wj​ </m:t>
         </m:r>
       </m:oMath>
       <w:r>
@@ -3905,13 +3861,7 @@
             <w:rPr>
               <w:rFonts w:ascii="Cambria Math" w:hAnsi="Cambria Math"/>
             </w:rPr>
-            <m:t>​]H</m:t>
-          </m:r>
-          <m:r>
-            <w:rPr>
-              <w:rFonts w:ascii="Cambria Math" w:hAnsi="Cambria Math"/>
-            </w:rPr>
-            <m:t>(</m:t>
+            <m:t>​]H(</m:t>
           </m:r>
           <m:sSub>
             <m:sSubPr>
@@ -3986,6 +3936,9 @@
             <m:t>​</m:t>
           </m:r>
           <m:r>
+            <m:rPr>
+              <m:sty m:val="p"/>
+            </m:rPr>
             <w:rPr>
               <w:rFonts w:ascii="Cambria Math" w:hAnsi="Cambria Math"/>
             </w:rPr>
@@ -4084,13 +4037,7 @@
             <w:rPr>
               <w:rFonts w:ascii="Cambria Math" w:hAnsi="Cambria Math"/>
             </w:rPr>
-            <m:t>​=</m:t>
-          </m:r>
-          <m:r>
-            <w:rPr>
-              <w:rFonts w:ascii="Cambria Math" w:hAnsi="Cambria Math"/>
-            </w:rPr>
-            <m:t>[</m:t>
+            <m:t>​=[</m:t>
           </m:r>
           <m:sSub>
             <m:sSubPr>
@@ -4121,13 +4068,7 @@
                 <w:rPr>
                   <w:rFonts w:ascii="Cambria Math" w:hAnsi="Cambria Math"/>
                 </w:rPr>
-                <m:t>1</m:t>
-              </m:r>
-              <m:r>
-                <w:rPr>
-                  <w:rFonts w:ascii="Cambria Math" w:hAnsi="Cambria Math"/>
-                </w:rPr>
-                <m:t>​</m:t>
+                <m:t>1​</m:t>
               </m:r>
             </m:sub>
           </m:sSub>
@@ -4162,13 +4103,7 @@
             <w:rPr>
               <w:rFonts w:ascii="Cambria Math" w:hAnsi="Cambria Math"/>
             </w:rPr>
-            <m:t>​]H</m:t>
-          </m:r>
-          <m:r>
-            <w:rPr>
-              <w:rFonts w:ascii="Cambria Math" w:hAnsi="Cambria Math"/>
-            </w:rPr>
-            <m:t>(</m:t>
+            <m:t>​]H(</m:t>
           </m:r>
           <m:sSub>
             <m:sSubPr>
@@ -4243,6 +4178,9 @@
             <m:t>​</m:t>
           </m:r>
           <m:r>
+            <m:rPr>
+              <m:sty m:val="p"/>
+            </m:rPr>
             <w:rPr>
               <w:rFonts w:ascii="Cambria Math" w:hAnsi="Cambria Math"/>
             </w:rPr>
@@ -4341,13 +4279,7 @@
             <w:rPr>
               <w:rFonts w:ascii="Cambria Math" w:hAnsi="Cambria Math"/>
             </w:rPr>
-            <m:t>​=</m:t>
-          </m:r>
-          <m:r>
-            <w:rPr>
-              <w:rFonts w:ascii="Cambria Math" w:hAnsi="Cambria Math"/>
-            </w:rPr>
-            <m:t>[</m:t>
+            <m:t>​=[</m:t>
           </m:r>
           <m:sSub>
             <m:sSubPr>
@@ -4419,13 +4351,7 @@
             <w:rPr>
               <w:rFonts w:ascii="Cambria Math" w:hAnsi="Cambria Math"/>
             </w:rPr>
-            <m:t>​]H</m:t>
-          </m:r>
-          <m:r>
-            <w:rPr>
-              <w:rFonts w:ascii="Cambria Math" w:hAnsi="Cambria Math"/>
-            </w:rPr>
-            <m:t>(</m:t>
+            <m:t>​]H(</m:t>
           </m:r>
           <m:sSub>
             <m:sSubPr>
@@ -4464,13 +4390,7 @@
             <w:rPr>
               <w:rFonts w:ascii="Cambria Math" w:hAnsi="Cambria Math"/>
             </w:rPr>
-            <m:t>​)=</m:t>
-          </m:r>
-          <m:r>
-            <w:rPr>
-              <w:rFonts w:ascii="Cambria Math" w:hAnsi="Cambria Math"/>
-            </w:rPr>
-            <m:t>[</m:t>
+            <m:t>​)=[</m:t>
           </m:r>
           <m:sSub>
             <m:sSubPr>
@@ -4542,13 +4462,7 @@
             <w:rPr>
               <w:rFonts w:ascii="Cambria Math" w:hAnsi="Cambria Math"/>
             </w:rPr>
-            <m:t>​]H</m:t>
-          </m:r>
-          <m:r>
-            <w:rPr>
-              <w:rFonts w:ascii="Cambria Math" w:hAnsi="Cambria Math"/>
-            </w:rPr>
-            <m:t>(</m:t>
+            <m:t>​]H(</m:t>
           </m:r>
           <m:sSub>
             <m:sSubPr>
@@ -4590,6 +4504,9 @@
             <m:t>​)</m:t>
           </m:r>
           <m:r>
+            <m:rPr>
+              <m:sty m:val="p"/>
+            </m:rPr>
             <w:br/>
           </m:r>
         </m:oMath>
@@ -4722,33 +4639,74 @@
     </w:p>
     <w:p>
       <w:pPr>
-        <w:numPr>
-          <w:ilvl w:val="0"/>
-          <w:numId w:val="18"/>
-        </w:numPr>
-      </w:pPr>
-      <w:r>
-        <w:t>​</w:t>
-      </w:r>
+        <w:ind w:left="720"/>
+      </w:pPr>
       <w:r>
         <w:rPr>
           <w:b/>
           <w:bCs/>
         </w:rPr>
-        <w:t>​</w:t>
+        <w:t>点运算</w:t>
       </w:r>
       <w:r>
         <w:rPr>
           <w:b/>
           <w:bCs/>
         </w:rPr>
-        <w:t>点运算</w:t>
-      </w:r>
+        <w:t>​</w:t>
+      </w:r>
+      <w:r>
+        <w:t>​</w:t>
+      </w:r>
+      <w:r>
+        <w:t>：</w:t>
+      </w:r>
+      <w:r>
+        <w:t xml:space="preserve">double-and-add </w:t>
+      </w:r>
+      <w:r>
+        <w:t>算法复杂度</w:t>
+      </w:r>
+      <w:r>
+        <w:t> </w:t>
+      </w:r>
+      <w:r>
+        <w:rPr>
+          <w:i/>
+          <w:iCs/>
+        </w:rPr>
+        <w:t>O</w:t>
+      </w:r>
+      <w:r>
+        <w:t>(log</w:t>
+      </w:r>
+      <w:r>
+        <w:rPr>
+          <w:i/>
+          <w:iCs/>
+        </w:rPr>
+        <w:t>k</w:t>
+      </w:r>
+      <w:r>
+        <w:t>)</w:t>
+      </w:r>
+    </w:p>
+    <w:p>
+      <w:pPr>
+        <w:ind w:left="720"/>
+      </w:pPr>
       <w:r>
         <w:rPr>
           <w:b/>
           <w:bCs/>
         </w:rPr>
+        <w:t>批量处理</w:t>
+      </w:r>
+      <w:r>
+        <w:rPr>
+          <w:b/>
+          <w:bCs/>
+        </w:rPr>
         <w:t>​</w:t>
       </w:r>
       <w:r>
@@ -4758,152 +4716,58 @@
         <w:t>：</w:t>
       </w:r>
       <w:r>
-        <w:t xml:space="preserve">double-and-add </w:t>
-      </w:r>
-      <w:r>
-        <w:t>算法复杂度</w:t>
+        <w:t xml:space="preserve">Paillier </w:t>
+      </w:r>
+      <w:r>
+        <w:t>支持同态加法</w:t>
       </w:r>
       <w:r>
         <w:t> </w:t>
+      </w:r>
+      <w:r>
+        <w:rPr>
+          <w:rFonts w:ascii="Cambria Math" w:hAnsi="Cambria Math" w:cs="Cambria Math"/>
+        </w:rPr>
+        <w:t>⊕</w:t>
       </w:r>
       <w:r>
         <w:rPr>
           <w:i/>
           <w:iCs/>
         </w:rPr>
-        <w:t>O</w:t>
-      </w:r>
-      <w:r>
-        <w:t>(</w:t>
-      </w:r>
-      <w:proofErr w:type="spellStart"/>
-      <w:r>
-        <w:t>log</w:t>
+        <w:t>j</w:t>
+      </w:r>
+      <w:r>
+        <w:rPr>
+          <w:rFonts w:ascii="Cambria Math" w:hAnsi="Cambria Math" w:cs="Cambria Math"/>
+        </w:rPr>
+        <w:t>∈</w:t>
       </w:r>
       <w:r>
         <w:rPr>
           <w:i/>
           <w:iCs/>
         </w:rPr>
-        <w:t>k</w:t>
-      </w:r>
-      <w:proofErr w:type="spellEnd"/>
-      <w:r>
-        <w:t>)</w:t>
+        <w:t>J</w:t>
+      </w:r>
+      <w:r>
+        <w:t>​</w:t>
+      </w:r>
+      <w:r>
+        <w:rPr>
+          <w:i/>
+          <w:iCs/>
+        </w:rPr>
+        <w:t>Bj</w:t>
+      </w:r>
+      <w:r>
+        <w:t>​</w:t>
       </w:r>
     </w:p>
     <w:p>
       <w:pPr>
-        <w:numPr>
-          <w:ilvl w:val="0"/>
-          <w:numId w:val="18"/>
-        </w:numPr>
-      </w:pPr>
-      <w:r>
-        <w:t>​</w:t>
-      </w:r>
-      <w:r>
-        <w:rPr>
-          <w:b/>
-          <w:bCs/>
-        </w:rPr>
-        <w:t>​</w:t>
-      </w:r>
-      <w:r>
-        <w:rPr>
-          <w:b/>
-          <w:bCs/>
-        </w:rPr>
-        <w:t>批量处理</w:t>
-      </w:r>
-      <w:r>
-        <w:rPr>
-          <w:b/>
-          <w:bCs/>
-        </w:rPr>
-        <w:t>​</w:t>
-      </w:r>
-      <w:r>
-        <w:t>​</w:t>
-      </w:r>
-      <w:r>
-        <w:t>：</w:t>
-      </w:r>
-      <w:proofErr w:type="spellStart"/>
-      <w:r>
-        <w:t>Paillier</w:t>
-      </w:r>
-      <w:proofErr w:type="spellEnd"/>
-      <w:r>
-        <w:t xml:space="preserve"> </w:t>
-      </w:r>
-      <w:r>
-        <w:t>支持同态加法</w:t>
-      </w:r>
-      <w:r>
-        <w:t> </w:t>
-      </w:r>
-      <w:r>
-        <w:rPr>
-          <w:rFonts w:ascii="Cambria Math" w:hAnsi="Cambria Math" w:cs="Cambria Math"/>
-        </w:rPr>
-        <w:t>⊕</w:t>
-      </w:r>
-      <w:proofErr w:type="spellStart"/>
-      <w:r>
-        <w:rPr>
-          <w:i/>
-          <w:iCs/>
-        </w:rPr>
-        <w:t>j</w:t>
-      </w:r>
-      <w:r>
-        <w:rPr>
-          <w:rFonts w:ascii="Cambria Math" w:hAnsi="Cambria Math" w:cs="Cambria Math"/>
-        </w:rPr>
-        <w:t>∈</w:t>
-      </w:r>
-      <w:r>
-        <w:rPr>
-          <w:i/>
-          <w:iCs/>
-        </w:rPr>
-        <w:t>J</w:t>
-      </w:r>
-      <w:proofErr w:type="spellEnd"/>
-      <w:r>
-        <w:t>​</w:t>
-      </w:r>
-      <w:proofErr w:type="spellStart"/>
-      <w:r>
-        <w:rPr>
-          <w:i/>
-          <w:iCs/>
-        </w:rPr>
-        <w:t>Bj</w:t>
-      </w:r>
-      <w:proofErr w:type="spellEnd"/>
-      <w:r>
-        <w:t>​</w:t>
-      </w:r>
-    </w:p>
-    <w:p>
-      <w:pPr>
-        <w:numPr>
-          <w:ilvl w:val="0"/>
-          <w:numId w:val="18"/>
-        </w:numPr>
-      </w:pPr>
-      <w:r>
-        <w:t>​</w:t>
-      </w:r>
-      <w:r>
-        <w:rPr>
-          <w:b/>
-          <w:bCs/>
-        </w:rPr>
-        <w:t>​</w:t>
-      </w:r>
+        <w:ind w:left="720"/>
+      </w:pPr>
       <w:r>
         <w:rPr>
           <w:b/>
@@ -4939,7 +4803,7 @@
     </w:p>
     <w:p/>
     <w:sectPr>
-      <w:footerReference w:type="default" r:id="rId12"/>
+      <w:footerReference w:type="default" r:id="rId16"/>
       <w:pgSz w:w="11906" w:h="16838"/>
       <w:pgMar w:top="1440" w:right="1800" w:bottom="1440" w:left="1800" w:header="851" w:footer="992" w:gutter="0"/>
       <w:cols w:space="425"/>
@@ -8179,6 +8043,7 @@
   <w:style w:type="character" w:default="1" w:styleId="a0">
     <w:name w:val="Default Paragraph Font"/>
     <w:uiPriority w:val="1"/>
+    <w:semiHidden/>
     <w:unhideWhenUsed/>
   </w:style>
   <w:style w:type="table" w:default="1" w:styleId="a1">

--- a/Project6/说明文档.docx
+++ b/Project6/说明文档.docx
@@ -87,7 +87,7 @@
           <w:sz w:val="56"/>
           <w:szCs w:val="56"/>
         </w:rPr>
-        <w:t>Project6</w:t>
+        <w:t>创新创业实践</w:t>
       </w:r>
     </w:p>
     <w:p>
@@ -108,6 +108,27 @@
           <w:sz w:val="56"/>
           <w:szCs w:val="56"/>
         </w:rPr>
+        <w:t>Project6</w:t>
+      </w:r>
+    </w:p>
+    <w:p>
+      <w:pPr>
+        <w:jc w:val="center"/>
+        <w:rPr>
+          <w:b/>
+          <w:bCs/>
+          <w:sz w:val="56"/>
+          <w:szCs w:val="56"/>
+        </w:rPr>
+      </w:pPr>
+      <w:r>
+        <w:rPr>
+          <w:rFonts w:hint="eastAsia"/>
+          <w:b/>
+          <w:bCs/>
+          <w:sz w:val="56"/>
+          <w:szCs w:val="56"/>
+        </w:rPr>
         <w:t>说明文档</w:t>
       </w:r>
     </w:p>
@@ -129,8 +150,8 @@
     </w:p>
     <w:p>
       <w:pPr>
-        <w:jc w:val="center"/>
-        <w:rPr>
+        <w:rPr>
+          <w:rFonts w:hint="eastAsia"/>
           <w:b/>
           <w:bCs/>
           <w:sz w:val="48"/>
@@ -142,17 +163,6 @@
       <w:pPr>
         <w:jc w:val="center"/>
         <w:rPr>
-          <w:b/>
-          <w:bCs/>
-          <w:sz w:val="48"/>
-          <w:szCs w:val="48"/>
-        </w:rPr>
-      </w:pPr>
-    </w:p>
-    <w:p>
-      <w:pPr>
-        <w:jc w:val="center"/>
-        <w:rPr>
           <w:sz w:val="44"/>
           <w:szCs w:val="44"/>
         </w:rPr>
@@ -185,21 +195,15 @@
     </w:p>
     <w:p/>
     <w:p>
-      <w:r>
+      <w:pPr>
+        <w:pStyle w:val="1"/>
+      </w:pPr>
+      <w:r>
+        <w:rPr>
+          <w:rFonts w:hint="eastAsia"/>
+        </w:rPr>
         <w:lastRenderedPageBreak/>
-        <w:t>以下是对论文</w:t>
-      </w:r>
-      <w:r>
-        <w:t xml:space="preserve"> Section 3.1 (Figure 2) </w:t>
-      </w:r>
-      <w:r>
-        <w:t>中</w:t>
-      </w:r>
-      <w:r>
-        <w:t xml:space="preserve"> DDH-based Private Intersection-Sum </w:t>
-      </w:r>
-      <w:r>
-        <w:t>协议的数学推导与表示，结合提供的代码实现进行分析：</w:t>
+        <w:t>一、数学推导表示</w:t>
       </w:r>
     </w:p>
     <w:p>
@@ -1446,7 +1450,6 @@
         <w:ind w:left="720"/>
       </w:pPr>
       <w:r>
-        <w:lastRenderedPageBreak/>
         <w:t>发送随机排列的</w:t>
       </w:r>
       <m:oMath>
@@ -1553,6 +1556,7 @@
     </w:p>
     <w:p>
       <w:r>
+        <w:lastRenderedPageBreak/>
         <w:t>​</w:t>
       </w:r>
       <w:r>
@@ -2992,16 +2996,15 @@
     </w:p>
     <w:p>
       <w:pPr>
-        <w:rPr>
-          <w:b/>
-          <w:bCs/>
-        </w:rPr>
-      </w:pPr>
-      <w:r>
-        <w:rPr>
-          <w:b/>
-          <w:bCs/>
-        </w:rPr>
+        <w:pStyle w:val="1"/>
+      </w:pPr>
+      <w:r>
+        <w:rPr>
+          <w:rFonts w:hint="eastAsia"/>
+        </w:rPr>
+        <w:t>二、</w:t>
+      </w:r>
+      <w:r>
         <w:t>关键算法实现</w:t>
       </w:r>
     </w:p>
@@ -3432,11 +3435,6 @@
       </w:r>
     </w:p>
     <w:p>
-      <w:pPr>
-        <w:rPr>
-          <w:rFonts w:hint="eastAsia"/>
-        </w:rPr>
-      </w:pPr>
       <w:r>
         <w:rPr>
           <w:rFonts w:hint="eastAsia"/>
